--- a/revision_notes/Rev_61_0_final.docx
+++ b/revision_notes/Rev_61_0_final.docx
@@ -232,8 +232,17 @@
           <w:sz w:val="20"/>
           <w:szCs w:val="20"/>
         </w:rPr>
-        <w:t>output files being review</w:t>
-      </w:r>
+        <w:t xml:space="preserve">output files being </w:t>
+      </w:r>
+      <w:proofErr w:type="gramStart"/>
+      <w:r>
+        <w:rPr>
+          <w:sz w:val="20"/>
+          <w:szCs w:val="20"/>
+        </w:rPr>
+        <w:t>review</w:t>
+      </w:r>
+      <w:proofErr w:type="gramEnd"/>
       <w:r>
         <w:rPr>
           <w:sz w:val="20"/>
@@ -439,6 +448,7 @@
         <w:t xml:space="preserve"> file added (this file is hard coded and not currently included in </w:t>
       </w:r>
       <w:proofErr w:type="spellStart"/>
+      <w:proofErr w:type="gramStart"/>
       <w:r>
         <w:rPr>
           <w:rFonts w:cstheme="minorHAnsi"/>
@@ -458,6 +468,7 @@
         </w:rPr>
         <w:t>;</w:t>
       </w:r>
+      <w:proofErr w:type="gramEnd"/>
     </w:p>
     <w:p>
       <w:pPr>
@@ -1010,8 +1021,19 @@
           <w:sz w:val="24"/>
           <w:szCs w:val="24"/>
         </w:rPr>
-        <w:t>Output files written for the SWIFT program are being written to a SWIFT directory to keep them separate from other files;</w:t>
-      </w:r>
+        <w:t xml:space="preserve">Output files written for the SWIFT program are being written to a SWIFT directory to keep them separate from other </w:t>
+      </w:r>
+      <w:proofErr w:type="gramStart"/>
+      <w:r>
+        <w:rPr>
+          <w:rFonts w:ascii="Calibri" w:eastAsia="Calibri" w:hAnsi="Calibri" w:cs="Times New Roman"/>
+          <w:bCs/>
+          <w:sz w:val="24"/>
+          <w:szCs w:val="24"/>
+        </w:rPr>
+        <w:t>files;</w:t>
+      </w:r>
+      <w:proofErr w:type="gramEnd"/>
     </w:p>
     <w:p>
       <w:pPr>
@@ -1083,13 +1105,23 @@
         </w:rPr>
         <w:t>*_</w:t>
       </w:r>
-      <w:r>
-        <w:rPr>
-          <w:bCs/>
-          <w:sz w:val="24"/>
-          <w:szCs w:val="24"/>
-        </w:rPr>
-        <w:t>PW  output files have a new variable added to the file named STRSS  (This was added by Ryan Bailey and is the stress on salts</w:t>
+      <w:proofErr w:type="gramStart"/>
+      <w:r>
+        <w:rPr>
+          <w:bCs/>
+          <w:sz w:val="24"/>
+          <w:szCs w:val="24"/>
+        </w:rPr>
+        <w:t>PW  output</w:t>
+      </w:r>
+      <w:proofErr w:type="gramEnd"/>
+      <w:r>
+        <w:rPr>
+          <w:bCs/>
+          <w:sz w:val="24"/>
+          <w:szCs w:val="24"/>
+        </w:rPr>
+        <w:t xml:space="preserve"> files have a new variable added to the file named STRSS  (This was added by Ryan Bailey and is the stress on salts</w:t>
       </w:r>
       <w:r>
         <w:rPr>
@@ -1253,8 +1285,19 @@
           <w:sz w:val="24"/>
           <w:szCs w:val="24"/>
         </w:rPr>
-        <w:t>Added new outputs named UPTAKE and IN_PLANT to the following pesticide output files: (currently do not have any sample files);</w:t>
-      </w:r>
+        <w:t>Added new outputs named UPTAKE and IN_PLANT to the following pesticide output files: (currently do not have any sample files</w:t>
+      </w:r>
+      <w:proofErr w:type="gramStart"/>
+      <w:r>
+        <w:rPr>
+          <w:rFonts w:cstheme="minorHAnsi"/>
+          <w:bCs/>
+          <w:sz w:val="24"/>
+          <w:szCs w:val="24"/>
+        </w:rPr>
+        <w:t>);</w:t>
+      </w:r>
+      <w:proofErr w:type="gramEnd"/>
     </w:p>
     <w:p>
       <w:pPr>
@@ -1416,16 +1459,36 @@
           <w:sz w:val="24"/>
           <w:szCs w:val="24"/>
         </w:rPr>
-        <w:t>NB output files</w:t>
-      </w:r>
+        <w:t xml:space="preserve">NB output </w:t>
+      </w:r>
+      <w:proofErr w:type="gramStart"/>
       <w:r>
         <w:rPr>
           <w:rFonts w:cstheme="minorHAnsi"/>
-          <w:bCs/>
-          <w:sz w:val="24"/>
-          <w:szCs w:val="24"/>
-        </w:rPr>
-        <w:t xml:space="preserve">; </w:t>
+          <w:b/>
+          <w:sz w:val="24"/>
+          <w:szCs w:val="24"/>
+        </w:rPr>
+        <w:t>files</w:t>
+      </w:r>
+      <w:r>
+        <w:rPr>
+          <w:rFonts w:cstheme="minorHAnsi"/>
+          <w:bCs/>
+          <w:sz w:val="24"/>
+          <w:szCs w:val="24"/>
+        </w:rPr>
+        <w:t>;</w:t>
+      </w:r>
+      <w:proofErr w:type="gramEnd"/>
+      <w:r>
+        <w:rPr>
+          <w:rFonts w:cstheme="minorHAnsi"/>
+          <w:bCs/>
+          <w:sz w:val="24"/>
+          <w:szCs w:val="24"/>
+        </w:rPr>
+        <w:t xml:space="preserve"> </w:t>
       </w:r>
       <w:r>
         <w:rPr>
@@ -1642,8 +1705,19 @@
           <w:szCs w:val="24"/>
         </w:rPr>
         <w:br/>
-        <w:t>-Added columns RCV_TYP and RCV_NUM to the files;</w:t>
-      </w:r>
+        <w:t xml:space="preserve">-Added columns RCV_TYP and RCV_NUM to the </w:t>
+      </w:r>
+      <w:proofErr w:type="gramStart"/>
+      <w:r>
+        <w:rPr>
+          <w:rFonts w:cstheme="minorHAnsi"/>
+          <w:bCs/>
+          <w:sz w:val="24"/>
+          <w:szCs w:val="24"/>
+        </w:rPr>
+        <w:t>files;</w:t>
+      </w:r>
+      <w:proofErr w:type="gramEnd"/>
     </w:p>
     <w:p>
       <w:pPr>
@@ -2284,7 +2358,27 @@
           <w:sz w:val="24"/>
           <w:szCs w:val="28"/>
         </w:rPr>
-        <w:t xml:space="preserve">:  The inputs for LIN_SED/EXP_SED (mod spreadsheet) named SPCON and SPEXP in the code and cal_parms.cal file have been removed.  In the parameters.bsn file, put “NULL” for both for place holders;  </w:t>
+        <w:t xml:space="preserve">:  The inputs for LIN_SED/EXP_SED (mod spreadsheet) named SPCON and SPEXP in the code and cal_parms.cal file have been removed.  In the parameters.bsn file, put “NULL” for both for place </w:t>
+      </w:r>
+      <w:proofErr w:type="gramStart"/>
+      <w:r>
+        <w:rPr>
+          <w:rFonts w:eastAsia="Times New Roman"/>
+          <w:bCs/>
+          <w:sz w:val="24"/>
+          <w:szCs w:val="28"/>
+        </w:rPr>
+        <w:t>holders;</w:t>
+      </w:r>
+      <w:proofErr w:type="gramEnd"/>
+      <w:r>
+        <w:rPr>
+          <w:rFonts w:eastAsia="Times New Roman"/>
+          <w:bCs/>
+          <w:sz w:val="24"/>
+          <w:szCs w:val="28"/>
+        </w:rPr>
+        <w:t xml:space="preserve">  </w:t>
       </w:r>
     </w:p>
     <w:p>
@@ -2414,7 +2508,17 @@
           <w:sz w:val="24"/>
           <w:szCs w:val="28"/>
         </w:rPr>
-        <w:t xml:space="preserve"> module active</w:t>
+        <w:t xml:space="preserve"> module </w:t>
+      </w:r>
+      <w:proofErr w:type="gramStart"/>
+      <w:r>
+        <w:rPr>
+          <w:rFonts w:eastAsia="Times New Roman"/>
+          <w:bCs/>
+          <w:sz w:val="24"/>
+          <w:szCs w:val="28"/>
+        </w:rPr>
+        <w:t>active</w:t>
       </w:r>
       <w:r>
         <w:rPr>
@@ -2425,6 +2529,7 @@
         </w:rPr>
         <w:t>;</w:t>
       </w:r>
+      <w:proofErr w:type="gramEnd"/>
     </w:p>
     <w:p>
       <w:pPr>
@@ -2534,8 +2639,19 @@
           <w:szCs w:val="24"/>
         </w:rPr>
         <w:tab/>
-        <w:t>original channel routing code using QUAL-2E for nutrient transport;</w:t>
-      </w:r>
+        <w:t xml:space="preserve">original channel routing code using QUAL-2E for nutrient </w:t>
+      </w:r>
+      <w:proofErr w:type="gramStart"/>
+      <w:r>
+        <w:rPr>
+          <w:rFonts w:ascii="Calibri" w:eastAsia="Calibri" w:hAnsi="Calibri" w:cs="Times New Roman"/>
+          <w:bCs/>
+          <w:sz w:val="24"/>
+          <w:szCs w:val="24"/>
+        </w:rPr>
+        <w:t>transport;</w:t>
+      </w:r>
+      <w:proofErr w:type="gramEnd"/>
     </w:p>
     <w:p>
       <w:pPr>
@@ -2602,8 +2718,19 @@
           <w:sz w:val="24"/>
           <w:szCs w:val="24"/>
         </w:rPr>
-        <w:t>wetlands.  Using QUAL-2E for nutrient transport;</w:t>
-      </w:r>
+        <w:t xml:space="preserve">wetlands.  Using QUAL-2E for nutrient </w:t>
+      </w:r>
+      <w:proofErr w:type="gramStart"/>
+      <w:r>
+        <w:rPr>
+          <w:rFonts w:ascii="Calibri" w:eastAsia="Calibri" w:hAnsi="Calibri" w:cs="Times New Roman"/>
+          <w:bCs/>
+          <w:sz w:val="24"/>
+          <w:szCs w:val="24"/>
+        </w:rPr>
+        <w:t>transport;</w:t>
+      </w:r>
+      <w:proofErr w:type="gramEnd"/>
     </w:p>
     <w:p>
       <w:pPr>
@@ -2711,8 +2838,19 @@
           <w:sz w:val="24"/>
           <w:szCs w:val="24"/>
         </w:rPr>
-        <w:t>The default for I_FPWET == 2;</w:t>
-      </w:r>
+        <w:t xml:space="preserve">The default for I_FPWET == </w:t>
+      </w:r>
+      <w:proofErr w:type="gramStart"/>
+      <w:r>
+        <w:rPr>
+          <w:rFonts w:ascii="Calibri" w:eastAsia="Calibri" w:hAnsi="Calibri" w:cs="Times New Roman"/>
+          <w:bCs/>
+          <w:sz w:val="24"/>
+          <w:szCs w:val="24"/>
+        </w:rPr>
+        <w:t>2;</w:t>
+      </w:r>
+      <w:proofErr w:type="gramEnd"/>
     </w:p>
     <w:p>
       <w:pPr>
@@ -2864,50 +3002,83 @@
           <w:sz w:val="24"/>
           <w:szCs w:val="28"/>
         </w:rPr>
-        <w:t xml:space="preserve"> (default);</w:t>
-      </w:r>
-    </w:p>
-    <w:p>
-      <w:pPr>
-        <w:spacing w:after="0" w:line="240" w:lineRule="auto"/>
-        <w:rPr>
-          <w:rFonts w:eastAsia="Times New Roman"/>
-          <w:bCs/>
-          <w:sz w:val="24"/>
-          <w:szCs w:val="28"/>
-        </w:rPr>
-      </w:pPr>
-      <w:r>
-        <w:rPr>
-          <w:rFonts w:eastAsia="Times New Roman"/>
-          <w:bCs/>
-          <w:sz w:val="24"/>
-          <w:szCs w:val="28"/>
-        </w:rPr>
-        <w:tab/>
-        <w:t>y == prints yearly;</w:t>
-      </w:r>
-    </w:p>
-    <w:p>
-      <w:pPr>
-        <w:spacing w:after="0" w:line="240" w:lineRule="auto"/>
-        <w:rPr>
-          <w:rFonts w:eastAsia="Times New Roman"/>
-          <w:bCs/>
-          <w:sz w:val="24"/>
-          <w:szCs w:val="28"/>
-        </w:rPr>
-      </w:pPr>
-      <w:r>
-        <w:rPr>
-          <w:rFonts w:eastAsia="Times New Roman"/>
-          <w:bCs/>
-          <w:sz w:val="24"/>
-          <w:szCs w:val="28"/>
-        </w:rPr>
-        <w:tab/>
-        <w:t>b== prints both average annual and yearly;</w:t>
-      </w:r>
+        <w:t xml:space="preserve"> (default</w:t>
+      </w:r>
+      <w:proofErr w:type="gramStart"/>
+      <w:r>
+        <w:rPr>
+          <w:rFonts w:eastAsia="Times New Roman"/>
+          <w:bCs/>
+          <w:sz w:val="24"/>
+          <w:szCs w:val="28"/>
+        </w:rPr>
+        <w:t>);</w:t>
+      </w:r>
+      <w:proofErr w:type="gramEnd"/>
+    </w:p>
+    <w:p>
+      <w:pPr>
+        <w:spacing w:after="0" w:line="240" w:lineRule="auto"/>
+        <w:rPr>
+          <w:rFonts w:eastAsia="Times New Roman"/>
+          <w:bCs/>
+          <w:sz w:val="24"/>
+          <w:szCs w:val="28"/>
+        </w:rPr>
+      </w:pPr>
+      <w:r>
+        <w:rPr>
+          <w:rFonts w:eastAsia="Times New Roman"/>
+          <w:bCs/>
+          <w:sz w:val="24"/>
+          <w:szCs w:val="28"/>
+        </w:rPr>
+        <w:tab/>
+        <w:t xml:space="preserve">y == prints </w:t>
+      </w:r>
+      <w:proofErr w:type="gramStart"/>
+      <w:r>
+        <w:rPr>
+          <w:rFonts w:eastAsia="Times New Roman"/>
+          <w:bCs/>
+          <w:sz w:val="24"/>
+          <w:szCs w:val="28"/>
+        </w:rPr>
+        <w:t>yearly;</w:t>
+      </w:r>
+      <w:proofErr w:type="gramEnd"/>
+    </w:p>
+    <w:p>
+      <w:pPr>
+        <w:spacing w:after="0" w:line="240" w:lineRule="auto"/>
+        <w:rPr>
+          <w:rFonts w:eastAsia="Times New Roman"/>
+          <w:bCs/>
+          <w:sz w:val="24"/>
+          <w:szCs w:val="28"/>
+        </w:rPr>
+      </w:pPr>
+      <w:r>
+        <w:rPr>
+          <w:rFonts w:eastAsia="Times New Roman"/>
+          <w:bCs/>
+          <w:sz w:val="24"/>
+          <w:szCs w:val="28"/>
+        </w:rPr>
+        <w:tab/>
+        <w:t xml:space="preserve">b== prints both average annual and </w:t>
+      </w:r>
+      <w:proofErr w:type="gramStart"/>
+      <w:r>
+        <w:rPr>
+          <w:rFonts w:eastAsia="Times New Roman"/>
+          <w:bCs/>
+          <w:sz w:val="24"/>
+          <w:szCs w:val="28"/>
+        </w:rPr>
+        <w:t>yearly;</w:t>
+      </w:r>
+      <w:proofErr w:type="gramEnd"/>
     </w:p>
     <w:p>
       <w:pPr>
@@ -4102,14 +4273,25 @@
         </w:rPr>
         <w:t>OBJECT.CNT</w:t>
       </w:r>
-      <w:r>
-        <w:rPr>
-          <w:rFonts w:eastAsia="Times New Roman"/>
-          <w:bCs/>
-          <w:sz w:val="24"/>
-          <w:szCs w:val="28"/>
-        </w:rPr>
-        <w:t>:  ‘MFL’ column header is ‘GWFL’</w:t>
+      <w:proofErr w:type="gramStart"/>
+      <w:r>
+        <w:rPr>
+          <w:rFonts w:eastAsia="Times New Roman"/>
+          <w:bCs/>
+          <w:sz w:val="24"/>
+          <w:szCs w:val="28"/>
+        </w:rPr>
+        <w:t>:  ‘</w:t>
+      </w:r>
+      <w:proofErr w:type="gramEnd"/>
+      <w:r>
+        <w:rPr>
+          <w:rFonts w:eastAsia="Times New Roman"/>
+          <w:bCs/>
+          <w:sz w:val="24"/>
+          <w:szCs w:val="28"/>
+        </w:rPr>
+        <w:t>MFL’ column header is ‘GWFL’</w:t>
       </w:r>
       <w:r>
         <w:rPr>
@@ -4152,7 +4334,27 @@
           <w:sz w:val="24"/>
           <w:szCs w:val="28"/>
         </w:rPr>
-        <w:t xml:space="preserve"> file:  old BEDLDCOEF renamed to BANKFULL_FLO; </w:t>
+        <w:t xml:space="preserve"> file:  old BEDLDCOEF renamed to BANKFULL_</w:t>
+      </w:r>
+      <w:proofErr w:type="gramStart"/>
+      <w:r>
+        <w:rPr>
+          <w:rFonts w:eastAsia="Times New Roman"/>
+          <w:bCs/>
+          <w:sz w:val="24"/>
+          <w:szCs w:val="28"/>
+        </w:rPr>
+        <w:t>FLO;</w:t>
+      </w:r>
+      <w:proofErr w:type="gramEnd"/>
+      <w:r>
+        <w:rPr>
+          <w:rFonts w:eastAsia="Times New Roman"/>
+          <w:bCs/>
+          <w:sz w:val="24"/>
+          <w:szCs w:val="28"/>
+        </w:rPr>
+        <w:t xml:space="preserve"> </w:t>
       </w:r>
     </w:p>
     <w:p>
@@ -4660,8 +4862,19 @@
           <w:sz w:val="24"/>
           <w:szCs w:val="24"/>
         </w:rPr>
-        <w:t xml:space="preserve"> changed from 0.7/1.3 to 0.8/1.2;</w:t>
-      </w:r>
+        <w:t xml:space="preserve"> changed from 0.7/1.3 to </w:t>
+      </w:r>
+      <w:proofErr w:type="gramStart"/>
+      <w:r>
+        <w:rPr>
+          <w:rFonts w:ascii="Calibri" w:eastAsia="Calibri" w:hAnsi="Calibri" w:cs="Times New Roman"/>
+          <w:bCs/>
+          <w:sz w:val="24"/>
+          <w:szCs w:val="24"/>
+        </w:rPr>
+        <w:t>0.8/1.2;</w:t>
+      </w:r>
+      <w:proofErr w:type="gramEnd"/>
     </w:p>
     <w:p>
       <w:pPr>
@@ -7405,7 +7618,27 @@
           <w:sz w:val="24"/>
           <w:szCs w:val="28"/>
         </w:rPr>
-        <w:t xml:space="preserve"> file – new option added for printing floodplain water balance data;  HYD_TYP == ch_fp;   </w:t>
+        <w:t xml:space="preserve"> file – new option added for printing floodplain water balance </w:t>
+      </w:r>
+      <w:proofErr w:type="gramStart"/>
+      <w:r>
+        <w:rPr>
+          <w:rFonts w:eastAsia="Times New Roman"/>
+          <w:bCs/>
+          <w:sz w:val="24"/>
+          <w:szCs w:val="28"/>
+        </w:rPr>
+        <w:t>data;  HYD</w:t>
+      </w:r>
+      <w:proofErr w:type="gramEnd"/>
+      <w:r>
+        <w:rPr>
+          <w:rFonts w:eastAsia="Times New Roman"/>
+          <w:bCs/>
+          <w:sz w:val="24"/>
+          <w:szCs w:val="28"/>
+        </w:rPr>
+        <w:t xml:space="preserve">_TYP == ch_fp;   </w:t>
       </w:r>
     </w:p>
     <w:p>
@@ -8474,7 +8707,21 @@
         <w:rPr>
           <w:bCs/>
         </w:rPr>
-        <w:t>NOTE:  The source code for the variable named ‘DAYS_MAT’ column in this file has been edited.  If the amount is input as a negative number the input is considered to be heat units to maturity;  If it is positive, the input is days to maturity.   All entries are currently days to maturity.</w:t>
+        <w:t xml:space="preserve">NOTE:  The source code for the variable named ‘DAYS_MAT’ column in this file has been edited.  If the amount is input as a negative number the input is considered to be heat units to </w:t>
+      </w:r>
+      <w:proofErr w:type="gramStart"/>
+      <w:r>
+        <w:rPr>
+          <w:bCs/>
+        </w:rPr>
+        <w:t>maturity;  If</w:t>
+      </w:r>
+      <w:proofErr w:type="gramEnd"/>
+      <w:r>
+        <w:rPr>
+          <w:bCs/>
+        </w:rPr>
+        <w:t xml:space="preserve"> it is positive, the input is days to maturity.   All entries are currently days to maturity.</w:t>
       </w:r>
     </w:p>
     <w:p>
@@ -8851,27 +9098,67 @@
           <w:sz w:val="24"/>
           <w:szCs w:val="24"/>
         </w:rPr>
-        <w:t xml:space="preserve">- WEATHER-STA.CLI -  The column originally used for WNDIR  is now for PET filenames. </w:t>
-      </w:r>
-    </w:p>
-    <w:p>
-      <w:pPr>
-        <w:spacing w:after="0" w:line="240" w:lineRule="auto"/>
-        <w:rPr>
-          <w:rFonts w:ascii="Calibri" w:eastAsia="Calibri" w:hAnsi="Calibri" w:cs="Times New Roman"/>
-          <w:bCs/>
-          <w:sz w:val="24"/>
-          <w:szCs w:val="24"/>
-        </w:rPr>
-      </w:pPr>
-      <w:r>
-        <w:rPr>
-          <w:rFonts w:ascii="Calibri" w:eastAsia="Calibri" w:hAnsi="Calibri" w:cs="Times New Roman"/>
-          <w:bCs/>
-          <w:sz w:val="24"/>
-          <w:szCs w:val="24"/>
-        </w:rPr>
-        <w:t xml:space="preserve">- PET.CLI  was added  with a list of all files </w:t>
+        <w:t xml:space="preserve">- WEATHER-STA.CLI </w:t>
+      </w:r>
+      <w:proofErr w:type="gramStart"/>
+      <w:r>
+        <w:rPr>
+          <w:rFonts w:ascii="Calibri" w:eastAsia="Calibri" w:hAnsi="Calibri" w:cs="Times New Roman"/>
+          <w:bCs/>
+          <w:sz w:val="24"/>
+          <w:szCs w:val="24"/>
+        </w:rPr>
+        <w:t>-  The</w:t>
+      </w:r>
+      <w:proofErr w:type="gramEnd"/>
+      <w:r>
+        <w:rPr>
+          <w:rFonts w:ascii="Calibri" w:eastAsia="Calibri" w:hAnsi="Calibri" w:cs="Times New Roman"/>
+          <w:bCs/>
+          <w:sz w:val="24"/>
+          <w:szCs w:val="24"/>
+        </w:rPr>
+        <w:t xml:space="preserve"> column originally used for WNDIR  is now for PET filenames. </w:t>
+      </w:r>
+    </w:p>
+    <w:p>
+      <w:pPr>
+        <w:spacing w:after="0" w:line="240" w:lineRule="auto"/>
+        <w:rPr>
+          <w:rFonts w:ascii="Calibri" w:eastAsia="Calibri" w:hAnsi="Calibri" w:cs="Times New Roman"/>
+          <w:bCs/>
+          <w:sz w:val="24"/>
+          <w:szCs w:val="24"/>
+        </w:rPr>
+      </w:pPr>
+      <w:r>
+        <w:rPr>
+          <w:rFonts w:ascii="Calibri" w:eastAsia="Calibri" w:hAnsi="Calibri" w:cs="Times New Roman"/>
+          <w:bCs/>
+          <w:sz w:val="24"/>
+          <w:szCs w:val="24"/>
+        </w:rPr>
+        <w:t xml:space="preserve">- </w:t>
+      </w:r>
+      <w:proofErr w:type="gramStart"/>
+      <w:r>
+        <w:rPr>
+          <w:rFonts w:ascii="Calibri" w:eastAsia="Calibri" w:hAnsi="Calibri" w:cs="Times New Roman"/>
+          <w:bCs/>
+          <w:sz w:val="24"/>
+          <w:szCs w:val="24"/>
+        </w:rPr>
+        <w:t>PET.CLI  was</w:t>
+      </w:r>
+      <w:proofErr w:type="gramEnd"/>
+      <w:r>
+        <w:rPr>
+          <w:rFonts w:ascii="Calibri" w:eastAsia="Calibri" w:hAnsi="Calibri" w:cs="Times New Roman"/>
+          <w:bCs/>
+          <w:sz w:val="24"/>
+          <w:szCs w:val="24"/>
+        </w:rPr>
+        <w:t xml:space="preserve"> added  with a list of all files </w:t>
       </w:r>
     </w:p>
     <w:p>
@@ -8893,14 +9180,25 @@
         </w:rPr>
         <w:t xml:space="preserve">- Measured PET files are </w:t>
       </w:r>
-      <w:r>
-        <w:rPr>
-          <w:rFonts w:ascii="Calibri" w:eastAsia="Calibri" w:hAnsi="Calibri" w:cs="Times New Roman"/>
-          <w:bCs/>
-          <w:sz w:val="24"/>
-          <w:szCs w:val="24"/>
-        </w:rPr>
-        <w:t xml:space="preserve">similar to the other daily climate files and are </w:t>
+      <w:proofErr w:type="gramStart"/>
+      <w:r>
+        <w:rPr>
+          <w:rFonts w:ascii="Calibri" w:eastAsia="Calibri" w:hAnsi="Calibri" w:cs="Times New Roman"/>
+          <w:bCs/>
+          <w:sz w:val="24"/>
+          <w:szCs w:val="24"/>
+        </w:rPr>
+        <w:t>similar to</w:t>
+      </w:r>
+      <w:proofErr w:type="gramEnd"/>
+      <w:r>
+        <w:rPr>
+          <w:rFonts w:ascii="Calibri" w:eastAsia="Calibri" w:hAnsi="Calibri" w:cs="Times New Roman"/>
+          <w:bCs/>
+          <w:sz w:val="24"/>
+          <w:szCs w:val="24"/>
+        </w:rPr>
+        <w:t xml:space="preserve"> the other daily climate files and are </w:t>
       </w:r>
       <w:r>
         <w:rPr>
@@ -8992,7 +9290,17 @@
           <w:sz w:val="24"/>
           <w:szCs w:val="24"/>
         </w:rPr>
-        <w:t xml:space="preserve"> in standard file</w:t>
+        <w:t xml:space="preserve"> in standard </w:t>
+      </w:r>
+      <w:proofErr w:type="gramStart"/>
+      <w:r>
+        <w:rPr>
+          <w:rFonts w:ascii="Calibri" w:eastAsia="Calibri" w:hAnsi="Calibri" w:cs="Times New Roman"/>
+          <w:bCs/>
+          <w:sz w:val="24"/>
+          <w:szCs w:val="24"/>
+        </w:rPr>
+        <w:t>file</w:t>
       </w:r>
       <w:r>
         <w:rPr>
@@ -9003,6 +9311,7 @@
         </w:rPr>
         <w:t>;</w:t>
       </w:r>
+      <w:proofErr w:type="gramEnd"/>
     </w:p>
     <w:p>
       <w:pPr>
@@ -9079,7 +9388,27 @@
           <w:sz w:val="28"/>
           <w:szCs w:val="28"/>
         </w:rPr>
-        <w:t xml:space="preserve">’ column at the end of each line with a value of 0.01 for all;  </w:t>
+        <w:t xml:space="preserve">’ column at the end of each line with a value of 0.01 for </w:t>
+      </w:r>
+      <w:proofErr w:type="gramStart"/>
+      <w:r>
+        <w:rPr>
+          <w:rFonts w:ascii="Calibri" w:eastAsia="Calibri" w:hAnsi="Calibri" w:cs="Times New Roman"/>
+          <w:bCs/>
+          <w:sz w:val="28"/>
+          <w:szCs w:val="28"/>
+        </w:rPr>
+        <w:t>all;</w:t>
+      </w:r>
+      <w:proofErr w:type="gramEnd"/>
+      <w:r>
+        <w:rPr>
+          <w:rFonts w:ascii="Calibri" w:eastAsia="Calibri" w:hAnsi="Calibri" w:cs="Times New Roman"/>
+          <w:bCs/>
+          <w:sz w:val="28"/>
+          <w:szCs w:val="28"/>
+        </w:rPr>
+        <w:t xml:space="preserve">  </w:t>
       </w:r>
     </w:p>
     <w:p>
@@ -9213,6 +9542,18 @@
     </w:p>
     <w:p>
       <w:pPr>
+        <w:spacing w:after="0" w:line="240" w:lineRule="auto"/>
+        <w:ind w:left="360"/>
+        <w:rPr>
+          <w:rFonts w:ascii="Calibri" w:eastAsia="Calibri" w:hAnsi="Calibri" w:cs="Times New Roman"/>
+          <w:bCs/>
+          <w:sz w:val="28"/>
+          <w:szCs w:val="28"/>
+        </w:rPr>
+      </w:pPr>
+    </w:p>
+    <w:p>
+      <w:pPr>
         <w:rPr>
           <w:rFonts w:cstheme="minorHAnsi"/>
           <w:bCs/>
@@ -9437,8 +9778,19 @@
           <w:sz w:val="28"/>
           <w:szCs w:val="28"/>
         </w:rPr>
-        <w:t>Fixed the SWIFT message on the screen at simulation time;</w:t>
-      </w:r>
+        <w:t xml:space="preserve">Fixed the SWIFT message on the screen at simulation </w:t>
+      </w:r>
+      <w:proofErr w:type="gramStart"/>
+      <w:r>
+        <w:rPr>
+          <w:rFonts w:ascii="Calibri" w:eastAsia="Calibri" w:hAnsi="Calibri" w:cs="Times New Roman"/>
+          <w:bCs/>
+          <w:sz w:val="28"/>
+          <w:szCs w:val="28"/>
+        </w:rPr>
+        <w:t>time;</w:t>
+      </w:r>
+      <w:proofErr w:type="gramEnd"/>
     </w:p>
     <w:p>
       <w:pPr>
@@ -9547,77 +9899,168 @@
           <w:sz w:val="24"/>
           <w:szCs w:val="24"/>
         </w:rPr>
-        <w:t>ch_rthsed.f90</w:t>
-      </w:r>
-    </w:p>
-    <w:p>
-      <w:pPr>
-        <w:spacing w:after="0" w:line="240" w:lineRule="auto"/>
-        <w:rPr>
-          <w:rFonts w:ascii="Calibri" w:eastAsia="Calibri" w:hAnsi="Calibri" w:cs="Times New Roman"/>
-          <w:bCs/>
-          <w:sz w:val="24"/>
-          <w:szCs w:val="24"/>
-        </w:rPr>
-      </w:pPr>
-      <w:r>
-        <w:rPr>
-          <w:rFonts w:ascii="Calibri" w:eastAsia="Calibri" w:hAnsi="Calibri" w:cs="Times New Roman"/>
-          <w:bCs/>
-          <w:sz w:val="24"/>
-          <w:szCs w:val="24"/>
-        </w:rPr>
         <w:lastRenderedPageBreak/>
-        <w:t>ch_rtsed.f90</w:t>
-      </w:r>
-    </w:p>
-    <w:p>
-      <w:pPr>
-        <w:spacing w:after="0" w:line="240" w:lineRule="auto"/>
-        <w:rPr>
-          <w:rFonts w:ascii="Calibri" w:eastAsia="Calibri" w:hAnsi="Calibri" w:cs="Times New Roman"/>
-          <w:bCs/>
-          <w:sz w:val="24"/>
-          <w:szCs w:val="24"/>
-        </w:rPr>
-      </w:pPr>
-      <w:r>
-        <w:rPr>
-          <w:rFonts w:ascii="Calibri" w:eastAsia="Calibri" w:hAnsi="Calibri" w:cs="Times New Roman"/>
-          <w:bCs/>
-          <w:sz w:val="24"/>
-          <w:szCs w:val="24"/>
-        </w:rPr>
-        <w:t>cli_tair.f90</w:t>
-      </w:r>
-    </w:p>
-    <w:p>
-      <w:pPr>
-        <w:spacing w:after="0" w:line="240" w:lineRule="auto"/>
-        <w:rPr>
-          <w:rFonts w:ascii="Calibri" w:eastAsia="Calibri" w:hAnsi="Calibri" w:cs="Times New Roman"/>
-          <w:bCs/>
-          <w:sz w:val="24"/>
-          <w:szCs w:val="24"/>
-        </w:rPr>
-      </w:pPr>
-      <w:r>
-        <w:rPr>
-          <w:rFonts w:ascii="Calibri" w:eastAsia="Calibri" w:hAnsi="Calibri" w:cs="Times New Roman"/>
-          <w:bCs/>
-          <w:sz w:val="24"/>
-          <w:szCs w:val="24"/>
-        </w:rPr>
-        <w:t>expo.f90</w:t>
-      </w:r>
-      <w:r>
-        <w:rPr>
-          <w:rFonts w:ascii="Calibri" w:eastAsia="Calibri" w:hAnsi="Calibri" w:cs="Times New Roman"/>
-          <w:bCs/>
-          <w:sz w:val="24"/>
-          <w:szCs w:val="24"/>
-        </w:rPr>
-        <w:t xml:space="preserve"> – This routine was deleted by the advice of Steve Lionel, the “Fortran Doctor”.  This routine was causing the DEBUG and RELEASE  versions to be different.  Removal of EXPO function and substituting with EXP function from advice of Doctor Fortran.   In addition, </w:t>
+        <w:t>ch_</w:t>
+      </w:r>
+      <w:proofErr w:type="gramStart"/>
+      <w:r>
+        <w:rPr>
+          <w:rFonts w:ascii="Calibri" w:eastAsia="Calibri" w:hAnsi="Calibri" w:cs="Times New Roman"/>
+          <w:bCs/>
+          <w:sz w:val="24"/>
+          <w:szCs w:val="24"/>
+        </w:rPr>
+        <w:t>rthsed.f</w:t>
+      </w:r>
+      <w:proofErr w:type="gramEnd"/>
+      <w:r>
+        <w:rPr>
+          <w:rFonts w:ascii="Calibri" w:eastAsia="Calibri" w:hAnsi="Calibri" w:cs="Times New Roman"/>
+          <w:bCs/>
+          <w:sz w:val="24"/>
+          <w:szCs w:val="24"/>
+        </w:rPr>
+        <w:t>90</w:t>
+      </w:r>
+    </w:p>
+    <w:p>
+      <w:pPr>
+        <w:spacing w:after="0" w:line="240" w:lineRule="auto"/>
+        <w:rPr>
+          <w:rFonts w:ascii="Calibri" w:eastAsia="Calibri" w:hAnsi="Calibri" w:cs="Times New Roman"/>
+          <w:bCs/>
+          <w:sz w:val="24"/>
+          <w:szCs w:val="24"/>
+        </w:rPr>
+      </w:pPr>
+      <w:r>
+        <w:rPr>
+          <w:rFonts w:ascii="Calibri" w:eastAsia="Calibri" w:hAnsi="Calibri" w:cs="Times New Roman"/>
+          <w:bCs/>
+          <w:sz w:val="24"/>
+          <w:szCs w:val="24"/>
+        </w:rPr>
+        <w:t>ch_</w:t>
+      </w:r>
+      <w:proofErr w:type="gramStart"/>
+      <w:r>
+        <w:rPr>
+          <w:rFonts w:ascii="Calibri" w:eastAsia="Calibri" w:hAnsi="Calibri" w:cs="Times New Roman"/>
+          <w:bCs/>
+          <w:sz w:val="24"/>
+          <w:szCs w:val="24"/>
+        </w:rPr>
+        <w:t>rtsed.f</w:t>
+      </w:r>
+      <w:proofErr w:type="gramEnd"/>
+      <w:r>
+        <w:rPr>
+          <w:rFonts w:ascii="Calibri" w:eastAsia="Calibri" w:hAnsi="Calibri" w:cs="Times New Roman"/>
+          <w:bCs/>
+          <w:sz w:val="24"/>
+          <w:szCs w:val="24"/>
+        </w:rPr>
+        <w:t>90</w:t>
+      </w:r>
+    </w:p>
+    <w:p>
+      <w:pPr>
+        <w:spacing w:after="0" w:line="240" w:lineRule="auto"/>
+        <w:rPr>
+          <w:rFonts w:ascii="Calibri" w:eastAsia="Calibri" w:hAnsi="Calibri" w:cs="Times New Roman"/>
+          <w:bCs/>
+          <w:sz w:val="24"/>
+          <w:szCs w:val="24"/>
+        </w:rPr>
+      </w:pPr>
+      <w:r>
+        <w:rPr>
+          <w:rFonts w:ascii="Calibri" w:eastAsia="Calibri" w:hAnsi="Calibri" w:cs="Times New Roman"/>
+          <w:bCs/>
+          <w:sz w:val="24"/>
+          <w:szCs w:val="24"/>
+        </w:rPr>
+        <w:t>cli_</w:t>
+      </w:r>
+      <w:proofErr w:type="gramStart"/>
+      <w:r>
+        <w:rPr>
+          <w:rFonts w:ascii="Calibri" w:eastAsia="Calibri" w:hAnsi="Calibri" w:cs="Times New Roman"/>
+          <w:bCs/>
+          <w:sz w:val="24"/>
+          <w:szCs w:val="24"/>
+        </w:rPr>
+        <w:t>tair.f</w:t>
+      </w:r>
+      <w:proofErr w:type="gramEnd"/>
+      <w:r>
+        <w:rPr>
+          <w:rFonts w:ascii="Calibri" w:eastAsia="Calibri" w:hAnsi="Calibri" w:cs="Times New Roman"/>
+          <w:bCs/>
+          <w:sz w:val="24"/>
+          <w:szCs w:val="24"/>
+        </w:rPr>
+        <w:t>90</w:t>
+      </w:r>
+    </w:p>
+    <w:p>
+      <w:pPr>
+        <w:spacing w:after="0" w:line="240" w:lineRule="auto"/>
+        <w:rPr>
+          <w:rFonts w:ascii="Calibri" w:eastAsia="Calibri" w:hAnsi="Calibri" w:cs="Times New Roman"/>
+          <w:bCs/>
+          <w:sz w:val="24"/>
+          <w:szCs w:val="24"/>
+        </w:rPr>
+      </w:pPr>
+      <w:proofErr w:type="gramStart"/>
+      <w:r>
+        <w:rPr>
+          <w:rFonts w:ascii="Calibri" w:eastAsia="Calibri" w:hAnsi="Calibri" w:cs="Times New Roman"/>
+          <w:bCs/>
+          <w:sz w:val="24"/>
+          <w:szCs w:val="24"/>
+        </w:rPr>
+        <w:t>expo.f</w:t>
+      </w:r>
+      <w:proofErr w:type="gramEnd"/>
+      <w:r>
+        <w:rPr>
+          <w:rFonts w:ascii="Calibri" w:eastAsia="Calibri" w:hAnsi="Calibri" w:cs="Times New Roman"/>
+          <w:bCs/>
+          <w:sz w:val="24"/>
+          <w:szCs w:val="24"/>
+        </w:rPr>
+        <w:t>90</w:t>
+      </w:r>
+      <w:r>
+        <w:rPr>
+          <w:rFonts w:ascii="Calibri" w:eastAsia="Calibri" w:hAnsi="Calibri" w:cs="Times New Roman"/>
+          <w:bCs/>
+          <w:sz w:val="24"/>
+          <w:szCs w:val="24"/>
+        </w:rPr>
+        <w:t xml:space="preserve"> – This routine was deleted by the advice of Steve Lionel, the “Fortran Doctor”.  This routine was causing the DEBUG and </w:t>
+      </w:r>
+      <w:proofErr w:type="gramStart"/>
+      <w:r>
+        <w:rPr>
+          <w:rFonts w:ascii="Calibri" w:eastAsia="Calibri" w:hAnsi="Calibri" w:cs="Times New Roman"/>
+          <w:bCs/>
+          <w:sz w:val="24"/>
+          <w:szCs w:val="24"/>
+        </w:rPr>
+        <w:t>RELEASE  versions</w:t>
+      </w:r>
+      <w:proofErr w:type="gramEnd"/>
+      <w:r>
+        <w:rPr>
+          <w:rFonts w:ascii="Calibri" w:eastAsia="Calibri" w:hAnsi="Calibri" w:cs="Times New Roman"/>
+          <w:bCs/>
+          <w:sz w:val="24"/>
+          <w:szCs w:val="24"/>
+        </w:rPr>
+        <w:t xml:space="preserve"> to be different.  Removal of EXPO function and substituting with EXP function from advice of Doctor Fortran.   In addition, </w:t>
       </w:r>
       <w:r>
         <w:rPr>
@@ -9772,87 +10215,187 @@
           <w:sz w:val="24"/>
           <w:szCs w:val="24"/>
         </w:rPr>
-        <w:t>gwflow_riv.f90</w:t>
-      </w:r>
-    </w:p>
-    <w:p>
-      <w:pPr>
-        <w:spacing w:after="0" w:line="240" w:lineRule="auto"/>
-        <w:rPr>
-          <w:rFonts w:ascii="Calibri" w:eastAsia="Calibri" w:hAnsi="Calibri" w:cs="Times New Roman"/>
-          <w:bCs/>
-          <w:sz w:val="24"/>
-          <w:szCs w:val="24"/>
-        </w:rPr>
-      </w:pPr>
-      <w:r>
-        <w:rPr>
-          <w:rFonts w:ascii="Calibri" w:eastAsia="Calibri" w:hAnsi="Calibri" w:cs="Times New Roman"/>
-          <w:bCs/>
-          <w:sz w:val="24"/>
-          <w:szCs w:val="24"/>
-        </w:rPr>
-        <w:t>NCsed_leach.f90</w:t>
-      </w:r>
-    </w:p>
-    <w:p>
-      <w:pPr>
-        <w:spacing w:after="0" w:line="240" w:lineRule="auto"/>
-        <w:rPr>
-          <w:rFonts w:ascii="Calibri" w:eastAsia="Calibri" w:hAnsi="Calibri" w:cs="Times New Roman"/>
-          <w:bCs/>
-          <w:sz w:val="24"/>
-          <w:szCs w:val="24"/>
-        </w:rPr>
-      </w:pPr>
-      <w:r>
-        <w:rPr>
-          <w:rFonts w:ascii="Calibri" w:eastAsia="Calibri" w:hAnsi="Calibri" w:cs="Times New Roman"/>
-          <w:bCs/>
-          <w:sz w:val="24"/>
-          <w:szCs w:val="24"/>
-        </w:rPr>
-        <w:t>salt_cha_res_read.f90</w:t>
-      </w:r>
-    </w:p>
-    <w:p>
-      <w:pPr>
-        <w:spacing w:after="0" w:line="240" w:lineRule="auto"/>
-        <w:rPr>
-          <w:rFonts w:ascii="Calibri" w:eastAsia="Calibri" w:hAnsi="Calibri" w:cs="Times New Roman"/>
-          <w:bCs/>
-          <w:sz w:val="24"/>
-          <w:szCs w:val="24"/>
-        </w:rPr>
-      </w:pPr>
-      <w:r>
-        <w:rPr>
-          <w:rFonts w:ascii="Calibri" w:eastAsia="Calibri" w:hAnsi="Calibri" w:cs="Times New Roman"/>
-          <w:bCs/>
-          <w:sz w:val="24"/>
-          <w:szCs w:val="24"/>
-        </w:rPr>
-        <w:t>scen_read_filterstrip.f90</w:t>
-      </w:r>
-    </w:p>
-    <w:p>
-      <w:pPr>
-        <w:spacing w:after="0" w:line="240" w:lineRule="auto"/>
-        <w:rPr>
-          <w:rFonts w:ascii="Calibri" w:eastAsia="Calibri" w:hAnsi="Calibri" w:cs="Times New Roman"/>
-          <w:bCs/>
-          <w:sz w:val="24"/>
-          <w:szCs w:val="24"/>
-        </w:rPr>
-      </w:pPr>
-      <w:r>
-        <w:rPr>
-          <w:rFonts w:ascii="Calibri" w:eastAsia="Calibri" w:hAnsi="Calibri" w:cs="Times New Roman"/>
-          <w:bCs/>
-          <w:sz w:val="24"/>
-          <w:szCs w:val="24"/>
-        </w:rPr>
-        <w:t>soil_nutcarb_output.f90</w:t>
+        <w:t>gwflow_</w:t>
+      </w:r>
+      <w:proofErr w:type="gramStart"/>
+      <w:r>
+        <w:rPr>
+          <w:rFonts w:ascii="Calibri" w:eastAsia="Calibri" w:hAnsi="Calibri" w:cs="Times New Roman"/>
+          <w:bCs/>
+          <w:sz w:val="24"/>
+          <w:szCs w:val="24"/>
+        </w:rPr>
+        <w:t>riv.f</w:t>
+      </w:r>
+      <w:proofErr w:type="gramEnd"/>
+      <w:r>
+        <w:rPr>
+          <w:rFonts w:ascii="Calibri" w:eastAsia="Calibri" w:hAnsi="Calibri" w:cs="Times New Roman"/>
+          <w:bCs/>
+          <w:sz w:val="24"/>
+          <w:szCs w:val="24"/>
+        </w:rPr>
+        <w:t>90</w:t>
+      </w:r>
+    </w:p>
+    <w:p>
+      <w:pPr>
+        <w:spacing w:after="0" w:line="240" w:lineRule="auto"/>
+        <w:rPr>
+          <w:rFonts w:ascii="Calibri" w:eastAsia="Calibri" w:hAnsi="Calibri" w:cs="Times New Roman"/>
+          <w:bCs/>
+          <w:sz w:val="24"/>
+          <w:szCs w:val="24"/>
+        </w:rPr>
+      </w:pPr>
+      <w:r>
+        <w:rPr>
+          <w:rFonts w:ascii="Calibri" w:eastAsia="Calibri" w:hAnsi="Calibri" w:cs="Times New Roman"/>
+          <w:bCs/>
+          <w:sz w:val="24"/>
+          <w:szCs w:val="24"/>
+        </w:rPr>
+        <w:t>NCsed_</w:t>
+      </w:r>
+      <w:proofErr w:type="gramStart"/>
+      <w:r>
+        <w:rPr>
+          <w:rFonts w:ascii="Calibri" w:eastAsia="Calibri" w:hAnsi="Calibri" w:cs="Times New Roman"/>
+          <w:bCs/>
+          <w:sz w:val="24"/>
+          <w:szCs w:val="24"/>
+        </w:rPr>
+        <w:t>leach.f</w:t>
+      </w:r>
+      <w:proofErr w:type="gramEnd"/>
+      <w:r>
+        <w:rPr>
+          <w:rFonts w:ascii="Calibri" w:eastAsia="Calibri" w:hAnsi="Calibri" w:cs="Times New Roman"/>
+          <w:bCs/>
+          <w:sz w:val="24"/>
+          <w:szCs w:val="24"/>
+        </w:rPr>
+        <w:t>90</w:t>
+      </w:r>
+    </w:p>
+    <w:p>
+      <w:pPr>
+        <w:spacing w:after="0" w:line="240" w:lineRule="auto"/>
+        <w:rPr>
+          <w:rFonts w:ascii="Calibri" w:eastAsia="Calibri" w:hAnsi="Calibri" w:cs="Times New Roman"/>
+          <w:bCs/>
+          <w:sz w:val="24"/>
+          <w:szCs w:val="24"/>
+        </w:rPr>
+      </w:pPr>
+      <w:r>
+        <w:rPr>
+          <w:rFonts w:ascii="Calibri" w:eastAsia="Calibri" w:hAnsi="Calibri" w:cs="Times New Roman"/>
+          <w:bCs/>
+          <w:sz w:val="24"/>
+          <w:szCs w:val="24"/>
+        </w:rPr>
+        <w:t>salt_cha_res_</w:t>
+      </w:r>
+      <w:proofErr w:type="gramStart"/>
+      <w:r>
+        <w:rPr>
+          <w:rFonts w:ascii="Calibri" w:eastAsia="Calibri" w:hAnsi="Calibri" w:cs="Times New Roman"/>
+          <w:bCs/>
+          <w:sz w:val="24"/>
+          <w:szCs w:val="24"/>
+        </w:rPr>
+        <w:t>read.f</w:t>
+      </w:r>
+      <w:proofErr w:type="gramEnd"/>
+      <w:r>
+        <w:rPr>
+          <w:rFonts w:ascii="Calibri" w:eastAsia="Calibri" w:hAnsi="Calibri" w:cs="Times New Roman"/>
+          <w:bCs/>
+          <w:sz w:val="24"/>
+          <w:szCs w:val="24"/>
+        </w:rPr>
+        <w:t>90</w:t>
+      </w:r>
+    </w:p>
+    <w:p>
+      <w:pPr>
+        <w:spacing w:after="0" w:line="240" w:lineRule="auto"/>
+        <w:rPr>
+          <w:rFonts w:ascii="Calibri" w:eastAsia="Calibri" w:hAnsi="Calibri" w:cs="Times New Roman"/>
+          <w:bCs/>
+          <w:sz w:val="24"/>
+          <w:szCs w:val="24"/>
+        </w:rPr>
+      </w:pPr>
+      <w:r>
+        <w:rPr>
+          <w:rFonts w:ascii="Calibri" w:eastAsia="Calibri" w:hAnsi="Calibri" w:cs="Times New Roman"/>
+          <w:bCs/>
+          <w:sz w:val="24"/>
+          <w:szCs w:val="24"/>
+        </w:rPr>
+        <w:t>scen_read_</w:t>
+      </w:r>
+      <w:proofErr w:type="gramStart"/>
+      <w:r>
+        <w:rPr>
+          <w:rFonts w:ascii="Calibri" w:eastAsia="Calibri" w:hAnsi="Calibri" w:cs="Times New Roman"/>
+          <w:bCs/>
+          <w:sz w:val="24"/>
+          <w:szCs w:val="24"/>
+        </w:rPr>
+        <w:t>filterstrip.f</w:t>
+      </w:r>
+      <w:proofErr w:type="gramEnd"/>
+      <w:r>
+        <w:rPr>
+          <w:rFonts w:ascii="Calibri" w:eastAsia="Calibri" w:hAnsi="Calibri" w:cs="Times New Roman"/>
+          <w:bCs/>
+          <w:sz w:val="24"/>
+          <w:szCs w:val="24"/>
+        </w:rPr>
+        <w:t>90</w:t>
+      </w:r>
+    </w:p>
+    <w:p>
+      <w:pPr>
+        <w:spacing w:after="0" w:line="240" w:lineRule="auto"/>
+        <w:rPr>
+          <w:rFonts w:ascii="Calibri" w:eastAsia="Calibri" w:hAnsi="Calibri" w:cs="Times New Roman"/>
+          <w:bCs/>
+          <w:sz w:val="24"/>
+          <w:szCs w:val="24"/>
+        </w:rPr>
+      </w:pPr>
+      <w:r>
+        <w:rPr>
+          <w:rFonts w:ascii="Calibri" w:eastAsia="Calibri" w:hAnsi="Calibri" w:cs="Times New Roman"/>
+          <w:bCs/>
+          <w:sz w:val="24"/>
+          <w:szCs w:val="24"/>
+        </w:rPr>
+        <w:t>soil_nutcarb_</w:t>
+      </w:r>
+      <w:proofErr w:type="gramStart"/>
+      <w:r>
+        <w:rPr>
+          <w:rFonts w:ascii="Calibri" w:eastAsia="Calibri" w:hAnsi="Calibri" w:cs="Times New Roman"/>
+          <w:bCs/>
+          <w:sz w:val="24"/>
+          <w:szCs w:val="24"/>
+        </w:rPr>
+        <w:t>output.f</w:t>
+      </w:r>
+      <w:proofErr w:type="gramEnd"/>
+      <w:r>
+        <w:rPr>
+          <w:rFonts w:ascii="Calibri" w:eastAsia="Calibri" w:hAnsi="Calibri" w:cs="Times New Roman"/>
+          <w:bCs/>
+          <w:sz w:val="24"/>
+          <w:szCs w:val="24"/>
+        </w:rPr>
+        <w:t>90</w:t>
       </w:r>
     </w:p>
     <w:p>
@@ -9905,27 +10448,67 @@
           <w:sz w:val="24"/>
           <w:szCs w:val="24"/>
         </w:rPr>
-        <w:t>cli_petmeas.f90</w:t>
-      </w:r>
-    </w:p>
-    <w:p>
-      <w:pPr>
-        <w:spacing w:after="0" w:line="240" w:lineRule="auto"/>
-        <w:rPr>
-          <w:rFonts w:ascii="Calibri" w:eastAsia="Calibri" w:hAnsi="Calibri" w:cs="Times New Roman"/>
-          <w:bCs/>
-          <w:sz w:val="24"/>
-          <w:szCs w:val="24"/>
-        </w:rPr>
-      </w:pPr>
-      <w:r>
-        <w:rPr>
-          <w:rFonts w:ascii="Calibri" w:eastAsia="Calibri" w:hAnsi="Calibri" w:cs="Times New Roman"/>
-          <w:bCs/>
-          <w:sz w:val="24"/>
-          <w:szCs w:val="24"/>
-        </w:rPr>
-        <w:t>carbon_read.f90</w:t>
+        <w:t>cli_</w:t>
+      </w:r>
+      <w:proofErr w:type="gramStart"/>
+      <w:r>
+        <w:rPr>
+          <w:rFonts w:ascii="Calibri" w:eastAsia="Calibri" w:hAnsi="Calibri" w:cs="Times New Roman"/>
+          <w:bCs/>
+          <w:sz w:val="24"/>
+          <w:szCs w:val="24"/>
+        </w:rPr>
+        <w:t>petmeas.f</w:t>
+      </w:r>
+      <w:proofErr w:type="gramEnd"/>
+      <w:r>
+        <w:rPr>
+          <w:rFonts w:ascii="Calibri" w:eastAsia="Calibri" w:hAnsi="Calibri" w:cs="Times New Roman"/>
+          <w:bCs/>
+          <w:sz w:val="24"/>
+          <w:szCs w:val="24"/>
+        </w:rPr>
+        <w:t>90</w:t>
+      </w:r>
+    </w:p>
+    <w:p>
+      <w:pPr>
+        <w:spacing w:after="0" w:line="240" w:lineRule="auto"/>
+        <w:rPr>
+          <w:rFonts w:ascii="Calibri" w:eastAsia="Calibri" w:hAnsi="Calibri" w:cs="Times New Roman"/>
+          <w:bCs/>
+          <w:sz w:val="24"/>
+          <w:szCs w:val="24"/>
+        </w:rPr>
+      </w:pPr>
+      <w:r>
+        <w:rPr>
+          <w:rFonts w:ascii="Calibri" w:eastAsia="Calibri" w:hAnsi="Calibri" w:cs="Times New Roman"/>
+          <w:bCs/>
+          <w:sz w:val="24"/>
+          <w:szCs w:val="24"/>
+        </w:rPr>
+        <w:t>carbon_</w:t>
+      </w:r>
+      <w:proofErr w:type="gramStart"/>
+      <w:r>
+        <w:rPr>
+          <w:rFonts w:ascii="Calibri" w:eastAsia="Calibri" w:hAnsi="Calibri" w:cs="Times New Roman"/>
+          <w:bCs/>
+          <w:sz w:val="24"/>
+          <w:szCs w:val="24"/>
+        </w:rPr>
+        <w:t>read.f</w:t>
+      </w:r>
+      <w:proofErr w:type="gramEnd"/>
+      <w:r>
+        <w:rPr>
+          <w:rFonts w:ascii="Calibri" w:eastAsia="Calibri" w:hAnsi="Calibri" w:cs="Times New Roman"/>
+          <w:bCs/>
+          <w:sz w:val="24"/>
+          <w:szCs w:val="24"/>
+        </w:rPr>
+        <w:t>90</w:t>
       </w:r>
     </w:p>
     <w:p>
@@ -9983,27 +10566,67 @@
           <w:sz w:val="24"/>
           <w:szCs w:val="24"/>
         </w:rPr>
-        <w:t>hru_carbon_output.f90</w:t>
-      </w:r>
-    </w:p>
-    <w:p>
-      <w:pPr>
-        <w:spacing w:after="0" w:line="240" w:lineRule="auto"/>
-        <w:rPr>
-          <w:rFonts w:ascii="Calibri" w:eastAsia="Calibri" w:hAnsi="Calibri" w:cs="Times New Roman"/>
-          <w:bCs/>
-          <w:sz w:val="24"/>
-          <w:szCs w:val="24"/>
-        </w:rPr>
-      </w:pPr>
-      <w:r>
-        <w:rPr>
-          <w:rFonts w:ascii="Calibri" w:eastAsia="Calibri" w:hAnsi="Calibri" w:cs="Times New Roman"/>
-          <w:bCs/>
-          <w:sz w:val="24"/>
-          <w:szCs w:val="24"/>
-        </w:rPr>
-        <w:t>mgt_harvresidue.f90</w:t>
+        <w:t>hru_carbon_</w:t>
+      </w:r>
+      <w:proofErr w:type="gramStart"/>
+      <w:r>
+        <w:rPr>
+          <w:rFonts w:ascii="Calibri" w:eastAsia="Calibri" w:hAnsi="Calibri" w:cs="Times New Roman"/>
+          <w:bCs/>
+          <w:sz w:val="24"/>
+          <w:szCs w:val="24"/>
+        </w:rPr>
+        <w:t>output.f</w:t>
+      </w:r>
+      <w:proofErr w:type="gramEnd"/>
+      <w:r>
+        <w:rPr>
+          <w:rFonts w:ascii="Calibri" w:eastAsia="Calibri" w:hAnsi="Calibri" w:cs="Times New Roman"/>
+          <w:bCs/>
+          <w:sz w:val="24"/>
+          <w:szCs w:val="24"/>
+        </w:rPr>
+        <w:t>90</w:t>
+      </w:r>
+    </w:p>
+    <w:p>
+      <w:pPr>
+        <w:spacing w:after="0" w:line="240" w:lineRule="auto"/>
+        <w:rPr>
+          <w:rFonts w:ascii="Calibri" w:eastAsia="Calibri" w:hAnsi="Calibri" w:cs="Times New Roman"/>
+          <w:bCs/>
+          <w:sz w:val="24"/>
+          <w:szCs w:val="24"/>
+        </w:rPr>
+      </w:pPr>
+      <w:r>
+        <w:rPr>
+          <w:rFonts w:ascii="Calibri" w:eastAsia="Calibri" w:hAnsi="Calibri" w:cs="Times New Roman"/>
+          <w:bCs/>
+          <w:sz w:val="24"/>
+          <w:szCs w:val="24"/>
+        </w:rPr>
+        <w:t>mgt_</w:t>
+      </w:r>
+      <w:proofErr w:type="gramStart"/>
+      <w:r>
+        <w:rPr>
+          <w:rFonts w:ascii="Calibri" w:eastAsia="Calibri" w:hAnsi="Calibri" w:cs="Times New Roman"/>
+          <w:bCs/>
+          <w:sz w:val="24"/>
+          <w:szCs w:val="24"/>
+        </w:rPr>
+        <w:t>harvresidue.f</w:t>
+      </w:r>
+      <w:proofErr w:type="gramEnd"/>
+      <w:r>
+        <w:rPr>
+          <w:rFonts w:ascii="Calibri" w:eastAsia="Calibri" w:hAnsi="Calibri" w:cs="Times New Roman"/>
+          <w:bCs/>
+          <w:sz w:val="24"/>
+          <w:szCs w:val="24"/>
+        </w:rPr>
+        <w:t>90</w:t>
       </w:r>
     </w:p>
     <w:p>
@@ -10043,7 +10666,27 @@
           <w:sz w:val="24"/>
           <w:szCs w:val="24"/>
         </w:rPr>
-        <w:t>pest_pl_up.f90</w:t>
+        <w:t>pest_pl_</w:t>
+      </w:r>
+      <w:proofErr w:type="gramStart"/>
+      <w:r>
+        <w:rPr>
+          <w:rFonts w:ascii="Calibri" w:eastAsia="Calibri" w:hAnsi="Calibri" w:cs="Times New Roman"/>
+          <w:bCs/>
+          <w:sz w:val="24"/>
+          <w:szCs w:val="24"/>
+        </w:rPr>
+        <w:t>up.f</w:t>
+      </w:r>
+      <w:proofErr w:type="gramEnd"/>
+      <w:r>
+        <w:rPr>
+          <w:rFonts w:ascii="Calibri" w:eastAsia="Calibri" w:hAnsi="Calibri" w:cs="Times New Roman"/>
+          <w:bCs/>
+          <w:sz w:val="24"/>
+          <w:szCs w:val="24"/>
+        </w:rPr>
+        <w:t>90</w:t>
       </w:r>
     </w:p>
     <w:p>
@@ -10073,7 +10716,27 @@
           <w:szCs w:val="28"/>
         </w:rPr>
         <w:br/>
-        <w:t>sd_channel_sediment.f90</w:t>
+        <w:t>sd_channel_</w:t>
+      </w:r>
+      <w:proofErr w:type="gramStart"/>
+      <w:r>
+        <w:rPr>
+          <w:rFonts w:ascii="Calibri" w:eastAsia="Calibri" w:hAnsi="Calibri" w:cs="Times New Roman"/>
+          <w:bCs/>
+          <w:sz w:val="28"/>
+          <w:szCs w:val="28"/>
+        </w:rPr>
+        <w:t>sediment.f</w:t>
+      </w:r>
+      <w:proofErr w:type="gramEnd"/>
+      <w:r>
+        <w:rPr>
+          <w:rFonts w:ascii="Calibri" w:eastAsia="Calibri" w:hAnsi="Calibri" w:cs="Times New Roman"/>
+          <w:bCs/>
+          <w:sz w:val="28"/>
+          <w:szCs w:val="28"/>
+        </w:rPr>
+        <w:t>90</w:t>
       </w:r>
       <w:r>
         <w:rPr>
@@ -10122,7 +10785,27 @@
           <w:sz w:val="28"/>
           <w:szCs w:val="28"/>
         </w:rPr>
-        <w:t>manure_parm_read.f90 (not currently active)</w:t>
+        <w:t>manure_parm_</w:t>
+      </w:r>
+      <w:proofErr w:type="gramStart"/>
+      <w:r>
+        <w:rPr>
+          <w:rFonts w:ascii="Calibri" w:eastAsia="Calibri" w:hAnsi="Calibri" w:cs="Times New Roman"/>
+          <w:bCs/>
+          <w:sz w:val="28"/>
+          <w:szCs w:val="28"/>
+        </w:rPr>
+        <w:t>read.f</w:t>
+      </w:r>
+      <w:proofErr w:type="gramEnd"/>
+      <w:r>
+        <w:rPr>
+          <w:rFonts w:ascii="Calibri" w:eastAsia="Calibri" w:hAnsi="Calibri" w:cs="Times New Roman"/>
+          <w:bCs/>
+          <w:sz w:val="28"/>
+          <w:szCs w:val="28"/>
+        </w:rPr>
+        <w:t>90 (not currently active)</w:t>
       </w:r>
     </w:p>
     <w:p>
@@ -10175,8 +10858,9 @@
           <w:szCs w:val="24"/>
           <w:u w:val="single"/>
         </w:rPr>
-        <w:t>GWFLOW ROUTINES ADDED</w:t>
-      </w:r>
+        <w:t xml:space="preserve">GWFLOW ROUTINES </w:t>
+      </w:r>
+      <w:proofErr w:type="gramStart"/>
       <w:r>
         <w:rPr>
           <w:rFonts w:ascii="Calibri" w:eastAsia="Calibri" w:hAnsi="Calibri" w:cs="Times New Roman"/>
@@ -10185,8 +10869,19 @@
           <w:szCs w:val="24"/>
           <w:u w:val="single"/>
         </w:rPr>
+        <w:t>ADDED</w:t>
+      </w:r>
+      <w:r>
+        <w:rPr>
+          <w:rFonts w:ascii="Calibri" w:eastAsia="Calibri" w:hAnsi="Calibri" w:cs="Times New Roman"/>
+          <w:b/>
+          <w:sz w:val="24"/>
+          <w:szCs w:val="24"/>
+          <w:u w:val="single"/>
+        </w:rPr>
         <w:t>;</w:t>
       </w:r>
+      <w:proofErr w:type="gramEnd"/>
     </w:p>
     <w:p>
       <w:pPr>
@@ -10206,7 +10901,27 @@
           <w:sz w:val="24"/>
           <w:szCs w:val="24"/>
         </w:rPr>
-        <w:t>aqu_cs_output.f90</w:t>
+        <w:t>aqu_cs_</w:t>
+      </w:r>
+      <w:proofErr w:type="gramStart"/>
+      <w:r>
+        <w:rPr>
+          <w:rFonts w:ascii="Calibri" w:eastAsia="Calibri" w:hAnsi="Calibri" w:cs="Times New Roman"/>
+          <w:bCs/>
+          <w:sz w:val="24"/>
+          <w:szCs w:val="24"/>
+        </w:rPr>
+        <w:t>output.f</w:t>
+      </w:r>
+      <w:proofErr w:type="gramEnd"/>
+      <w:r>
+        <w:rPr>
+          <w:rFonts w:ascii="Calibri" w:eastAsia="Calibri" w:hAnsi="Calibri" w:cs="Times New Roman"/>
+          <w:bCs/>
+          <w:sz w:val="24"/>
+          <w:szCs w:val="24"/>
+        </w:rPr>
+        <w:t>90</w:t>
       </w:r>
     </w:p>
     <w:bookmarkEnd w:id="5"/>
@@ -10227,267 +10942,507 @@
           <w:sz w:val="24"/>
           <w:szCs w:val="24"/>
         </w:rPr>
-        <w:t>aqu_read_init_cs.f90</w:t>
-      </w:r>
-    </w:p>
-    <w:p>
-      <w:pPr>
-        <w:spacing w:after="0" w:line="240" w:lineRule="auto"/>
-        <w:rPr>
-          <w:rFonts w:ascii="Calibri" w:eastAsia="Calibri" w:hAnsi="Calibri" w:cs="Times New Roman"/>
-          <w:bCs/>
-          <w:sz w:val="24"/>
-          <w:szCs w:val="24"/>
-        </w:rPr>
-      </w:pPr>
-      <w:r>
-        <w:rPr>
-          <w:rFonts w:ascii="Calibri" w:eastAsia="Calibri" w:hAnsi="Calibri" w:cs="Times New Roman"/>
-          <w:bCs/>
-          <w:sz w:val="24"/>
-          <w:szCs w:val="24"/>
-        </w:rPr>
-        <w:t>aqu_salt_output.f90</w:t>
-      </w:r>
-    </w:p>
-    <w:p>
-      <w:pPr>
-        <w:spacing w:after="0" w:line="240" w:lineRule="auto"/>
-        <w:rPr>
-          <w:rFonts w:ascii="Calibri" w:eastAsia="Calibri" w:hAnsi="Calibri" w:cs="Times New Roman"/>
-          <w:bCs/>
-          <w:sz w:val="24"/>
-          <w:szCs w:val="24"/>
-        </w:rPr>
-      </w:pPr>
-      <w:r>
-        <w:rPr>
-          <w:rFonts w:ascii="Calibri" w:eastAsia="Calibri" w:hAnsi="Calibri" w:cs="Times New Roman"/>
-          <w:bCs/>
-          <w:sz w:val="24"/>
-          <w:szCs w:val="24"/>
-        </w:rPr>
-        <w:t>carbon_read.f90</w:t>
-      </w:r>
-    </w:p>
-    <w:p>
-      <w:pPr>
-        <w:spacing w:after="0" w:line="240" w:lineRule="auto"/>
-        <w:rPr>
-          <w:rFonts w:ascii="Calibri" w:eastAsia="Calibri" w:hAnsi="Calibri" w:cs="Times New Roman"/>
-          <w:bCs/>
-          <w:sz w:val="24"/>
-          <w:szCs w:val="24"/>
-        </w:rPr>
-      </w:pPr>
-      <w:r>
-        <w:rPr>
-          <w:rFonts w:ascii="Calibri" w:eastAsia="Calibri" w:hAnsi="Calibri" w:cs="Times New Roman"/>
-          <w:bCs/>
-          <w:sz w:val="24"/>
-          <w:szCs w:val="24"/>
-        </w:rPr>
-        <w:t>ch_cs_module.f90</w:t>
-      </w:r>
-    </w:p>
-    <w:p>
-      <w:pPr>
-        <w:spacing w:after="0" w:line="240" w:lineRule="auto"/>
-        <w:rPr>
-          <w:rFonts w:ascii="Calibri" w:eastAsia="Calibri" w:hAnsi="Calibri" w:cs="Times New Roman"/>
-          <w:bCs/>
-          <w:sz w:val="24"/>
-          <w:szCs w:val="24"/>
-        </w:rPr>
-      </w:pPr>
-      <w:r>
-        <w:rPr>
-          <w:rFonts w:ascii="Calibri" w:eastAsia="Calibri" w:hAnsi="Calibri" w:cs="Times New Roman"/>
-          <w:bCs/>
-          <w:sz w:val="24"/>
-          <w:szCs w:val="24"/>
-        </w:rPr>
-        <w:t>ch_cs_output.f90</w:t>
-      </w:r>
-    </w:p>
-    <w:p>
-      <w:pPr>
-        <w:spacing w:after="0" w:line="240" w:lineRule="auto"/>
-        <w:rPr>
-          <w:rFonts w:ascii="Calibri" w:eastAsia="Calibri" w:hAnsi="Calibri" w:cs="Times New Roman"/>
-          <w:bCs/>
-          <w:sz w:val="24"/>
-          <w:szCs w:val="24"/>
-        </w:rPr>
-      </w:pPr>
-      <w:r>
-        <w:rPr>
-          <w:rFonts w:ascii="Calibri" w:eastAsia="Calibri" w:hAnsi="Calibri" w:cs="Times New Roman"/>
-          <w:bCs/>
-          <w:sz w:val="24"/>
-          <w:szCs w:val="24"/>
-        </w:rPr>
-        <w:t>ch_read_init_cs.f90</w:t>
-      </w:r>
-    </w:p>
-    <w:p>
-      <w:pPr>
-        <w:spacing w:after="0" w:line="240" w:lineRule="auto"/>
-        <w:rPr>
-          <w:rFonts w:ascii="Calibri" w:eastAsia="Calibri" w:hAnsi="Calibri" w:cs="Times New Roman"/>
-          <w:bCs/>
-          <w:sz w:val="24"/>
-          <w:szCs w:val="24"/>
-        </w:rPr>
-      </w:pPr>
-      <w:r>
-        <w:rPr>
-          <w:rFonts w:ascii="Calibri" w:eastAsia="Calibri" w:hAnsi="Calibri" w:cs="Times New Roman"/>
-          <w:bCs/>
-          <w:sz w:val="24"/>
-          <w:szCs w:val="24"/>
-        </w:rPr>
-        <w:t>ch_salt_module.f90</w:t>
-      </w:r>
-    </w:p>
-    <w:p>
-      <w:pPr>
-        <w:spacing w:after="0" w:line="240" w:lineRule="auto"/>
-        <w:rPr>
-          <w:rFonts w:ascii="Calibri" w:eastAsia="Calibri" w:hAnsi="Calibri" w:cs="Times New Roman"/>
-          <w:bCs/>
-          <w:sz w:val="24"/>
-          <w:szCs w:val="24"/>
-        </w:rPr>
-      </w:pPr>
-      <w:r>
-        <w:rPr>
-          <w:rFonts w:ascii="Calibri" w:eastAsia="Calibri" w:hAnsi="Calibri" w:cs="Times New Roman"/>
-          <w:bCs/>
-          <w:sz w:val="24"/>
-          <w:szCs w:val="24"/>
-        </w:rPr>
-        <w:t>ch_salt_output.f90</w:t>
-      </w:r>
-    </w:p>
-    <w:p>
-      <w:pPr>
-        <w:spacing w:after="0" w:line="240" w:lineRule="auto"/>
-        <w:rPr>
-          <w:rFonts w:ascii="Calibri" w:eastAsia="Calibri" w:hAnsi="Calibri" w:cs="Times New Roman"/>
-          <w:bCs/>
-          <w:sz w:val="24"/>
-          <w:szCs w:val="24"/>
-        </w:rPr>
-      </w:pPr>
-      <w:r>
-        <w:rPr>
-          <w:rFonts w:ascii="Calibri" w:eastAsia="Calibri" w:hAnsi="Calibri" w:cs="Times New Roman"/>
-          <w:bCs/>
-          <w:sz w:val="24"/>
-          <w:szCs w:val="24"/>
-        </w:rPr>
-        <w:t>ch_temp.f90</w:t>
-      </w:r>
-    </w:p>
-    <w:p>
-      <w:pPr>
-        <w:spacing w:after="0" w:line="240" w:lineRule="auto"/>
-        <w:rPr>
-          <w:rFonts w:ascii="Calibri" w:eastAsia="Calibri" w:hAnsi="Calibri" w:cs="Times New Roman"/>
-          <w:bCs/>
-          <w:sz w:val="24"/>
-          <w:szCs w:val="24"/>
-        </w:rPr>
-      </w:pPr>
-      <w:r>
-        <w:rPr>
-          <w:rFonts w:ascii="Calibri" w:eastAsia="Calibri" w:hAnsi="Calibri" w:cs="Times New Roman"/>
-          <w:bCs/>
-          <w:sz w:val="24"/>
-          <w:szCs w:val="24"/>
-        </w:rPr>
-        <w:t>cli_read_atmodep_cs.f90</w:t>
-      </w:r>
-    </w:p>
-    <w:p>
-      <w:pPr>
-        <w:spacing w:after="0" w:line="240" w:lineRule="auto"/>
-        <w:rPr>
-          <w:rFonts w:ascii="Calibri" w:eastAsia="Calibri" w:hAnsi="Calibri" w:cs="Times New Roman"/>
-          <w:bCs/>
-          <w:sz w:val="24"/>
-          <w:szCs w:val="24"/>
-        </w:rPr>
-      </w:pPr>
-      <w:r>
-        <w:rPr>
-          <w:rFonts w:ascii="Calibri" w:eastAsia="Calibri" w:hAnsi="Calibri" w:cs="Times New Roman"/>
-          <w:bCs/>
-          <w:sz w:val="24"/>
-          <w:szCs w:val="24"/>
-        </w:rPr>
-        <w:t>cli_read_atmodep_salt.f90</w:t>
-      </w:r>
-    </w:p>
-    <w:p>
-      <w:pPr>
-        <w:spacing w:after="0" w:line="240" w:lineRule="auto"/>
-        <w:rPr>
-          <w:rFonts w:ascii="Calibri" w:eastAsia="Calibri" w:hAnsi="Calibri" w:cs="Times New Roman"/>
-          <w:bCs/>
-          <w:sz w:val="24"/>
-          <w:szCs w:val="24"/>
-        </w:rPr>
-      </w:pPr>
-      <w:r>
-        <w:rPr>
-          <w:rFonts w:ascii="Calibri" w:eastAsia="Calibri" w:hAnsi="Calibri" w:cs="Times New Roman"/>
-          <w:bCs/>
-          <w:sz w:val="24"/>
-          <w:szCs w:val="24"/>
-        </w:rPr>
-        <w:t>cs_aqu_read.f90</w:t>
-      </w:r>
-    </w:p>
-    <w:p>
-      <w:pPr>
-        <w:spacing w:after="0" w:line="240" w:lineRule="auto"/>
-        <w:rPr>
-          <w:rFonts w:ascii="Calibri" w:eastAsia="Calibri" w:hAnsi="Calibri" w:cs="Times New Roman"/>
-          <w:bCs/>
-          <w:sz w:val="24"/>
-          <w:szCs w:val="24"/>
-        </w:rPr>
-      </w:pPr>
-      <w:r>
-        <w:rPr>
-          <w:rFonts w:ascii="Calibri" w:eastAsia="Calibri" w:hAnsi="Calibri" w:cs="Times New Roman"/>
-          <w:bCs/>
-          <w:sz w:val="24"/>
-          <w:szCs w:val="24"/>
-        </w:rPr>
-        <w:t>cs_aquifer.f90</w:t>
-      </w:r>
-    </w:p>
-    <w:p>
-      <w:pPr>
-        <w:spacing w:after="0" w:line="240" w:lineRule="auto"/>
-        <w:rPr>
-          <w:rFonts w:ascii="Calibri" w:eastAsia="Calibri" w:hAnsi="Calibri" w:cs="Times New Roman"/>
-          <w:bCs/>
-          <w:sz w:val="24"/>
-          <w:szCs w:val="24"/>
-        </w:rPr>
-      </w:pPr>
-      <w:r>
-        <w:rPr>
-          <w:rFonts w:ascii="Calibri" w:eastAsia="Calibri" w:hAnsi="Calibri" w:cs="Times New Roman"/>
-          <w:bCs/>
-          <w:sz w:val="24"/>
-          <w:szCs w:val="24"/>
-        </w:rPr>
-        <w:t>cs_balance.f90</w:t>
+        <w:t>aqu_read_init_</w:t>
+      </w:r>
+      <w:proofErr w:type="gramStart"/>
+      <w:r>
+        <w:rPr>
+          <w:rFonts w:ascii="Calibri" w:eastAsia="Calibri" w:hAnsi="Calibri" w:cs="Times New Roman"/>
+          <w:bCs/>
+          <w:sz w:val="24"/>
+          <w:szCs w:val="24"/>
+        </w:rPr>
+        <w:t>cs.f</w:t>
+      </w:r>
+      <w:proofErr w:type="gramEnd"/>
+      <w:r>
+        <w:rPr>
+          <w:rFonts w:ascii="Calibri" w:eastAsia="Calibri" w:hAnsi="Calibri" w:cs="Times New Roman"/>
+          <w:bCs/>
+          <w:sz w:val="24"/>
+          <w:szCs w:val="24"/>
+        </w:rPr>
+        <w:t>90</w:t>
+      </w:r>
+    </w:p>
+    <w:p>
+      <w:pPr>
+        <w:spacing w:after="0" w:line="240" w:lineRule="auto"/>
+        <w:rPr>
+          <w:rFonts w:ascii="Calibri" w:eastAsia="Calibri" w:hAnsi="Calibri" w:cs="Times New Roman"/>
+          <w:bCs/>
+          <w:sz w:val="24"/>
+          <w:szCs w:val="24"/>
+        </w:rPr>
+      </w:pPr>
+      <w:r>
+        <w:rPr>
+          <w:rFonts w:ascii="Calibri" w:eastAsia="Calibri" w:hAnsi="Calibri" w:cs="Times New Roman"/>
+          <w:bCs/>
+          <w:sz w:val="24"/>
+          <w:szCs w:val="24"/>
+        </w:rPr>
+        <w:t>aqu_salt_</w:t>
+      </w:r>
+      <w:proofErr w:type="gramStart"/>
+      <w:r>
+        <w:rPr>
+          <w:rFonts w:ascii="Calibri" w:eastAsia="Calibri" w:hAnsi="Calibri" w:cs="Times New Roman"/>
+          <w:bCs/>
+          <w:sz w:val="24"/>
+          <w:szCs w:val="24"/>
+        </w:rPr>
+        <w:t>output.f</w:t>
+      </w:r>
+      <w:proofErr w:type="gramEnd"/>
+      <w:r>
+        <w:rPr>
+          <w:rFonts w:ascii="Calibri" w:eastAsia="Calibri" w:hAnsi="Calibri" w:cs="Times New Roman"/>
+          <w:bCs/>
+          <w:sz w:val="24"/>
+          <w:szCs w:val="24"/>
+        </w:rPr>
+        <w:t>90</w:t>
+      </w:r>
+    </w:p>
+    <w:p>
+      <w:pPr>
+        <w:spacing w:after="0" w:line="240" w:lineRule="auto"/>
+        <w:rPr>
+          <w:rFonts w:ascii="Calibri" w:eastAsia="Calibri" w:hAnsi="Calibri" w:cs="Times New Roman"/>
+          <w:bCs/>
+          <w:sz w:val="24"/>
+          <w:szCs w:val="24"/>
+        </w:rPr>
+      </w:pPr>
+      <w:r>
+        <w:rPr>
+          <w:rFonts w:ascii="Calibri" w:eastAsia="Calibri" w:hAnsi="Calibri" w:cs="Times New Roman"/>
+          <w:bCs/>
+          <w:sz w:val="24"/>
+          <w:szCs w:val="24"/>
+        </w:rPr>
+        <w:t>carbon_</w:t>
+      </w:r>
+      <w:proofErr w:type="gramStart"/>
+      <w:r>
+        <w:rPr>
+          <w:rFonts w:ascii="Calibri" w:eastAsia="Calibri" w:hAnsi="Calibri" w:cs="Times New Roman"/>
+          <w:bCs/>
+          <w:sz w:val="24"/>
+          <w:szCs w:val="24"/>
+        </w:rPr>
+        <w:t>read.f</w:t>
+      </w:r>
+      <w:proofErr w:type="gramEnd"/>
+      <w:r>
+        <w:rPr>
+          <w:rFonts w:ascii="Calibri" w:eastAsia="Calibri" w:hAnsi="Calibri" w:cs="Times New Roman"/>
+          <w:bCs/>
+          <w:sz w:val="24"/>
+          <w:szCs w:val="24"/>
+        </w:rPr>
+        <w:t>90</w:t>
+      </w:r>
+    </w:p>
+    <w:p>
+      <w:pPr>
+        <w:spacing w:after="0" w:line="240" w:lineRule="auto"/>
+        <w:rPr>
+          <w:rFonts w:ascii="Calibri" w:eastAsia="Calibri" w:hAnsi="Calibri" w:cs="Times New Roman"/>
+          <w:bCs/>
+          <w:sz w:val="24"/>
+          <w:szCs w:val="24"/>
+        </w:rPr>
+      </w:pPr>
+      <w:r>
+        <w:rPr>
+          <w:rFonts w:ascii="Calibri" w:eastAsia="Calibri" w:hAnsi="Calibri" w:cs="Times New Roman"/>
+          <w:bCs/>
+          <w:sz w:val="24"/>
+          <w:szCs w:val="24"/>
+        </w:rPr>
+        <w:t>ch_cs_</w:t>
+      </w:r>
+      <w:proofErr w:type="gramStart"/>
+      <w:r>
+        <w:rPr>
+          <w:rFonts w:ascii="Calibri" w:eastAsia="Calibri" w:hAnsi="Calibri" w:cs="Times New Roman"/>
+          <w:bCs/>
+          <w:sz w:val="24"/>
+          <w:szCs w:val="24"/>
+        </w:rPr>
+        <w:t>module.f</w:t>
+      </w:r>
+      <w:proofErr w:type="gramEnd"/>
+      <w:r>
+        <w:rPr>
+          <w:rFonts w:ascii="Calibri" w:eastAsia="Calibri" w:hAnsi="Calibri" w:cs="Times New Roman"/>
+          <w:bCs/>
+          <w:sz w:val="24"/>
+          <w:szCs w:val="24"/>
+        </w:rPr>
+        <w:t>90</w:t>
+      </w:r>
+    </w:p>
+    <w:p>
+      <w:pPr>
+        <w:spacing w:after="0" w:line="240" w:lineRule="auto"/>
+        <w:rPr>
+          <w:rFonts w:ascii="Calibri" w:eastAsia="Calibri" w:hAnsi="Calibri" w:cs="Times New Roman"/>
+          <w:bCs/>
+          <w:sz w:val="24"/>
+          <w:szCs w:val="24"/>
+        </w:rPr>
+      </w:pPr>
+      <w:r>
+        <w:rPr>
+          <w:rFonts w:ascii="Calibri" w:eastAsia="Calibri" w:hAnsi="Calibri" w:cs="Times New Roman"/>
+          <w:bCs/>
+          <w:sz w:val="24"/>
+          <w:szCs w:val="24"/>
+        </w:rPr>
+        <w:t>ch_cs_</w:t>
+      </w:r>
+      <w:proofErr w:type="gramStart"/>
+      <w:r>
+        <w:rPr>
+          <w:rFonts w:ascii="Calibri" w:eastAsia="Calibri" w:hAnsi="Calibri" w:cs="Times New Roman"/>
+          <w:bCs/>
+          <w:sz w:val="24"/>
+          <w:szCs w:val="24"/>
+        </w:rPr>
+        <w:t>output.f</w:t>
+      </w:r>
+      <w:proofErr w:type="gramEnd"/>
+      <w:r>
+        <w:rPr>
+          <w:rFonts w:ascii="Calibri" w:eastAsia="Calibri" w:hAnsi="Calibri" w:cs="Times New Roman"/>
+          <w:bCs/>
+          <w:sz w:val="24"/>
+          <w:szCs w:val="24"/>
+        </w:rPr>
+        <w:t>90</w:t>
+      </w:r>
+    </w:p>
+    <w:p>
+      <w:pPr>
+        <w:spacing w:after="0" w:line="240" w:lineRule="auto"/>
+        <w:rPr>
+          <w:rFonts w:ascii="Calibri" w:eastAsia="Calibri" w:hAnsi="Calibri" w:cs="Times New Roman"/>
+          <w:bCs/>
+          <w:sz w:val="24"/>
+          <w:szCs w:val="24"/>
+        </w:rPr>
+      </w:pPr>
+      <w:r>
+        <w:rPr>
+          <w:rFonts w:ascii="Calibri" w:eastAsia="Calibri" w:hAnsi="Calibri" w:cs="Times New Roman"/>
+          <w:bCs/>
+          <w:sz w:val="24"/>
+          <w:szCs w:val="24"/>
+        </w:rPr>
+        <w:t>ch_read_init_</w:t>
+      </w:r>
+      <w:proofErr w:type="gramStart"/>
+      <w:r>
+        <w:rPr>
+          <w:rFonts w:ascii="Calibri" w:eastAsia="Calibri" w:hAnsi="Calibri" w:cs="Times New Roman"/>
+          <w:bCs/>
+          <w:sz w:val="24"/>
+          <w:szCs w:val="24"/>
+        </w:rPr>
+        <w:t>cs.f</w:t>
+      </w:r>
+      <w:proofErr w:type="gramEnd"/>
+      <w:r>
+        <w:rPr>
+          <w:rFonts w:ascii="Calibri" w:eastAsia="Calibri" w:hAnsi="Calibri" w:cs="Times New Roman"/>
+          <w:bCs/>
+          <w:sz w:val="24"/>
+          <w:szCs w:val="24"/>
+        </w:rPr>
+        <w:t>90</w:t>
+      </w:r>
+    </w:p>
+    <w:p>
+      <w:pPr>
+        <w:spacing w:after="0" w:line="240" w:lineRule="auto"/>
+        <w:rPr>
+          <w:rFonts w:ascii="Calibri" w:eastAsia="Calibri" w:hAnsi="Calibri" w:cs="Times New Roman"/>
+          <w:bCs/>
+          <w:sz w:val="24"/>
+          <w:szCs w:val="24"/>
+        </w:rPr>
+      </w:pPr>
+      <w:r>
+        <w:rPr>
+          <w:rFonts w:ascii="Calibri" w:eastAsia="Calibri" w:hAnsi="Calibri" w:cs="Times New Roman"/>
+          <w:bCs/>
+          <w:sz w:val="24"/>
+          <w:szCs w:val="24"/>
+        </w:rPr>
+        <w:t>ch_salt_</w:t>
+      </w:r>
+      <w:proofErr w:type="gramStart"/>
+      <w:r>
+        <w:rPr>
+          <w:rFonts w:ascii="Calibri" w:eastAsia="Calibri" w:hAnsi="Calibri" w:cs="Times New Roman"/>
+          <w:bCs/>
+          <w:sz w:val="24"/>
+          <w:szCs w:val="24"/>
+        </w:rPr>
+        <w:t>module.f</w:t>
+      </w:r>
+      <w:proofErr w:type="gramEnd"/>
+      <w:r>
+        <w:rPr>
+          <w:rFonts w:ascii="Calibri" w:eastAsia="Calibri" w:hAnsi="Calibri" w:cs="Times New Roman"/>
+          <w:bCs/>
+          <w:sz w:val="24"/>
+          <w:szCs w:val="24"/>
+        </w:rPr>
+        <w:t>90</w:t>
+      </w:r>
+    </w:p>
+    <w:p>
+      <w:pPr>
+        <w:spacing w:after="0" w:line="240" w:lineRule="auto"/>
+        <w:rPr>
+          <w:rFonts w:ascii="Calibri" w:eastAsia="Calibri" w:hAnsi="Calibri" w:cs="Times New Roman"/>
+          <w:bCs/>
+          <w:sz w:val="24"/>
+          <w:szCs w:val="24"/>
+        </w:rPr>
+      </w:pPr>
+      <w:r>
+        <w:rPr>
+          <w:rFonts w:ascii="Calibri" w:eastAsia="Calibri" w:hAnsi="Calibri" w:cs="Times New Roman"/>
+          <w:bCs/>
+          <w:sz w:val="24"/>
+          <w:szCs w:val="24"/>
+        </w:rPr>
+        <w:t>ch_salt_</w:t>
+      </w:r>
+      <w:proofErr w:type="gramStart"/>
+      <w:r>
+        <w:rPr>
+          <w:rFonts w:ascii="Calibri" w:eastAsia="Calibri" w:hAnsi="Calibri" w:cs="Times New Roman"/>
+          <w:bCs/>
+          <w:sz w:val="24"/>
+          <w:szCs w:val="24"/>
+        </w:rPr>
+        <w:t>output.f</w:t>
+      </w:r>
+      <w:proofErr w:type="gramEnd"/>
+      <w:r>
+        <w:rPr>
+          <w:rFonts w:ascii="Calibri" w:eastAsia="Calibri" w:hAnsi="Calibri" w:cs="Times New Roman"/>
+          <w:bCs/>
+          <w:sz w:val="24"/>
+          <w:szCs w:val="24"/>
+        </w:rPr>
+        <w:t>90</w:t>
+      </w:r>
+    </w:p>
+    <w:p>
+      <w:pPr>
+        <w:spacing w:after="0" w:line="240" w:lineRule="auto"/>
+        <w:rPr>
+          <w:rFonts w:ascii="Calibri" w:eastAsia="Calibri" w:hAnsi="Calibri" w:cs="Times New Roman"/>
+          <w:bCs/>
+          <w:sz w:val="24"/>
+          <w:szCs w:val="24"/>
+        </w:rPr>
+      </w:pPr>
+      <w:r>
+        <w:rPr>
+          <w:rFonts w:ascii="Calibri" w:eastAsia="Calibri" w:hAnsi="Calibri" w:cs="Times New Roman"/>
+          <w:bCs/>
+          <w:sz w:val="24"/>
+          <w:szCs w:val="24"/>
+        </w:rPr>
+        <w:t>ch_</w:t>
+      </w:r>
+      <w:proofErr w:type="gramStart"/>
+      <w:r>
+        <w:rPr>
+          <w:rFonts w:ascii="Calibri" w:eastAsia="Calibri" w:hAnsi="Calibri" w:cs="Times New Roman"/>
+          <w:bCs/>
+          <w:sz w:val="24"/>
+          <w:szCs w:val="24"/>
+        </w:rPr>
+        <w:t>temp.f</w:t>
+      </w:r>
+      <w:proofErr w:type="gramEnd"/>
+      <w:r>
+        <w:rPr>
+          <w:rFonts w:ascii="Calibri" w:eastAsia="Calibri" w:hAnsi="Calibri" w:cs="Times New Roman"/>
+          <w:bCs/>
+          <w:sz w:val="24"/>
+          <w:szCs w:val="24"/>
+        </w:rPr>
+        <w:t>90</w:t>
+      </w:r>
+    </w:p>
+    <w:p>
+      <w:pPr>
+        <w:spacing w:after="0" w:line="240" w:lineRule="auto"/>
+        <w:rPr>
+          <w:rFonts w:ascii="Calibri" w:eastAsia="Calibri" w:hAnsi="Calibri" w:cs="Times New Roman"/>
+          <w:bCs/>
+          <w:sz w:val="24"/>
+          <w:szCs w:val="24"/>
+        </w:rPr>
+      </w:pPr>
+      <w:r>
+        <w:rPr>
+          <w:rFonts w:ascii="Calibri" w:eastAsia="Calibri" w:hAnsi="Calibri" w:cs="Times New Roman"/>
+          <w:bCs/>
+          <w:sz w:val="24"/>
+          <w:szCs w:val="24"/>
+        </w:rPr>
+        <w:t>cli_read_atmodep_</w:t>
+      </w:r>
+      <w:proofErr w:type="gramStart"/>
+      <w:r>
+        <w:rPr>
+          <w:rFonts w:ascii="Calibri" w:eastAsia="Calibri" w:hAnsi="Calibri" w:cs="Times New Roman"/>
+          <w:bCs/>
+          <w:sz w:val="24"/>
+          <w:szCs w:val="24"/>
+        </w:rPr>
+        <w:t>cs.f</w:t>
+      </w:r>
+      <w:proofErr w:type="gramEnd"/>
+      <w:r>
+        <w:rPr>
+          <w:rFonts w:ascii="Calibri" w:eastAsia="Calibri" w:hAnsi="Calibri" w:cs="Times New Roman"/>
+          <w:bCs/>
+          <w:sz w:val="24"/>
+          <w:szCs w:val="24"/>
+        </w:rPr>
+        <w:t>90</w:t>
+      </w:r>
+    </w:p>
+    <w:p>
+      <w:pPr>
+        <w:spacing w:after="0" w:line="240" w:lineRule="auto"/>
+        <w:rPr>
+          <w:rFonts w:ascii="Calibri" w:eastAsia="Calibri" w:hAnsi="Calibri" w:cs="Times New Roman"/>
+          <w:bCs/>
+          <w:sz w:val="24"/>
+          <w:szCs w:val="24"/>
+        </w:rPr>
+      </w:pPr>
+      <w:r>
+        <w:rPr>
+          <w:rFonts w:ascii="Calibri" w:eastAsia="Calibri" w:hAnsi="Calibri" w:cs="Times New Roman"/>
+          <w:bCs/>
+          <w:sz w:val="24"/>
+          <w:szCs w:val="24"/>
+        </w:rPr>
+        <w:t>cli_read_atmodep_</w:t>
+      </w:r>
+      <w:proofErr w:type="gramStart"/>
+      <w:r>
+        <w:rPr>
+          <w:rFonts w:ascii="Calibri" w:eastAsia="Calibri" w:hAnsi="Calibri" w:cs="Times New Roman"/>
+          <w:bCs/>
+          <w:sz w:val="24"/>
+          <w:szCs w:val="24"/>
+        </w:rPr>
+        <w:t>salt.f</w:t>
+      </w:r>
+      <w:proofErr w:type="gramEnd"/>
+      <w:r>
+        <w:rPr>
+          <w:rFonts w:ascii="Calibri" w:eastAsia="Calibri" w:hAnsi="Calibri" w:cs="Times New Roman"/>
+          <w:bCs/>
+          <w:sz w:val="24"/>
+          <w:szCs w:val="24"/>
+        </w:rPr>
+        <w:t>90</w:t>
+      </w:r>
+    </w:p>
+    <w:p>
+      <w:pPr>
+        <w:spacing w:after="0" w:line="240" w:lineRule="auto"/>
+        <w:rPr>
+          <w:rFonts w:ascii="Calibri" w:eastAsia="Calibri" w:hAnsi="Calibri" w:cs="Times New Roman"/>
+          <w:bCs/>
+          <w:sz w:val="24"/>
+          <w:szCs w:val="24"/>
+        </w:rPr>
+      </w:pPr>
+      <w:r>
+        <w:rPr>
+          <w:rFonts w:ascii="Calibri" w:eastAsia="Calibri" w:hAnsi="Calibri" w:cs="Times New Roman"/>
+          <w:bCs/>
+          <w:sz w:val="24"/>
+          <w:szCs w:val="24"/>
+        </w:rPr>
+        <w:t>cs_aqu_</w:t>
+      </w:r>
+      <w:proofErr w:type="gramStart"/>
+      <w:r>
+        <w:rPr>
+          <w:rFonts w:ascii="Calibri" w:eastAsia="Calibri" w:hAnsi="Calibri" w:cs="Times New Roman"/>
+          <w:bCs/>
+          <w:sz w:val="24"/>
+          <w:szCs w:val="24"/>
+        </w:rPr>
+        <w:t>read.f</w:t>
+      </w:r>
+      <w:proofErr w:type="gramEnd"/>
+      <w:r>
+        <w:rPr>
+          <w:rFonts w:ascii="Calibri" w:eastAsia="Calibri" w:hAnsi="Calibri" w:cs="Times New Roman"/>
+          <w:bCs/>
+          <w:sz w:val="24"/>
+          <w:szCs w:val="24"/>
+        </w:rPr>
+        <w:t>90</w:t>
+      </w:r>
+    </w:p>
+    <w:p>
+      <w:pPr>
+        <w:spacing w:after="0" w:line="240" w:lineRule="auto"/>
+        <w:rPr>
+          <w:rFonts w:ascii="Calibri" w:eastAsia="Calibri" w:hAnsi="Calibri" w:cs="Times New Roman"/>
+          <w:bCs/>
+          <w:sz w:val="24"/>
+          <w:szCs w:val="24"/>
+        </w:rPr>
+      </w:pPr>
+      <w:r>
+        <w:rPr>
+          <w:rFonts w:ascii="Calibri" w:eastAsia="Calibri" w:hAnsi="Calibri" w:cs="Times New Roman"/>
+          <w:bCs/>
+          <w:sz w:val="24"/>
+          <w:szCs w:val="24"/>
+        </w:rPr>
+        <w:t>cs_</w:t>
+      </w:r>
+      <w:proofErr w:type="gramStart"/>
+      <w:r>
+        <w:rPr>
+          <w:rFonts w:ascii="Calibri" w:eastAsia="Calibri" w:hAnsi="Calibri" w:cs="Times New Roman"/>
+          <w:bCs/>
+          <w:sz w:val="24"/>
+          <w:szCs w:val="24"/>
+        </w:rPr>
+        <w:t>aquifer.f</w:t>
+      </w:r>
+      <w:proofErr w:type="gramEnd"/>
+      <w:r>
+        <w:rPr>
+          <w:rFonts w:ascii="Calibri" w:eastAsia="Calibri" w:hAnsi="Calibri" w:cs="Times New Roman"/>
+          <w:bCs/>
+          <w:sz w:val="24"/>
+          <w:szCs w:val="24"/>
+        </w:rPr>
+        <w:t>90</w:t>
       </w:r>
     </w:p>
     <w:p>
@@ -10508,507 +11463,1067 @@
           <w:szCs w:val="24"/>
         </w:rPr>
         <w:lastRenderedPageBreak/>
-        <w:t>cs_cha_read.f90</w:t>
-      </w:r>
-    </w:p>
-    <w:p>
-      <w:pPr>
-        <w:spacing w:after="0" w:line="240" w:lineRule="auto"/>
-        <w:rPr>
-          <w:rFonts w:ascii="Calibri" w:eastAsia="Calibri" w:hAnsi="Calibri" w:cs="Times New Roman"/>
-          <w:bCs/>
-          <w:sz w:val="24"/>
-          <w:szCs w:val="24"/>
-        </w:rPr>
-      </w:pPr>
-      <w:r>
-        <w:rPr>
-          <w:rFonts w:ascii="Calibri" w:eastAsia="Calibri" w:hAnsi="Calibri" w:cs="Times New Roman"/>
-          <w:bCs/>
-          <w:sz w:val="24"/>
-          <w:szCs w:val="24"/>
-        </w:rPr>
-        <w:t>cs_data_module.f90</w:t>
-      </w:r>
-    </w:p>
-    <w:p>
-      <w:pPr>
-        <w:spacing w:after="0" w:line="240" w:lineRule="auto"/>
-        <w:rPr>
-          <w:rFonts w:ascii="Calibri" w:eastAsia="Calibri" w:hAnsi="Calibri" w:cs="Times New Roman"/>
-          <w:bCs/>
-          <w:sz w:val="24"/>
-          <w:szCs w:val="24"/>
-        </w:rPr>
-      </w:pPr>
-      <w:r>
-        <w:rPr>
-          <w:rFonts w:ascii="Calibri" w:eastAsia="Calibri" w:hAnsi="Calibri" w:cs="Times New Roman"/>
-          <w:bCs/>
-          <w:sz w:val="24"/>
-          <w:szCs w:val="24"/>
-        </w:rPr>
-        <w:t>cs_divert.f90</w:t>
-      </w:r>
-    </w:p>
-    <w:p>
-      <w:pPr>
-        <w:spacing w:after="0" w:line="240" w:lineRule="auto"/>
-        <w:rPr>
-          <w:rFonts w:ascii="Calibri" w:eastAsia="Calibri" w:hAnsi="Calibri" w:cs="Times New Roman"/>
-          <w:bCs/>
-          <w:sz w:val="24"/>
-          <w:szCs w:val="24"/>
-        </w:rPr>
-      </w:pPr>
-      <w:r>
-        <w:rPr>
-          <w:rFonts w:ascii="Calibri" w:eastAsia="Calibri" w:hAnsi="Calibri" w:cs="Times New Roman"/>
-          <w:bCs/>
-          <w:sz w:val="24"/>
-          <w:szCs w:val="24"/>
-        </w:rPr>
-        <w:t>cs_fert.f90</w:t>
-      </w:r>
-    </w:p>
-    <w:p>
-      <w:pPr>
-        <w:spacing w:after="0" w:line="240" w:lineRule="auto"/>
-        <w:rPr>
-          <w:rFonts w:ascii="Calibri" w:eastAsia="Calibri" w:hAnsi="Calibri" w:cs="Times New Roman"/>
-          <w:bCs/>
-          <w:sz w:val="24"/>
-          <w:szCs w:val="24"/>
-        </w:rPr>
-      </w:pPr>
-      <w:r>
-        <w:rPr>
-          <w:rFonts w:ascii="Calibri" w:eastAsia="Calibri" w:hAnsi="Calibri" w:cs="Times New Roman"/>
-          <w:bCs/>
-          <w:sz w:val="24"/>
-          <w:szCs w:val="24"/>
-        </w:rPr>
-        <w:t>cs_fert_read.f90</w:t>
-      </w:r>
-    </w:p>
-    <w:p>
-      <w:pPr>
-        <w:spacing w:after="0" w:line="240" w:lineRule="auto"/>
-        <w:rPr>
-          <w:rFonts w:ascii="Calibri" w:eastAsia="Calibri" w:hAnsi="Calibri" w:cs="Times New Roman"/>
-          <w:bCs/>
-          <w:sz w:val="24"/>
-          <w:szCs w:val="24"/>
-        </w:rPr>
-      </w:pPr>
-      <w:r>
-        <w:rPr>
-          <w:rFonts w:ascii="Calibri" w:eastAsia="Calibri" w:hAnsi="Calibri" w:cs="Times New Roman"/>
-          <w:bCs/>
-          <w:sz w:val="24"/>
-          <w:szCs w:val="24"/>
-        </w:rPr>
-        <w:t>cs_fert_wet.f90</w:t>
-      </w:r>
-    </w:p>
-    <w:p>
-      <w:pPr>
-        <w:spacing w:after="0" w:line="240" w:lineRule="auto"/>
-        <w:rPr>
-          <w:rFonts w:ascii="Calibri" w:eastAsia="Calibri" w:hAnsi="Calibri" w:cs="Times New Roman"/>
-          <w:bCs/>
-          <w:sz w:val="24"/>
-          <w:szCs w:val="24"/>
-        </w:rPr>
-      </w:pPr>
-      <w:r>
-        <w:rPr>
-          <w:rFonts w:ascii="Calibri" w:eastAsia="Calibri" w:hAnsi="Calibri" w:cs="Times New Roman"/>
-          <w:bCs/>
-          <w:sz w:val="24"/>
-          <w:szCs w:val="24"/>
-        </w:rPr>
-        <w:t>cs_hru_init.f90</w:t>
-      </w:r>
-    </w:p>
-    <w:p>
-      <w:pPr>
-        <w:spacing w:after="0" w:line="240" w:lineRule="auto"/>
-        <w:rPr>
-          <w:rFonts w:ascii="Calibri" w:eastAsia="Calibri" w:hAnsi="Calibri" w:cs="Times New Roman"/>
-          <w:bCs/>
-          <w:sz w:val="24"/>
-          <w:szCs w:val="24"/>
-        </w:rPr>
-      </w:pPr>
-      <w:r>
-        <w:rPr>
-          <w:rFonts w:ascii="Calibri" w:eastAsia="Calibri" w:hAnsi="Calibri" w:cs="Times New Roman"/>
-          <w:bCs/>
-          <w:sz w:val="24"/>
-          <w:szCs w:val="24"/>
-        </w:rPr>
-        <w:t>cs_hru_read.f90</w:t>
-      </w:r>
-    </w:p>
-    <w:p>
-      <w:pPr>
-        <w:spacing w:after="0" w:line="240" w:lineRule="auto"/>
-        <w:rPr>
-          <w:rFonts w:ascii="Calibri" w:eastAsia="Calibri" w:hAnsi="Calibri" w:cs="Times New Roman"/>
-          <w:bCs/>
-          <w:sz w:val="24"/>
-          <w:szCs w:val="24"/>
-        </w:rPr>
-      </w:pPr>
-      <w:r>
-        <w:rPr>
-          <w:rFonts w:ascii="Calibri" w:eastAsia="Calibri" w:hAnsi="Calibri" w:cs="Times New Roman"/>
-          <w:bCs/>
-          <w:sz w:val="24"/>
-          <w:szCs w:val="24"/>
-        </w:rPr>
-        <w:t>cs_irr_read.f90</w:t>
-      </w:r>
-    </w:p>
-    <w:p>
-      <w:pPr>
-        <w:spacing w:after="0" w:line="240" w:lineRule="auto"/>
-        <w:rPr>
-          <w:rFonts w:ascii="Calibri" w:eastAsia="Calibri" w:hAnsi="Calibri" w:cs="Times New Roman"/>
-          <w:bCs/>
-          <w:sz w:val="24"/>
-          <w:szCs w:val="24"/>
-        </w:rPr>
-      </w:pPr>
-      <w:r>
-        <w:rPr>
-          <w:rFonts w:ascii="Calibri" w:eastAsia="Calibri" w:hAnsi="Calibri" w:cs="Times New Roman"/>
-          <w:bCs/>
-          <w:sz w:val="24"/>
-          <w:szCs w:val="24"/>
-        </w:rPr>
-        <w:t>cs_irrig.f90</w:t>
-      </w:r>
-    </w:p>
-    <w:p>
-      <w:pPr>
-        <w:spacing w:after="0" w:line="240" w:lineRule="auto"/>
-        <w:rPr>
-          <w:rFonts w:ascii="Calibri" w:eastAsia="Calibri" w:hAnsi="Calibri" w:cs="Times New Roman"/>
-          <w:bCs/>
-          <w:sz w:val="24"/>
-          <w:szCs w:val="24"/>
-        </w:rPr>
-      </w:pPr>
-      <w:r>
-        <w:rPr>
-          <w:rFonts w:ascii="Calibri" w:eastAsia="Calibri" w:hAnsi="Calibri" w:cs="Times New Roman"/>
-          <w:bCs/>
-          <w:sz w:val="24"/>
-          <w:szCs w:val="24"/>
-        </w:rPr>
-        <w:t>cs_lch.f90</w:t>
-      </w:r>
-    </w:p>
-    <w:p>
-      <w:pPr>
-        <w:spacing w:after="0" w:line="240" w:lineRule="auto"/>
-        <w:rPr>
-          <w:rFonts w:ascii="Calibri" w:eastAsia="Calibri" w:hAnsi="Calibri" w:cs="Times New Roman"/>
-          <w:bCs/>
-          <w:sz w:val="24"/>
-          <w:szCs w:val="24"/>
-        </w:rPr>
-      </w:pPr>
-      <w:r>
-        <w:rPr>
-          <w:rFonts w:ascii="Calibri" w:eastAsia="Calibri" w:hAnsi="Calibri" w:cs="Times New Roman"/>
-          <w:bCs/>
-          <w:sz w:val="24"/>
-          <w:szCs w:val="24"/>
-        </w:rPr>
-        <w:t>cs_module.f90</w:t>
-      </w:r>
-    </w:p>
-    <w:p>
-      <w:pPr>
-        <w:spacing w:after="0" w:line="240" w:lineRule="auto"/>
-        <w:rPr>
-          <w:rFonts w:ascii="Calibri" w:eastAsia="Calibri" w:hAnsi="Calibri" w:cs="Times New Roman"/>
-          <w:bCs/>
-          <w:sz w:val="24"/>
-          <w:szCs w:val="24"/>
-        </w:rPr>
-      </w:pPr>
-      <w:r>
-        <w:rPr>
-          <w:rFonts w:ascii="Calibri" w:eastAsia="Calibri" w:hAnsi="Calibri" w:cs="Times New Roman"/>
-          <w:bCs/>
-          <w:sz w:val="24"/>
-          <w:szCs w:val="24"/>
-        </w:rPr>
-        <w:t>cs_plant_read.f90</w:t>
-      </w:r>
-    </w:p>
-    <w:p>
-      <w:pPr>
-        <w:spacing w:after="0" w:line="240" w:lineRule="auto"/>
-        <w:rPr>
-          <w:rFonts w:ascii="Calibri" w:eastAsia="Calibri" w:hAnsi="Calibri" w:cs="Times New Roman"/>
-          <w:bCs/>
-          <w:sz w:val="24"/>
-          <w:szCs w:val="24"/>
-        </w:rPr>
-      </w:pPr>
-      <w:r>
-        <w:rPr>
-          <w:rFonts w:ascii="Calibri" w:eastAsia="Calibri" w:hAnsi="Calibri" w:cs="Times New Roman"/>
-          <w:bCs/>
-          <w:sz w:val="24"/>
-          <w:szCs w:val="24"/>
-        </w:rPr>
-        <w:t>cs_rain.f90</w:t>
-      </w:r>
-    </w:p>
-    <w:p>
-      <w:pPr>
-        <w:spacing w:after="0" w:line="240" w:lineRule="auto"/>
-        <w:rPr>
-          <w:rFonts w:ascii="Calibri" w:eastAsia="Calibri" w:hAnsi="Calibri" w:cs="Times New Roman"/>
-          <w:bCs/>
-          <w:sz w:val="24"/>
-          <w:szCs w:val="24"/>
-        </w:rPr>
-      </w:pPr>
-      <w:r>
-        <w:rPr>
-          <w:rFonts w:ascii="Calibri" w:eastAsia="Calibri" w:hAnsi="Calibri" w:cs="Times New Roman"/>
-          <w:bCs/>
-          <w:sz w:val="24"/>
-          <w:szCs w:val="24"/>
-        </w:rPr>
-        <w:t>cs_rctn_aqu.f90</w:t>
-      </w:r>
-    </w:p>
-    <w:p>
-      <w:pPr>
-        <w:spacing w:after="0" w:line="240" w:lineRule="auto"/>
-        <w:rPr>
-          <w:rFonts w:ascii="Calibri" w:eastAsia="Calibri" w:hAnsi="Calibri" w:cs="Times New Roman"/>
-          <w:bCs/>
-          <w:sz w:val="24"/>
-          <w:szCs w:val="24"/>
-        </w:rPr>
-      </w:pPr>
-      <w:r>
-        <w:rPr>
-          <w:rFonts w:ascii="Calibri" w:eastAsia="Calibri" w:hAnsi="Calibri" w:cs="Times New Roman"/>
-          <w:bCs/>
-          <w:sz w:val="24"/>
-          <w:szCs w:val="24"/>
-        </w:rPr>
-        <w:t>cs_rctn_hru.f90</w:t>
-      </w:r>
-    </w:p>
-    <w:p>
-      <w:pPr>
-        <w:spacing w:after="0" w:line="240" w:lineRule="auto"/>
-        <w:rPr>
-          <w:rFonts w:ascii="Calibri" w:eastAsia="Calibri" w:hAnsi="Calibri" w:cs="Times New Roman"/>
-          <w:bCs/>
-          <w:sz w:val="24"/>
-          <w:szCs w:val="24"/>
-        </w:rPr>
-      </w:pPr>
-      <w:r>
-        <w:rPr>
-          <w:rFonts w:ascii="Calibri" w:eastAsia="Calibri" w:hAnsi="Calibri" w:cs="Times New Roman"/>
-          <w:bCs/>
-          <w:sz w:val="24"/>
-          <w:szCs w:val="24"/>
-        </w:rPr>
-        <w:t>cs_reactions_read.f90</w:t>
-      </w:r>
-    </w:p>
-    <w:p>
-      <w:pPr>
-        <w:spacing w:after="0" w:line="240" w:lineRule="auto"/>
-        <w:rPr>
-          <w:rFonts w:ascii="Calibri" w:eastAsia="Calibri" w:hAnsi="Calibri" w:cs="Times New Roman"/>
-          <w:bCs/>
-          <w:sz w:val="24"/>
-          <w:szCs w:val="24"/>
-        </w:rPr>
-      </w:pPr>
-      <w:r>
-        <w:rPr>
-          <w:rFonts w:ascii="Calibri" w:eastAsia="Calibri" w:hAnsi="Calibri" w:cs="Times New Roman"/>
-          <w:bCs/>
-          <w:sz w:val="24"/>
-          <w:szCs w:val="24"/>
-        </w:rPr>
-        <w:t>cs_sed.f90</w:t>
-      </w:r>
-    </w:p>
-    <w:p>
-      <w:pPr>
-        <w:spacing w:after="0" w:line="240" w:lineRule="auto"/>
-        <w:rPr>
-          <w:rFonts w:ascii="Calibri" w:eastAsia="Calibri" w:hAnsi="Calibri" w:cs="Times New Roman"/>
-          <w:bCs/>
-          <w:sz w:val="24"/>
-          <w:szCs w:val="24"/>
-        </w:rPr>
-      </w:pPr>
-      <w:r>
-        <w:rPr>
-          <w:rFonts w:ascii="Calibri" w:eastAsia="Calibri" w:hAnsi="Calibri" w:cs="Times New Roman"/>
-          <w:bCs/>
-          <w:sz w:val="24"/>
-          <w:szCs w:val="24"/>
-        </w:rPr>
-        <w:t>cs_sorb_aqu.f90</w:t>
-      </w:r>
-    </w:p>
-    <w:p>
-      <w:pPr>
-        <w:spacing w:after="0" w:line="240" w:lineRule="auto"/>
-        <w:rPr>
-          <w:rFonts w:ascii="Calibri" w:eastAsia="Calibri" w:hAnsi="Calibri" w:cs="Times New Roman"/>
-          <w:bCs/>
-          <w:sz w:val="24"/>
-          <w:szCs w:val="24"/>
-        </w:rPr>
-      </w:pPr>
-      <w:r>
-        <w:rPr>
-          <w:rFonts w:ascii="Calibri" w:eastAsia="Calibri" w:hAnsi="Calibri" w:cs="Times New Roman"/>
-          <w:bCs/>
-          <w:sz w:val="24"/>
-          <w:szCs w:val="24"/>
-        </w:rPr>
-        <w:t>cs_sorb_hru.f90</w:t>
-      </w:r>
-    </w:p>
-    <w:p>
-      <w:pPr>
-        <w:spacing w:after="0" w:line="240" w:lineRule="auto"/>
-        <w:rPr>
-          <w:rFonts w:ascii="Calibri" w:eastAsia="Calibri" w:hAnsi="Calibri" w:cs="Times New Roman"/>
-          <w:bCs/>
-          <w:sz w:val="24"/>
-          <w:szCs w:val="24"/>
-        </w:rPr>
-      </w:pPr>
-      <w:r>
-        <w:rPr>
-          <w:rFonts w:ascii="Calibri" w:eastAsia="Calibri" w:hAnsi="Calibri" w:cs="Times New Roman"/>
-          <w:bCs/>
-          <w:sz w:val="24"/>
-          <w:szCs w:val="24"/>
-        </w:rPr>
-        <w:t>cs_str_output.f90</w:t>
-      </w:r>
-    </w:p>
-    <w:p>
-      <w:pPr>
-        <w:spacing w:after="0" w:line="240" w:lineRule="auto"/>
-        <w:rPr>
-          <w:rFonts w:ascii="Calibri" w:eastAsia="Calibri" w:hAnsi="Calibri" w:cs="Times New Roman"/>
-          <w:bCs/>
-          <w:sz w:val="24"/>
-          <w:szCs w:val="24"/>
-        </w:rPr>
-      </w:pPr>
-      <w:r>
-        <w:rPr>
-          <w:rFonts w:ascii="Calibri" w:eastAsia="Calibri" w:hAnsi="Calibri" w:cs="Times New Roman"/>
-          <w:bCs/>
-          <w:sz w:val="24"/>
-          <w:szCs w:val="24"/>
-        </w:rPr>
-        <w:t>cs_uptake.f90</w:t>
-      </w:r>
-    </w:p>
-    <w:p>
-      <w:pPr>
-        <w:spacing w:after="0" w:line="240" w:lineRule="auto"/>
-        <w:rPr>
-          <w:rFonts w:ascii="Calibri" w:eastAsia="Calibri" w:hAnsi="Calibri" w:cs="Times New Roman"/>
-          <w:bCs/>
-          <w:sz w:val="24"/>
-          <w:szCs w:val="24"/>
-        </w:rPr>
-      </w:pPr>
-      <w:r>
-        <w:rPr>
-          <w:rFonts w:ascii="Calibri" w:eastAsia="Calibri" w:hAnsi="Calibri" w:cs="Times New Roman"/>
-          <w:bCs/>
-          <w:sz w:val="24"/>
-          <w:szCs w:val="24"/>
-        </w:rPr>
-        <w:t>cs_uptake_read.f90</w:t>
-      </w:r>
-    </w:p>
-    <w:p>
-      <w:pPr>
-        <w:spacing w:after="0" w:line="240" w:lineRule="auto"/>
-        <w:rPr>
-          <w:rFonts w:ascii="Calibri" w:eastAsia="Calibri" w:hAnsi="Calibri" w:cs="Times New Roman"/>
-          <w:bCs/>
-          <w:sz w:val="24"/>
-          <w:szCs w:val="24"/>
-        </w:rPr>
-      </w:pPr>
-      <w:r>
-        <w:rPr>
-          <w:rFonts w:ascii="Calibri" w:eastAsia="Calibri" w:hAnsi="Calibri" w:cs="Times New Roman"/>
-          <w:bCs/>
-          <w:sz w:val="24"/>
-          <w:szCs w:val="24"/>
-        </w:rPr>
-        <w:t>cs_urban_read.f90</w:t>
-      </w:r>
-    </w:p>
-    <w:p>
-      <w:pPr>
-        <w:spacing w:after="0" w:line="240" w:lineRule="auto"/>
-        <w:rPr>
-          <w:rFonts w:ascii="Calibri" w:eastAsia="Calibri" w:hAnsi="Calibri" w:cs="Times New Roman"/>
-          <w:bCs/>
-          <w:sz w:val="24"/>
-          <w:szCs w:val="24"/>
-        </w:rPr>
-      </w:pPr>
-      <w:r>
-        <w:rPr>
-          <w:rFonts w:ascii="Calibri" w:eastAsia="Calibri" w:hAnsi="Calibri" w:cs="Times New Roman"/>
-          <w:bCs/>
-          <w:sz w:val="24"/>
-          <w:szCs w:val="24"/>
-        </w:rPr>
-        <w:t>gwflow_canl.f90</w:t>
-      </w:r>
-    </w:p>
-    <w:p>
-      <w:pPr>
-        <w:spacing w:after="0" w:line="240" w:lineRule="auto"/>
-        <w:rPr>
-          <w:rFonts w:ascii="Calibri" w:eastAsia="Calibri" w:hAnsi="Calibri" w:cs="Times New Roman"/>
-          <w:bCs/>
-          <w:sz w:val="24"/>
-          <w:szCs w:val="24"/>
-        </w:rPr>
-      </w:pPr>
-      <w:r>
-        <w:rPr>
-          <w:rFonts w:ascii="Calibri" w:eastAsia="Calibri" w:hAnsi="Calibri" w:cs="Times New Roman"/>
-          <w:bCs/>
-          <w:sz w:val="24"/>
-          <w:szCs w:val="24"/>
-        </w:rPr>
-        <w:t>gwflow_canl_out.f90</w:t>
+        <w:t>cs_</w:t>
+      </w:r>
+      <w:proofErr w:type="gramStart"/>
+      <w:r>
+        <w:rPr>
+          <w:rFonts w:ascii="Calibri" w:eastAsia="Calibri" w:hAnsi="Calibri" w:cs="Times New Roman"/>
+          <w:bCs/>
+          <w:sz w:val="24"/>
+          <w:szCs w:val="24"/>
+        </w:rPr>
+        <w:t>balance.f</w:t>
+      </w:r>
+      <w:proofErr w:type="gramEnd"/>
+      <w:r>
+        <w:rPr>
+          <w:rFonts w:ascii="Calibri" w:eastAsia="Calibri" w:hAnsi="Calibri" w:cs="Times New Roman"/>
+          <w:bCs/>
+          <w:sz w:val="24"/>
+          <w:szCs w:val="24"/>
+        </w:rPr>
+        <w:t>90</w:t>
+      </w:r>
+    </w:p>
+    <w:p>
+      <w:pPr>
+        <w:spacing w:after="0" w:line="240" w:lineRule="auto"/>
+        <w:rPr>
+          <w:rFonts w:ascii="Calibri" w:eastAsia="Calibri" w:hAnsi="Calibri" w:cs="Times New Roman"/>
+          <w:bCs/>
+          <w:sz w:val="24"/>
+          <w:szCs w:val="24"/>
+        </w:rPr>
+      </w:pPr>
+      <w:r>
+        <w:rPr>
+          <w:rFonts w:ascii="Calibri" w:eastAsia="Calibri" w:hAnsi="Calibri" w:cs="Times New Roman"/>
+          <w:bCs/>
+          <w:sz w:val="24"/>
+          <w:szCs w:val="24"/>
+        </w:rPr>
+        <w:t>cs_cha_</w:t>
+      </w:r>
+      <w:proofErr w:type="gramStart"/>
+      <w:r>
+        <w:rPr>
+          <w:rFonts w:ascii="Calibri" w:eastAsia="Calibri" w:hAnsi="Calibri" w:cs="Times New Roman"/>
+          <w:bCs/>
+          <w:sz w:val="24"/>
+          <w:szCs w:val="24"/>
+        </w:rPr>
+        <w:t>read.f</w:t>
+      </w:r>
+      <w:proofErr w:type="gramEnd"/>
+      <w:r>
+        <w:rPr>
+          <w:rFonts w:ascii="Calibri" w:eastAsia="Calibri" w:hAnsi="Calibri" w:cs="Times New Roman"/>
+          <w:bCs/>
+          <w:sz w:val="24"/>
+          <w:szCs w:val="24"/>
+        </w:rPr>
+        <w:t>90</w:t>
+      </w:r>
+    </w:p>
+    <w:p>
+      <w:pPr>
+        <w:spacing w:after="0" w:line="240" w:lineRule="auto"/>
+        <w:rPr>
+          <w:rFonts w:ascii="Calibri" w:eastAsia="Calibri" w:hAnsi="Calibri" w:cs="Times New Roman"/>
+          <w:bCs/>
+          <w:sz w:val="24"/>
+          <w:szCs w:val="24"/>
+        </w:rPr>
+      </w:pPr>
+      <w:r>
+        <w:rPr>
+          <w:rFonts w:ascii="Calibri" w:eastAsia="Calibri" w:hAnsi="Calibri" w:cs="Times New Roman"/>
+          <w:bCs/>
+          <w:sz w:val="24"/>
+          <w:szCs w:val="24"/>
+        </w:rPr>
+        <w:t>cs_data_</w:t>
+      </w:r>
+      <w:proofErr w:type="gramStart"/>
+      <w:r>
+        <w:rPr>
+          <w:rFonts w:ascii="Calibri" w:eastAsia="Calibri" w:hAnsi="Calibri" w:cs="Times New Roman"/>
+          <w:bCs/>
+          <w:sz w:val="24"/>
+          <w:szCs w:val="24"/>
+        </w:rPr>
+        <w:t>module.f</w:t>
+      </w:r>
+      <w:proofErr w:type="gramEnd"/>
+      <w:r>
+        <w:rPr>
+          <w:rFonts w:ascii="Calibri" w:eastAsia="Calibri" w:hAnsi="Calibri" w:cs="Times New Roman"/>
+          <w:bCs/>
+          <w:sz w:val="24"/>
+          <w:szCs w:val="24"/>
+        </w:rPr>
+        <w:t>90</w:t>
+      </w:r>
+    </w:p>
+    <w:p>
+      <w:pPr>
+        <w:spacing w:after="0" w:line="240" w:lineRule="auto"/>
+        <w:rPr>
+          <w:rFonts w:ascii="Calibri" w:eastAsia="Calibri" w:hAnsi="Calibri" w:cs="Times New Roman"/>
+          <w:bCs/>
+          <w:sz w:val="24"/>
+          <w:szCs w:val="24"/>
+        </w:rPr>
+      </w:pPr>
+      <w:r>
+        <w:rPr>
+          <w:rFonts w:ascii="Calibri" w:eastAsia="Calibri" w:hAnsi="Calibri" w:cs="Times New Roman"/>
+          <w:bCs/>
+          <w:sz w:val="24"/>
+          <w:szCs w:val="24"/>
+        </w:rPr>
+        <w:t>cs_</w:t>
+      </w:r>
+      <w:proofErr w:type="gramStart"/>
+      <w:r>
+        <w:rPr>
+          <w:rFonts w:ascii="Calibri" w:eastAsia="Calibri" w:hAnsi="Calibri" w:cs="Times New Roman"/>
+          <w:bCs/>
+          <w:sz w:val="24"/>
+          <w:szCs w:val="24"/>
+        </w:rPr>
+        <w:t>divert.f</w:t>
+      </w:r>
+      <w:proofErr w:type="gramEnd"/>
+      <w:r>
+        <w:rPr>
+          <w:rFonts w:ascii="Calibri" w:eastAsia="Calibri" w:hAnsi="Calibri" w:cs="Times New Roman"/>
+          <w:bCs/>
+          <w:sz w:val="24"/>
+          <w:szCs w:val="24"/>
+        </w:rPr>
+        <w:t>90</w:t>
+      </w:r>
+    </w:p>
+    <w:p>
+      <w:pPr>
+        <w:spacing w:after="0" w:line="240" w:lineRule="auto"/>
+        <w:rPr>
+          <w:rFonts w:ascii="Calibri" w:eastAsia="Calibri" w:hAnsi="Calibri" w:cs="Times New Roman"/>
+          <w:bCs/>
+          <w:sz w:val="24"/>
+          <w:szCs w:val="24"/>
+        </w:rPr>
+      </w:pPr>
+      <w:r>
+        <w:rPr>
+          <w:rFonts w:ascii="Calibri" w:eastAsia="Calibri" w:hAnsi="Calibri" w:cs="Times New Roman"/>
+          <w:bCs/>
+          <w:sz w:val="24"/>
+          <w:szCs w:val="24"/>
+        </w:rPr>
+        <w:t>cs_</w:t>
+      </w:r>
+      <w:proofErr w:type="gramStart"/>
+      <w:r>
+        <w:rPr>
+          <w:rFonts w:ascii="Calibri" w:eastAsia="Calibri" w:hAnsi="Calibri" w:cs="Times New Roman"/>
+          <w:bCs/>
+          <w:sz w:val="24"/>
+          <w:szCs w:val="24"/>
+        </w:rPr>
+        <w:t>fert.f</w:t>
+      </w:r>
+      <w:proofErr w:type="gramEnd"/>
+      <w:r>
+        <w:rPr>
+          <w:rFonts w:ascii="Calibri" w:eastAsia="Calibri" w:hAnsi="Calibri" w:cs="Times New Roman"/>
+          <w:bCs/>
+          <w:sz w:val="24"/>
+          <w:szCs w:val="24"/>
+        </w:rPr>
+        <w:t>90</w:t>
+      </w:r>
+    </w:p>
+    <w:p>
+      <w:pPr>
+        <w:spacing w:after="0" w:line="240" w:lineRule="auto"/>
+        <w:rPr>
+          <w:rFonts w:ascii="Calibri" w:eastAsia="Calibri" w:hAnsi="Calibri" w:cs="Times New Roman"/>
+          <w:bCs/>
+          <w:sz w:val="24"/>
+          <w:szCs w:val="24"/>
+        </w:rPr>
+      </w:pPr>
+      <w:r>
+        <w:rPr>
+          <w:rFonts w:ascii="Calibri" w:eastAsia="Calibri" w:hAnsi="Calibri" w:cs="Times New Roman"/>
+          <w:bCs/>
+          <w:sz w:val="24"/>
+          <w:szCs w:val="24"/>
+        </w:rPr>
+        <w:t>cs_fert_</w:t>
+      </w:r>
+      <w:proofErr w:type="gramStart"/>
+      <w:r>
+        <w:rPr>
+          <w:rFonts w:ascii="Calibri" w:eastAsia="Calibri" w:hAnsi="Calibri" w:cs="Times New Roman"/>
+          <w:bCs/>
+          <w:sz w:val="24"/>
+          <w:szCs w:val="24"/>
+        </w:rPr>
+        <w:t>read.f</w:t>
+      </w:r>
+      <w:proofErr w:type="gramEnd"/>
+      <w:r>
+        <w:rPr>
+          <w:rFonts w:ascii="Calibri" w:eastAsia="Calibri" w:hAnsi="Calibri" w:cs="Times New Roman"/>
+          <w:bCs/>
+          <w:sz w:val="24"/>
+          <w:szCs w:val="24"/>
+        </w:rPr>
+        <w:t>90</w:t>
+      </w:r>
+    </w:p>
+    <w:p>
+      <w:pPr>
+        <w:spacing w:after="0" w:line="240" w:lineRule="auto"/>
+        <w:rPr>
+          <w:rFonts w:ascii="Calibri" w:eastAsia="Calibri" w:hAnsi="Calibri" w:cs="Times New Roman"/>
+          <w:bCs/>
+          <w:sz w:val="24"/>
+          <w:szCs w:val="24"/>
+        </w:rPr>
+      </w:pPr>
+      <w:r>
+        <w:rPr>
+          <w:rFonts w:ascii="Calibri" w:eastAsia="Calibri" w:hAnsi="Calibri" w:cs="Times New Roman"/>
+          <w:bCs/>
+          <w:sz w:val="24"/>
+          <w:szCs w:val="24"/>
+        </w:rPr>
+        <w:t>cs_fert_</w:t>
+      </w:r>
+      <w:proofErr w:type="gramStart"/>
+      <w:r>
+        <w:rPr>
+          <w:rFonts w:ascii="Calibri" w:eastAsia="Calibri" w:hAnsi="Calibri" w:cs="Times New Roman"/>
+          <w:bCs/>
+          <w:sz w:val="24"/>
+          <w:szCs w:val="24"/>
+        </w:rPr>
+        <w:t>wet.f</w:t>
+      </w:r>
+      <w:proofErr w:type="gramEnd"/>
+      <w:r>
+        <w:rPr>
+          <w:rFonts w:ascii="Calibri" w:eastAsia="Calibri" w:hAnsi="Calibri" w:cs="Times New Roman"/>
+          <w:bCs/>
+          <w:sz w:val="24"/>
+          <w:szCs w:val="24"/>
+        </w:rPr>
+        <w:t>90</w:t>
+      </w:r>
+    </w:p>
+    <w:p>
+      <w:pPr>
+        <w:spacing w:after="0" w:line="240" w:lineRule="auto"/>
+        <w:rPr>
+          <w:rFonts w:ascii="Calibri" w:eastAsia="Calibri" w:hAnsi="Calibri" w:cs="Times New Roman"/>
+          <w:bCs/>
+          <w:sz w:val="24"/>
+          <w:szCs w:val="24"/>
+        </w:rPr>
+      </w:pPr>
+      <w:r>
+        <w:rPr>
+          <w:rFonts w:ascii="Calibri" w:eastAsia="Calibri" w:hAnsi="Calibri" w:cs="Times New Roman"/>
+          <w:bCs/>
+          <w:sz w:val="24"/>
+          <w:szCs w:val="24"/>
+        </w:rPr>
+        <w:t>cs_hru_</w:t>
+      </w:r>
+      <w:proofErr w:type="gramStart"/>
+      <w:r>
+        <w:rPr>
+          <w:rFonts w:ascii="Calibri" w:eastAsia="Calibri" w:hAnsi="Calibri" w:cs="Times New Roman"/>
+          <w:bCs/>
+          <w:sz w:val="24"/>
+          <w:szCs w:val="24"/>
+        </w:rPr>
+        <w:t>init.f</w:t>
+      </w:r>
+      <w:proofErr w:type="gramEnd"/>
+      <w:r>
+        <w:rPr>
+          <w:rFonts w:ascii="Calibri" w:eastAsia="Calibri" w:hAnsi="Calibri" w:cs="Times New Roman"/>
+          <w:bCs/>
+          <w:sz w:val="24"/>
+          <w:szCs w:val="24"/>
+        </w:rPr>
+        <w:t>90</w:t>
+      </w:r>
+    </w:p>
+    <w:p>
+      <w:pPr>
+        <w:spacing w:after="0" w:line="240" w:lineRule="auto"/>
+        <w:rPr>
+          <w:rFonts w:ascii="Calibri" w:eastAsia="Calibri" w:hAnsi="Calibri" w:cs="Times New Roman"/>
+          <w:bCs/>
+          <w:sz w:val="24"/>
+          <w:szCs w:val="24"/>
+        </w:rPr>
+      </w:pPr>
+      <w:r>
+        <w:rPr>
+          <w:rFonts w:ascii="Calibri" w:eastAsia="Calibri" w:hAnsi="Calibri" w:cs="Times New Roman"/>
+          <w:bCs/>
+          <w:sz w:val="24"/>
+          <w:szCs w:val="24"/>
+        </w:rPr>
+        <w:t>cs_hru_</w:t>
+      </w:r>
+      <w:proofErr w:type="gramStart"/>
+      <w:r>
+        <w:rPr>
+          <w:rFonts w:ascii="Calibri" w:eastAsia="Calibri" w:hAnsi="Calibri" w:cs="Times New Roman"/>
+          <w:bCs/>
+          <w:sz w:val="24"/>
+          <w:szCs w:val="24"/>
+        </w:rPr>
+        <w:t>read.f</w:t>
+      </w:r>
+      <w:proofErr w:type="gramEnd"/>
+      <w:r>
+        <w:rPr>
+          <w:rFonts w:ascii="Calibri" w:eastAsia="Calibri" w:hAnsi="Calibri" w:cs="Times New Roman"/>
+          <w:bCs/>
+          <w:sz w:val="24"/>
+          <w:szCs w:val="24"/>
+        </w:rPr>
+        <w:t>90</w:t>
+      </w:r>
+    </w:p>
+    <w:p>
+      <w:pPr>
+        <w:spacing w:after="0" w:line="240" w:lineRule="auto"/>
+        <w:rPr>
+          <w:rFonts w:ascii="Calibri" w:eastAsia="Calibri" w:hAnsi="Calibri" w:cs="Times New Roman"/>
+          <w:bCs/>
+          <w:sz w:val="24"/>
+          <w:szCs w:val="24"/>
+        </w:rPr>
+      </w:pPr>
+      <w:r>
+        <w:rPr>
+          <w:rFonts w:ascii="Calibri" w:eastAsia="Calibri" w:hAnsi="Calibri" w:cs="Times New Roman"/>
+          <w:bCs/>
+          <w:sz w:val="24"/>
+          <w:szCs w:val="24"/>
+        </w:rPr>
+        <w:t>cs_irr_</w:t>
+      </w:r>
+      <w:proofErr w:type="gramStart"/>
+      <w:r>
+        <w:rPr>
+          <w:rFonts w:ascii="Calibri" w:eastAsia="Calibri" w:hAnsi="Calibri" w:cs="Times New Roman"/>
+          <w:bCs/>
+          <w:sz w:val="24"/>
+          <w:szCs w:val="24"/>
+        </w:rPr>
+        <w:t>read.f</w:t>
+      </w:r>
+      <w:proofErr w:type="gramEnd"/>
+      <w:r>
+        <w:rPr>
+          <w:rFonts w:ascii="Calibri" w:eastAsia="Calibri" w:hAnsi="Calibri" w:cs="Times New Roman"/>
+          <w:bCs/>
+          <w:sz w:val="24"/>
+          <w:szCs w:val="24"/>
+        </w:rPr>
+        <w:t>90</w:t>
+      </w:r>
+    </w:p>
+    <w:p>
+      <w:pPr>
+        <w:spacing w:after="0" w:line="240" w:lineRule="auto"/>
+        <w:rPr>
+          <w:rFonts w:ascii="Calibri" w:eastAsia="Calibri" w:hAnsi="Calibri" w:cs="Times New Roman"/>
+          <w:bCs/>
+          <w:sz w:val="24"/>
+          <w:szCs w:val="24"/>
+        </w:rPr>
+      </w:pPr>
+      <w:r>
+        <w:rPr>
+          <w:rFonts w:ascii="Calibri" w:eastAsia="Calibri" w:hAnsi="Calibri" w:cs="Times New Roman"/>
+          <w:bCs/>
+          <w:sz w:val="24"/>
+          <w:szCs w:val="24"/>
+        </w:rPr>
+        <w:t>cs_</w:t>
+      </w:r>
+      <w:proofErr w:type="gramStart"/>
+      <w:r>
+        <w:rPr>
+          <w:rFonts w:ascii="Calibri" w:eastAsia="Calibri" w:hAnsi="Calibri" w:cs="Times New Roman"/>
+          <w:bCs/>
+          <w:sz w:val="24"/>
+          <w:szCs w:val="24"/>
+        </w:rPr>
+        <w:t>irrig.f</w:t>
+      </w:r>
+      <w:proofErr w:type="gramEnd"/>
+      <w:r>
+        <w:rPr>
+          <w:rFonts w:ascii="Calibri" w:eastAsia="Calibri" w:hAnsi="Calibri" w:cs="Times New Roman"/>
+          <w:bCs/>
+          <w:sz w:val="24"/>
+          <w:szCs w:val="24"/>
+        </w:rPr>
+        <w:t>90</w:t>
+      </w:r>
+    </w:p>
+    <w:p>
+      <w:pPr>
+        <w:spacing w:after="0" w:line="240" w:lineRule="auto"/>
+        <w:rPr>
+          <w:rFonts w:ascii="Calibri" w:eastAsia="Calibri" w:hAnsi="Calibri" w:cs="Times New Roman"/>
+          <w:bCs/>
+          <w:sz w:val="24"/>
+          <w:szCs w:val="24"/>
+        </w:rPr>
+      </w:pPr>
+      <w:r>
+        <w:rPr>
+          <w:rFonts w:ascii="Calibri" w:eastAsia="Calibri" w:hAnsi="Calibri" w:cs="Times New Roman"/>
+          <w:bCs/>
+          <w:sz w:val="24"/>
+          <w:szCs w:val="24"/>
+        </w:rPr>
+        <w:t>cs_</w:t>
+      </w:r>
+      <w:proofErr w:type="gramStart"/>
+      <w:r>
+        <w:rPr>
+          <w:rFonts w:ascii="Calibri" w:eastAsia="Calibri" w:hAnsi="Calibri" w:cs="Times New Roman"/>
+          <w:bCs/>
+          <w:sz w:val="24"/>
+          <w:szCs w:val="24"/>
+        </w:rPr>
+        <w:t>lch.f</w:t>
+      </w:r>
+      <w:proofErr w:type="gramEnd"/>
+      <w:r>
+        <w:rPr>
+          <w:rFonts w:ascii="Calibri" w:eastAsia="Calibri" w:hAnsi="Calibri" w:cs="Times New Roman"/>
+          <w:bCs/>
+          <w:sz w:val="24"/>
+          <w:szCs w:val="24"/>
+        </w:rPr>
+        <w:t>90</w:t>
+      </w:r>
+    </w:p>
+    <w:p>
+      <w:pPr>
+        <w:spacing w:after="0" w:line="240" w:lineRule="auto"/>
+        <w:rPr>
+          <w:rFonts w:ascii="Calibri" w:eastAsia="Calibri" w:hAnsi="Calibri" w:cs="Times New Roman"/>
+          <w:bCs/>
+          <w:sz w:val="24"/>
+          <w:szCs w:val="24"/>
+        </w:rPr>
+      </w:pPr>
+      <w:r>
+        <w:rPr>
+          <w:rFonts w:ascii="Calibri" w:eastAsia="Calibri" w:hAnsi="Calibri" w:cs="Times New Roman"/>
+          <w:bCs/>
+          <w:sz w:val="24"/>
+          <w:szCs w:val="24"/>
+        </w:rPr>
+        <w:t>cs_</w:t>
+      </w:r>
+      <w:proofErr w:type="gramStart"/>
+      <w:r>
+        <w:rPr>
+          <w:rFonts w:ascii="Calibri" w:eastAsia="Calibri" w:hAnsi="Calibri" w:cs="Times New Roman"/>
+          <w:bCs/>
+          <w:sz w:val="24"/>
+          <w:szCs w:val="24"/>
+        </w:rPr>
+        <w:t>module.f</w:t>
+      </w:r>
+      <w:proofErr w:type="gramEnd"/>
+      <w:r>
+        <w:rPr>
+          <w:rFonts w:ascii="Calibri" w:eastAsia="Calibri" w:hAnsi="Calibri" w:cs="Times New Roman"/>
+          <w:bCs/>
+          <w:sz w:val="24"/>
+          <w:szCs w:val="24"/>
+        </w:rPr>
+        <w:t>90</w:t>
+      </w:r>
+    </w:p>
+    <w:p>
+      <w:pPr>
+        <w:spacing w:after="0" w:line="240" w:lineRule="auto"/>
+        <w:rPr>
+          <w:rFonts w:ascii="Calibri" w:eastAsia="Calibri" w:hAnsi="Calibri" w:cs="Times New Roman"/>
+          <w:bCs/>
+          <w:sz w:val="24"/>
+          <w:szCs w:val="24"/>
+        </w:rPr>
+      </w:pPr>
+      <w:r>
+        <w:rPr>
+          <w:rFonts w:ascii="Calibri" w:eastAsia="Calibri" w:hAnsi="Calibri" w:cs="Times New Roman"/>
+          <w:bCs/>
+          <w:sz w:val="24"/>
+          <w:szCs w:val="24"/>
+        </w:rPr>
+        <w:t>cs_plant_</w:t>
+      </w:r>
+      <w:proofErr w:type="gramStart"/>
+      <w:r>
+        <w:rPr>
+          <w:rFonts w:ascii="Calibri" w:eastAsia="Calibri" w:hAnsi="Calibri" w:cs="Times New Roman"/>
+          <w:bCs/>
+          <w:sz w:val="24"/>
+          <w:szCs w:val="24"/>
+        </w:rPr>
+        <w:t>read.f</w:t>
+      </w:r>
+      <w:proofErr w:type="gramEnd"/>
+      <w:r>
+        <w:rPr>
+          <w:rFonts w:ascii="Calibri" w:eastAsia="Calibri" w:hAnsi="Calibri" w:cs="Times New Roman"/>
+          <w:bCs/>
+          <w:sz w:val="24"/>
+          <w:szCs w:val="24"/>
+        </w:rPr>
+        <w:t>90</w:t>
+      </w:r>
+    </w:p>
+    <w:p>
+      <w:pPr>
+        <w:spacing w:after="0" w:line="240" w:lineRule="auto"/>
+        <w:rPr>
+          <w:rFonts w:ascii="Calibri" w:eastAsia="Calibri" w:hAnsi="Calibri" w:cs="Times New Roman"/>
+          <w:bCs/>
+          <w:sz w:val="24"/>
+          <w:szCs w:val="24"/>
+        </w:rPr>
+      </w:pPr>
+      <w:r>
+        <w:rPr>
+          <w:rFonts w:ascii="Calibri" w:eastAsia="Calibri" w:hAnsi="Calibri" w:cs="Times New Roman"/>
+          <w:bCs/>
+          <w:sz w:val="24"/>
+          <w:szCs w:val="24"/>
+        </w:rPr>
+        <w:t>cs_</w:t>
+      </w:r>
+      <w:proofErr w:type="gramStart"/>
+      <w:r>
+        <w:rPr>
+          <w:rFonts w:ascii="Calibri" w:eastAsia="Calibri" w:hAnsi="Calibri" w:cs="Times New Roman"/>
+          <w:bCs/>
+          <w:sz w:val="24"/>
+          <w:szCs w:val="24"/>
+        </w:rPr>
+        <w:t>rain.f</w:t>
+      </w:r>
+      <w:proofErr w:type="gramEnd"/>
+      <w:r>
+        <w:rPr>
+          <w:rFonts w:ascii="Calibri" w:eastAsia="Calibri" w:hAnsi="Calibri" w:cs="Times New Roman"/>
+          <w:bCs/>
+          <w:sz w:val="24"/>
+          <w:szCs w:val="24"/>
+        </w:rPr>
+        <w:t>90</w:t>
+      </w:r>
+    </w:p>
+    <w:p>
+      <w:pPr>
+        <w:spacing w:after="0" w:line="240" w:lineRule="auto"/>
+        <w:rPr>
+          <w:rFonts w:ascii="Calibri" w:eastAsia="Calibri" w:hAnsi="Calibri" w:cs="Times New Roman"/>
+          <w:bCs/>
+          <w:sz w:val="24"/>
+          <w:szCs w:val="24"/>
+        </w:rPr>
+      </w:pPr>
+      <w:r>
+        <w:rPr>
+          <w:rFonts w:ascii="Calibri" w:eastAsia="Calibri" w:hAnsi="Calibri" w:cs="Times New Roman"/>
+          <w:bCs/>
+          <w:sz w:val="24"/>
+          <w:szCs w:val="24"/>
+        </w:rPr>
+        <w:t>cs_rctn_</w:t>
+      </w:r>
+      <w:proofErr w:type="gramStart"/>
+      <w:r>
+        <w:rPr>
+          <w:rFonts w:ascii="Calibri" w:eastAsia="Calibri" w:hAnsi="Calibri" w:cs="Times New Roman"/>
+          <w:bCs/>
+          <w:sz w:val="24"/>
+          <w:szCs w:val="24"/>
+        </w:rPr>
+        <w:t>aqu.f</w:t>
+      </w:r>
+      <w:proofErr w:type="gramEnd"/>
+      <w:r>
+        <w:rPr>
+          <w:rFonts w:ascii="Calibri" w:eastAsia="Calibri" w:hAnsi="Calibri" w:cs="Times New Roman"/>
+          <w:bCs/>
+          <w:sz w:val="24"/>
+          <w:szCs w:val="24"/>
+        </w:rPr>
+        <w:t>90</w:t>
+      </w:r>
+    </w:p>
+    <w:p>
+      <w:pPr>
+        <w:spacing w:after="0" w:line="240" w:lineRule="auto"/>
+        <w:rPr>
+          <w:rFonts w:ascii="Calibri" w:eastAsia="Calibri" w:hAnsi="Calibri" w:cs="Times New Roman"/>
+          <w:bCs/>
+          <w:sz w:val="24"/>
+          <w:szCs w:val="24"/>
+        </w:rPr>
+      </w:pPr>
+      <w:r>
+        <w:rPr>
+          <w:rFonts w:ascii="Calibri" w:eastAsia="Calibri" w:hAnsi="Calibri" w:cs="Times New Roman"/>
+          <w:bCs/>
+          <w:sz w:val="24"/>
+          <w:szCs w:val="24"/>
+        </w:rPr>
+        <w:t>cs_rctn_</w:t>
+      </w:r>
+      <w:proofErr w:type="gramStart"/>
+      <w:r>
+        <w:rPr>
+          <w:rFonts w:ascii="Calibri" w:eastAsia="Calibri" w:hAnsi="Calibri" w:cs="Times New Roman"/>
+          <w:bCs/>
+          <w:sz w:val="24"/>
+          <w:szCs w:val="24"/>
+        </w:rPr>
+        <w:t>hru.f</w:t>
+      </w:r>
+      <w:proofErr w:type="gramEnd"/>
+      <w:r>
+        <w:rPr>
+          <w:rFonts w:ascii="Calibri" w:eastAsia="Calibri" w:hAnsi="Calibri" w:cs="Times New Roman"/>
+          <w:bCs/>
+          <w:sz w:val="24"/>
+          <w:szCs w:val="24"/>
+        </w:rPr>
+        <w:t>90</w:t>
+      </w:r>
+    </w:p>
+    <w:p>
+      <w:pPr>
+        <w:spacing w:after="0" w:line="240" w:lineRule="auto"/>
+        <w:rPr>
+          <w:rFonts w:ascii="Calibri" w:eastAsia="Calibri" w:hAnsi="Calibri" w:cs="Times New Roman"/>
+          <w:bCs/>
+          <w:sz w:val="24"/>
+          <w:szCs w:val="24"/>
+        </w:rPr>
+      </w:pPr>
+      <w:r>
+        <w:rPr>
+          <w:rFonts w:ascii="Calibri" w:eastAsia="Calibri" w:hAnsi="Calibri" w:cs="Times New Roman"/>
+          <w:bCs/>
+          <w:sz w:val="24"/>
+          <w:szCs w:val="24"/>
+        </w:rPr>
+        <w:t>cs_reactions_</w:t>
+      </w:r>
+      <w:proofErr w:type="gramStart"/>
+      <w:r>
+        <w:rPr>
+          <w:rFonts w:ascii="Calibri" w:eastAsia="Calibri" w:hAnsi="Calibri" w:cs="Times New Roman"/>
+          <w:bCs/>
+          <w:sz w:val="24"/>
+          <w:szCs w:val="24"/>
+        </w:rPr>
+        <w:t>read.f</w:t>
+      </w:r>
+      <w:proofErr w:type="gramEnd"/>
+      <w:r>
+        <w:rPr>
+          <w:rFonts w:ascii="Calibri" w:eastAsia="Calibri" w:hAnsi="Calibri" w:cs="Times New Roman"/>
+          <w:bCs/>
+          <w:sz w:val="24"/>
+          <w:szCs w:val="24"/>
+        </w:rPr>
+        <w:t>90</w:t>
+      </w:r>
+    </w:p>
+    <w:p>
+      <w:pPr>
+        <w:spacing w:after="0" w:line="240" w:lineRule="auto"/>
+        <w:rPr>
+          <w:rFonts w:ascii="Calibri" w:eastAsia="Calibri" w:hAnsi="Calibri" w:cs="Times New Roman"/>
+          <w:bCs/>
+          <w:sz w:val="24"/>
+          <w:szCs w:val="24"/>
+        </w:rPr>
+      </w:pPr>
+      <w:r>
+        <w:rPr>
+          <w:rFonts w:ascii="Calibri" w:eastAsia="Calibri" w:hAnsi="Calibri" w:cs="Times New Roman"/>
+          <w:bCs/>
+          <w:sz w:val="24"/>
+          <w:szCs w:val="24"/>
+        </w:rPr>
+        <w:t>cs_</w:t>
+      </w:r>
+      <w:proofErr w:type="gramStart"/>
+      <w:r>
+        <w:rPr>
+          <w:rFonts w:ascii="Calibri" w:eastAsia="Calibri" w:hAnsi="Calibri" w:cs="Times New Roman"/>
+          <w:bCs/>
+          <w:sz w:val="24"/>
+          <w:szCs w:val="24"/>
+        </w:rPr>
+        <w:t>sed.f</w:t>
+      </w:r>
+      <w:proofErr w:type="gramEnd"/>
+      <w:r>
+        <w:rPr>
+          <w:rFonts w:ascii="Calibri" w:eastAsia="Calibri" w:hAnsi="Calibri" w:cs="Times New Roman"/>
+          <w:bCs/>
+          <w:sz w:val="24"/>
+          <w:szCs w:val="24"/>
+        </w:rPr>
+        <w:t>90</w:t>
+      </w:r>
+    </w:p>
+    <w:p>
+      <w:pPr>
+        <w:spacing w:after="0" w:line="240" w:lineRule="auto"/>
+        <w:rPr>
+          <w:rFonts w:ascii="Calibri" w:eastAsia="Calibri" w:hAnsi="Calibri" w:cs="Times New Roman"/>
+          <w:bCs/>
+          <w:sz w:val="24"/>
+          <w:szCs w:val="24"/>
+        </w:rPr>
+      </w:pPr>
+      <w:r>
+        <w:rPr>
+          <w:rFonts w:ascii="Calibri" w:eastAsia="Calibri" w:hAnsi="Calibri" w:cs="Times New Roman"/>
+          <w:bCs/>
+          <w:sz w:val="24"/>
+          <w:szCs w:val="24"/>
+        </w:rPr>
+        <w:t>cs_sorb_</w:t>
+      </w:r>
+      <w:proofErr w:type="gramStart"/>
+      <w:r>
+        <w:rPr>
+          <w:rFonts w:ascii="Calibri" w:eastAsia="Calibri" w:hAnsi="Calibri" w:cs="Times New Roman"/>
+          <w:bCs/>
+          <w:sz w:val="24"/>
+          <w:szCs w:val="24"/>
+        </w:rPr>
+        <w:t>aqu.f</w:t>
+      </w:r>
+      <w:proofErr w:type="gramEnd"/>
+      <w:r>
+        <w:rPr>
+          <w:rFonts w:ascii="Calibri" w:eastAsia="Calibri" w:hAnsi="Calibri" w:cs="Times New Roman"/>
+          <w:bCs/>
+          <w:sz w:val="24"/>
+          <w:szCs w:val="24"/>
+        </w:rPr>
+        <w:t>90</w:t>
+      </w:r>
+    </w:p>
+    <w:p>
+      <w:pPr>
+        <w:spacing w:after="0" w:line="240" w:lineRule="auto"/>
+        <w:rPr>
+          <w:rFonts w:ascii="Calibri" w:eastAsia="Calibri" w:hAnsi="Calibri" w:cs="Times New Roman"/>
+          <w:bCs/>
+          <w:sz w:val="24"/>
+          <w:szCs w:val="24"/>
+        </w:rPr>
+      </w:pPr>
+      <w:r>
+        <w:rPr>
+          <w:rFonts w:ascii="Calibri" w:eastAsia="Calibri" w:hAnsi="Calibri" w:cs="Times New Roman"/>
+          <w:bCs/>
+          <w:sz w:val="24"/>
+          <w:szCs w:val="24"/>
+        </w:rPr>
+        <w:t>cs_sorb_</w:t>
+      </w:r>
+      <w:proofErr w:type="gramStart"/>
+      <w:r>
+        <w:rPr>
+          <w:rFonts w:ascii="Calibri" w:eastAsia="Calibri" w:hAnsi="Calibri" w:cs="Times New Roman"/>
+          <w:bCs/>
+          <w:sz w:val="24"/>
+          <w:szCs w:val="24"/>
+        </w:rPr>
+        <w:t>hru.f</w:t>
+      </w:r>
+      <w:proofErr w:type="gramEnd"/>
+      <w:r>
+        <w:rPr>
+          <w:rFonts w:ascii="Calibri" w:eastAsia="Calibri" w:hAnsi="Calibri" w:cs="Times New Roman"/>
+          <w:bCs/>
+          <w:sz w:val="24"/>
+          <w:szCs w:val="24"/>
+        </w:rPr>
+        <w:t>90</w:t>
+      </w:r>
+    </w:p>
+    <w:p>
+      <w:pPr>
+        <w:spacing w:after="0" w:line="240" w:lineRule="auto"/>
+        <w:rPr>
+          <w:rFonts w:ascii="Calibri" w:eastAsia="Calibri" w:hAnsi="Calibri" w:cs="Times New Roman"/>
+          <w:bCs/>
+          <w:sz w:val="24"/>
+          <w:szCs w:val="24"/>
+        </w:rPr>
+      </w:pPr>
+      <w:r>
+        <w:rPr>
+          <w:rFonts w:ascii="Calibri" w:eastAsia="Calibri" w:hAnsi="Calibri" w:cs="Times New Roman"/>
+          <w:bCs/>
+          <w:sz w:val="24"/>
+          <w:szCs w:val="24"/>
+        </w:rPr>
+        <w:t>cs_str_</w:t>
+      </w:r>
+      <w:proofErr w:type="gramStart"/>
+      <w:r>
+        <w:rPr>
+          <w:rFonts w:ascii="Calibri" w:eastAsia="Calibri" w:hAnsi="Calibri" w:cs="Times New Roman"/>
+          <w:bCs/>
+          <w:sz w:val="24"/>
+          <w:szCs w:val="24"/>
+        </w:rPr>
+        <w:t>output.f</w:t>
+      </w:r>
+      <w:proofErr w:type="gramEnd"/>
+      <w:r>
+        <w:rPr>
+          <w:rFonts w:ascii="Calibri" w:eastAsia="Calibri" w:hAnsi="Calibri" w:cs="Times New Roman"/>
+          <w:bCs/>
+          <w:sz w:val="24"/>
+          <w:szCs w:val="24"/>
+        </w:rPr>
+        <w:t>90</w:t>
+      </w:r>
+    </w:p>
+    <w:p>
+      <w:pPr>
+        <w:spacing w:after="0" w:line="240" w:lineRule="auto"/>
+        <w:rPr>
+          <w:rFonts w:ascii="Calibri" w:eastAsia="Calibri" w:hAnsi="Calibri" w:cs="Times New Roman"/>
+          <w:bCs/>
+          <w:sz w:val="24"/>
+          <w:szCs w:val="24"/>
+        </w:rPr>
+      </w:pPr>
+      <w:r>
+        <w:rPr>
+          <w:rFonts w:ascii="Calibri" w:eastAsia="Calibri" w:hAnsi="Calibri" w:cs="Times New Roman"/>
+          <w:bCs/>
+          <w:sz w:val="24"/>
+          <w:szCs w:val="24"/>
+        </w:rPr>
+        <w:t>cs_</w:t>
+      </w:r>
+      <w:proofErr w:type="gramStart"/>
+      <w:r>
+        <w:rPr>
+          <w:rFonts w:ascii="Calibri" w:eastAsia="Calibri" w:hAnsi="Calibri" w:cs="Times New Roman"/>
+          <w:bCs/>
+          <w:sz w:val="24"/>
+          <w:szCs w:val="24"/>
+        </w:rPr>
+        <w:t>uptake.f</w:t>
+      </w:r>
+      <w:proofErr w:type="gramEnd"/>
+      <w:r>
+        <w:rPr>
+          <w:rFonts w:ascii="Calibri" w:eastAsia="Calibri" w:hAnsi="Calibri" w:cs="Times New Roman"/>
+          <w:bCs/>
+          <w:sz w:val="24"/>
+          <w:szCs w:val="24"/>
+        </w:rPr>
+        <w:t>90</w:t>
+      </w:r>
+    </w:p>
+    <w:p>
+      <w:pPr>
+        <w:spacing w:after="0" w:line="240" w:lineRule="auto"/>
+        <w:rPr>
+          <w:rFonts w:ascii="Calibri" w:eastAsia="Calibri" w:hAnsi="Calibri" w:cs="Times New Roman"/>
+          <w:bCs/>
+          <w:sz w:val="24"/>
+          <w:szCs w:val="24"/>
+        </w:rPr>
+      </w:pPr>
+      <w:r>
+        <w:rPr>
+          <w:rFonts w:ascii="Calibri" w:eastAsia="Calibri" w:hAnsi="Calibri" w:cs="Times New Roman"/>
+          <w:bCs/>
+          <w:sz w:val="24"/>
+          <w:szCs w:val="24"/>
+        </w:rPr>
+        <w:t>cs_uptake_</w:t>
+      </w:r>
+      <w:proofErr w:type="gramStart"/>
+      <w:r>
+        <w:rPr>
+          <w:rFonts w:ascii="Calibri" w:eastAsia="Calibri" w:hAnsi="Calibri" w:cs="Times New Roman"/>
+          <w:bCs/>
+          <w:sz w:val="24"/>
+          <w:szCs w:val="24"/>
+        </w:rPr>
+        <w:t>read.f</w:t>
+      </w:r>
+      <w:proofErr w:type="gramEnd"/>
+      <w:r>
+        <w:rPr>
+          <w:rFonts w:ascii="Calibri" w:eastAsia="Calibri" w:hAnsi="Calibri" w:cs="Times New Roman"/>
+          <w:bCs/>
+          <w:sz w:val="24"/>
+          <w:szCs w:val="24"/>
+        </w:rPr>
+        <w:t>90</w:t>
+      </w:r>
+    </w:p>
+    <w:p>
+      <w:pPr>
+        <w:spacing w:after="0" w:line="240" w:lineRule="auto"/>
+        <w:rPr>
+          <w:rFonts w:ascii="Calibri" w:eastAsia="Calibri" w:hAnsi="Calibri" w:cs="Times New Roman"/>
+          <w:bCs/>
+          <w:sz w:val="24"/>
+          <w:szCs w:val="24"/>
+        </w:rPr>
+      </w:pPr>
+      <w:r>
+        <w:rPr>
+          <w:rFonts w:ascii="Calibri" w:eastAsia="Calibri" w:hAnsi="Calibri" w:cs="Times New Roman"/>
+          <w:bCs/>
+          <w:sz w:val="24"/>
+          <w:szCs w:val="24"/>
+        </w:rPr>
+        <w:t>cs_urban_</w:t>
+      </w:r>
+      <w:proofErr w:type="gramStart"/>
+      <w:r>
+        <w:rPr>
+          <w:rFonts w:ascii="Calibri" w:eastAsia="Calibri" w:hAnsi="Calibri" w:cs="Times New Roman"/>
+          <w:bCs/>
+          <w:sz w:val="24"/>
+          <w:szCs w:val="24"/>
+        </w:rPr>
+        <w:t>read.f</w:t>
+      </w:r>
+      <w:proofErr w:type="gramEnd"/>
+      <w:r>
+        <w:rPr>
+          <w:rFonts w:ascii="Calibri" w:eastAsia="Calibri" w:hAnsi="Calibri" w:cs="Times New Roman"/>
+          <w:bCs/>
+          <w:sz w:val="24"/>
+          <w:szCs w:val="24"/>
+        </w:rPr>
+        <w:t>90</w:t>
+      </w:r>
+    </w:p>
+    <w:p>
+      <w:pPr>
+        <w:spacing w:after="0" w:line="240" w:lineRule="auto"/>
+        <w:rPr>
+          <w:rFonts w:ascii="Calibri" w:eastAsia="Calibri" w:hAnsi="Calibri" w:cs="Times New Roman"/>
+          <w:bCs/>
+          <w:sz w:val="24"/>
+          <w:szCs w:val="24"/>
+        </w:rPr>
+      </w:pPr>
+      <w:r>
+        <w:rPr>
+          <w:rFonts w:ascii="Calibri" w:eastAsia="Calibri" w:hAnsi="Calibri" w:cs="Times New Roman"/>
+          <w:bCs/>
+          <w:sz w:val="24"/>
+          <w:szCs w:val="24"/>
+        </w:rPr>
+        <w:t>gwflow_</w:t>
+      </w:r>
+      <w:proofErr w:type="gramStart"/>
+      <w:r>
+        <w:rPr>
+          <w:rFonts w:ascii="Calibri" w:eastAsia="Calibri" w:hAnsi="Calibri" w:cs="Times New Roman"/>
+          <w:bCs/>
+          <w:sz w:val="24"/>
+          <w:szCs w:val="24"/>
+        </w:rPr>
+        <w:t>canl.f</w:t>
+      </w:r>
+      <w:proofErr w:type="gramEnd"/>
+      <w:r>
+        <w:rPr>
+          <w:rFonts w:ascii="Calibri" w:eastAsia="Calibri" w:hAnsi="Calibri" w:cs="Times New Roman"/>
+          <w:bCs/>
+          <w:sz w:val="24"/>
+          <w:szCs w:val="24"/>
+        </w:rPr>
+        <w:t>90</w:t>
+      </w:r>
+    </w:p>
+    <w:p>
+      <w:pPr>
+        <w:spacing w:after="0" w:line="240" w:lineRule="auto"/>
+        <w:rPr>
+          <w:rFonts w:ascii="Calibri" w:eastAsia="Calibri" w:hAnsi="Calibri" w:cs="Times New Roman"/>
+          <w:bCs/>
+          <w:sz w:val="24"/>
+          <w:szCs w:val="24"/>
+        </w:rPr>
+      </w:pPr>
+      <w:r>
+        <w:rPr>
+          <w:rFonts w:ascii="Calibri" w:eastAsia="Calibri" w:hAnsi="Calibri" w:cs="Times New Roman"/>
+          <w:bCs/>
+          <w:sz w:val="24"/>
+          <w:szCs w:val="24"/>
+        </w:rPr>
+        <w:t>gwflow_canl_</w:t>
+      </w:r>
+      <w:proofErr w:type="gramStart"/>
+      <w:r>
+        <w:rPr>
+          <w:rFonts w:ascii="Calibri" w:eastAsia="Calibri" w:hAnsi="Calibri" w:cs="Times New Roman"/>
+          <w:bCs/>
+          <w:sz w:val="24"/>
+          <w:szCs w:val="24"/>
+        </w:rPr>
+        <w:t>out.f</w:t>
+      </w:r>
+      <w:proofErr w:type="gramEnd"/>
+      <w:r>
+        <w:rPr>
+          <w:rFonts w:ascii="Calibri" w:eastAsia="Calibri" w:hAnsi="Calibri" w:cs="Times New Roman"/>
+          <w:bCs/>
+          <w:sz w:val="24"/>
+          <w:szCs w:val="24"/>
+        </w:rPr>
+        <w:t>90</w:t>
       </w:r>
     </w:p>
     <w:p>
@@ -11046,347 +12561,667 @@
           <w:sz w:val="24"/>
           <w:szCs w:val="24"/>
         </w:rPr>
-        <w:t>flow_chan_read.f90</w:t>
-      </w:r>
-    </w:p>
-    <w:p>
-      <w:pPr>
-        <w:spacing w:after="0" w:line="240" w:lineRule="auto"/>
-        <w:rPr>
-          <w:rFonts w:ascii="Calibri" w:eastAsia="Calibri" w:hAnsi="Calibri" w:cs="Times New Roman"/>
-          <w:bCs/>
-          <w:sz w:val="24"/>
-          <w:szCs w:val="24"/>
-        </w:rPr>
-      </w:pPr>
-      <w:r>
-        <w:rPr>
-          <w:rFonts w:ascii="Calibri" w:eastAsia="Calibri" w:hAnsi="Calibri" w:cs="Times New Roman"/>
-          <w:bCs/>
-          <w:sz w:val="24"/>
-          <w:szCs w:val="24"/>
-        </w:rPr>
-        <w:t>gwflow_chem.f90</w:t>
-      </w:r>
-    </w:p>
-    <w:p>
-      <w:pPr>
-        <w:spacing w:after="0" w:line="240" w:lineRule="auto"/>
-        <w:rPr>
-          <w:rFonts w:ascii="Calibri" w:eastAsia="Calibri" w:hAnsi="Calibri" w:cs="Times New Roman"/>
-          <w:bCs/>
-          <w:sz w:val="24"/>
-          <w:szCs w:val="24"/>
-        </w:rPr>
-      </w:pPr>
-      <w:r>
-        <w:rPr>
-          <w:rFonts w:ascii="Calibri" w:eastAsia="Calibri" w:hAnsi="Calibri" w:cs="Times New Roman"/>
-          <w:bCs/>
-          <w:sz w:val="24"/>
-          <w:szCs w:val="24"/>
-        </w:rPr>
-        <w:t>gwflow_fpln.f90</w:t>
-      </w:r>
-    </w:p>
-    <w:p>
-      <w:pPr>
-        <w:spacing w:after="0" w:line="240" w:lineRule="auto"/>
-        <w:rPr>
-          <w:rFonts w:ascii="Calibri" w:eastAsia="Calibri" w:hAnsi="Calibri" w:cs="Times New Roman"/>
-          <w:bCs/>
-          <w:sz w:val="24"/>
-          <w:szCs w:val="24"/>
-        </w:rPr>
-      </w:pPr>
-      <w:r>
-        <w:rPr>
-          <w:rFonts w:ascii="Calibri" w:eastAsia="Calibri" w:hAnsi="Calibri" w:cs="Times New Roman"/>
-          <w:bCs/>
-          <w:sz w:val="24"/>
-          <w:szCs w:val="24"/>
-        </w:rPr>
-        <w:t>gwflow_gwet.f90</w:t>
-      </w:r>
-    </w:p>
-    <w:p>
-      <w:pPr>
-        <w:spacing w:after="0" w:line="240" w:lineRule="auto"/>
-        <w:rPr>
-          <w:rFonts w:ascii="Calibri" w:eastAsia="Calibri" w:hAnsi="Calibri" w:cs="Times New Roman"/>
-          <w:bCs/>
-          <w:sz w:val="24"/>
-          <w:szCs w:val="24"/>
-        </w:rPr>
-      </w:pPr>
-      <w:r>
-        <w:rPr>
-          <w:rFonts w:ascii="Calibri" w:eastAsia="Calibri" w:hAnsi="Calibri" w:cs="Times New Roman"/>
-          <w:bCs/>
-          <w:sz w:val="24"/>
-          <w:szCs w:val="24"/>
-        </w:rPr>
-        <w:t>gwflow_gwsw.f90</w:t>
-      </w:r>
-    </w:p>
-    <w:p>
-      <w:pPr>
-        <w:spacing w:after="0" w:line="240" w:lineRule="auto"/>
-        <w:rPr>
-          <w:rFonts w:ascii="Calibri" w:eastAsia="Calibri" w:hAnsi="Calibri" w:cs="Times New Roman"/>
-          <w:bCs/>
-          <w:sz w:val="24"/>
-          <w:szCs w:val="24"/>
-        </w:rPr>
-      </w:pPr>
-      <w:r>
-        <w:rPr>
-          <w:rFonts w:ascii="Calibri" w:eastAsia="Calibri" w:hAnsi="Calibri" w:cs="Times New Roman"/>
-          <w:bCs/>
-          <w:sz w:val="24"/>
-          <w:szCs w:val="24"/>
-        </w:rPr>
-        <w:t>gwflow_ppag.f90</w:t>
-      </w:r>
-    </w:p>
-    <w:p>
-      <w:pPr>
-        <w:spacing w:after="0" w:line="240" w:lineRule="auto"/>
-        <w:rPr>
-          <w:rFonts w:ascii="Calibri" w:eastAsia="Calibri" w:hAnsi="Calibri" w:cs="Times New Roman"/>
-          <w:bCs/>
-          <w:sz w:val="24"/>
-          <w:szCs w:val="24"/>
-        </w:rPr>
-      </w:pPr>
-      <w:r>
-        <w:rPr>
-          <w:rFonts w:ascii="Calibri" w:eastAsia="Calibri" w:hAnsi="Calibri" w:cs="Times New Roman"/>
-          <w:bCs/>
-          <w:sz w:val="24"/>
-          <w:szCs w:val="24"/>
-        </w:rPr>
-        <w:t>gwflow_ppex.f90</w:t>
-      </w:r>
-    </w:p>
-    <w:p>
-      <w:pPr>
-        <w:spacing w:after="0" w:line="240" w:lineRule="auto"/>
-        <w:rPr>
-          <w:rFonts w:ascii="Calibri" w:eastAsia="Calibri" w:hAnsi="Calibri" w:cs="Times New Roman"/>
-          <w:bCs/>
-          <w:sz w:val="24"/>
-          <w:szCs w:val="24"/>
-        </w:rPr>
-      </w:pPr>
-      <w:r>
-        <w:rPr>
-          <w:rFonts w:ascii="Calibri" w:eastAsia="Calibri" w:hAnsi="Calibri" w:cs="Times New Roman"/>
-          <w:bCs/>
-          <w:sz w:val="24"/>
-          <w:szCs w:val="24"/>
-        </w:rPr>
-        <w:t>gwflow_rech.f90</w:t>
-      </w:r>
-    </w:p>
-    <w:p>
-      <w:pPr>
-        <w:spacing w:after="0" w:line="240" w:lineRule="auto"/>
-        <w:rPr>
-          <w:rFonts w:ascii="Calibri" w:eastAsia="Calibri" w:hAnsi="Calibri" w:cs="Times New Roman"/>
-          <w:bCs/>
-          <w:sz w:val="24"/>
-          <w:szCs w:val="24"/>
-        </w:rPr>
-      </w:pPr>
-      <w:r>
-        <w:rPr>
-          <w:rFonts w:ascii="Calibri" w:eastAsia="Calibri" w:hAnsi="Calibri" w:cs="Times New Roman"/>
-          <w:bCs/>
-          <w:sz w:val="24"/>
-          <w:szCs w:val="24"/>
-        </w:rPr>
-        <w:t>gwflow_resv.f90</w:t>
-      </w:r>
-    </w:p>
-    <w:p>
-      <w:pPr>
-        <w:spacing w:after="0" w:line="240" w:lineRule="auto"/>
-        <w:rPr>
-          <w:rFonts w:ascii="Calibri" w:eastAsia="Calibri" w:hAnsi="Calibri" w:cs="Times New Roman"/>
-          <w:bCs/>
-          <w:sz w:val="24"/>
-          <w:szCs w:val="24"/>
-        </w:rPr>
-      </w:pPr>
-      <w:r>
-        <w:rPr>
-          <w:rFonts w:ascii="Calibri" w:eastAsia="Calibri" w:hAnsi="Calibri" w:cs="Times New Roman"/>
-          <w:bCs/>
-          <w:sz w:val="24"/>
-          <w:szCs w:val="24"/>
-        </w:rPr>
-        <w:t>gwflow_satx.f90</w:t>
-      </w:r>
-    </w:p>
-    <w:p>
-      <w:pPr>
-        <w:spacing w:after="0" w:line="240" w:lineRule="auto"/>
-        <w:rPr>
-          <w:rFonts w:ascii="Calibri" w:eastAsia="Calibri" w:hAnsi="Calibri" w:cs="Times New Roman"/>
-          <w:bCs/>
-          <w:sz w:val="24"/>
-          <w:szCs w:val="24"/>
-        </w:rPr>
-      </w:pPr>
-      <w:r>
-        <w:rPr>
-          <w:rFonts w:ascii="Calibri" w:eastAsia="Calibri" w:hAnsi="Calibri" w:cs="Times New Roman"/>
-          <w:bCs/>
-          <w:sz w:val="24"/>
-          <w:szCs w:val="24"/>
-        </w:rPr>
-        <w:t>gwflow_soil.f90</w:t>
-      </w:r>
-    </w:p>
-    <w:p>
-      <w:pPr>
-        <w:spacing w:after="0" w:line="240" w:lineRule="auto"/>
-        <w:rPr>
-          <w:rFonts w:ascii="Calibri" w:eastAsia="Calibri" w:hAnsi="Calibri" w:cs="Times New Roman"/>
-          <w:bCs/>
-          <w:sz w:val="24"/>
-          <w:szCs w:val="24"/>
-        </w:rPr>
-      </w:pPr>
-      <w:r>
-        <w:rPr>
-          <w:rFonts w:ascii="Calibri" w:eastAsia="Calibri" w:hAnsi="Calibri" w:cs="Times New Roman"/>
-          <w:bCs/>
-          <w:sz w:val="24"/>
-          <w:szCs w:val="24"/>
-        </w:rPr>
-        <w:t>gwflow_tile.f90</w:t>
-      </w:r>
-    </w:p>
-    <w:p>
-      <w:pPr>
-        <w:spacing w:after="0" w:line="240" w:lineRule="auto"/>
-        <w:rPr>
-          <w:rFonts w:ascii="Calibri" w:eastAsia="Calibri" w:hAnsi="Calibri" w:cs="Times New Roman"/>
-          <w:bCs/>
-          <w:sz w:val="24"/>
-          <w:szCs w:val="24"/>
-        </w:rPr>
-      </w:pPr>
-      <w:r>
-        <w:rPr>
-          <w:rFonts w:ascii="Calibri" w:eastAsia="Calibri" w:hAnsi="Calibri" w:cs="Times New Roman"/>
-          <w:bCs/>
-          <w:sz w:val="24"/>
-          <w:szCs w:val="24"/>
-        </w:rPr>
-        <w:t>gwflow_wetl.f90</w:t>
-      </w:r>
-    </w:p>
-    <w:p>
-      <w:pPr>
-        <w:spacing w:after="0" w:line="240" w:lineRule="auto"/>
-        <w:rPr>
-          <w:rFonts w:ascii="Calibri" w:eastAsia="Calibri" w:hAnsi="Calibri" w:cs="Times New Roman"/>
-          <w:bCs/>
-          <w:sz w:val="24"/>
-          <w:szCs w:val="24"/>
-        </w:rPr>
-      </w:pPr>
-      <w:r>
-        <w:rPr>
-          <w:rFonts w:ascii="Calibri" w:eastAsia="Calibri" w:hAnsi="Calibri" w:cs="Times New Roman"/>
-          <w:bCs/>
-          <w:sz w:val="24"/>
-          <w:szCs w:val="24"/>
-        </w:rPr>
-        <w:t>header_const.f90</w:t>
-      </w:r>
-    </w:p>
-    <w:p>
-      <w:pPr>
-        <w:spacing w:after="0" w:line="240" w:lineRule="auto"/>
-        <w:rPr>
-          <w:rFonts w:ascii="Calibri" w:eastAsia="Calibri" w:hAnsi="Calibri" w:cs="Times New Roman"/>
-          <w:bCs/>
-          <w:sz w:val="24"/>
-          <w:szCs w:val="24"/>
-        </w:rPr>
-      </w:pPr>
-      <w:r>
-        <w:rPr>
-          <w:rFonts w:ascii="Calibri" w:eastAsia="Calibri" w:hAnsi="Calibri" w:cs="Times New Roman"/>
-          <w:bCs/>
-          <w:sz w:val="24"/>
-          <w:szCs w:val="24"/>
-        </w:rPr>
-        <w:t>header_salt.f90</w:t>
-      </w:r>
-    </w:p>
-    <w:p>
-      <w:pPr>
-        <w:spacing w:after="0" w:line="240" w:lineRule="auto"/>
-        <w:rPr>
-          <w:rFonts w:ascii="Calibri" w:eastAsia="Calibri" w:hAnsi="Calibri" w:cs="Times New Roman"/>
-          <w:bCs/>
-          <w:sz w:val="24"/>
-          <w:szCs w:val="24"/>
-        </w:rPr>
-      </w:pPr>
-      <w:r>
-        <w:rPr>
-          <w:rFonts w:ascii="Calibri" w:eastAsia="Calibri" w:hAnsi="Calibri" w:cs="Times New Roman"/>
-          <w:bCs/>
-          <w:sz w:val="24"/>
-          <w:szCs w:val="24"/>
-        </w:rPr>
-        <w:t>hru_carbon_output.f90</w:t>
-      </w:r>
-    </w:p>
-    <w:p>
-      <w:pPr>
-        <w:spacing w:after="0" w:line="240" w:lineRule="auto"/>
-        <w:rPr>
-          <w:rFonts w:ascii="Calibri" w:eastAsia="Calibri" w:hAnsi="Calibri" w:cs="Times New Roman"/>
-          <w:bCs/>
-          <w:sz w:val="24"/>
-          <w:szCs w:val="24"/>
-        </w:rPr>
-      </w:pPr>
-      <w:r>
-        <w:rPr>
-          <w:rFonts w:ascii="Calibri" w:eastAsia="Calibri" w:hAnsi="Calibri" w:cs="Times New Roman"/>
-          <w:bCs/>
-          <w:sz w:val="24"/>
-          <w:szCs w:val="24"/>
-        </w:rPr>
-        <w:t>hru_cs_output.f90</w:t>
-      </w:r>
-    </w:p>
-    <w:p>
-      <w:pPr>
-        <w:spacing w:after="0" w:line="240" w:lineRule="auto"/>
-        <w:rPr>
-          <w:rFonts w:ascii="Calibri" w:eastAsia="Calibri" w:hAnsi="Calibri" w:cs="Times New Roman"/>
-          <w:bCs/>
-          <w:sz w:val="24"/>
-          <w:szCs w:val="24"/>
-        </w:rPr>
-      </w:pPr>
-      <w:r>
-        <w:rPr>
-          <w:rFonts w:ascii="Calibri" w:eastAsia="Calibri" w:hAnsi="Calibri" w:cs="Times New Roman"/>
-          <w:bCs/>
-          <w:sz w:val="24"/>
-          <w:szCs w:val="24"/>
-        </w:rPr>
-        <w:t>hru_salt_output.f90</w:t>
+        <w:t>flow_chan_</w:t>
+      </w:r>
+      <w:proofErr w:type="gramStart"/>
+      <w:r>
+        <w:rPr>
+          <w:rFonts w:ascii="Calibri" w:eastAsia="Calibri" w:hAnsi="Calibri" w:cs="Times New Roman"/>
+          <w:bCs/>
+          <w:sz w:val="24"/>
+          <w:szCs w:val="24"/>
+        </w:rPr>
+        <w:t>read.f</w:t>
+      </w:r>
+      <w:proofErr w:type="gramEnd"/>
+      <w:r>
+        <w:rPr>
+          <w:rFonts w:ascii="Calibri" w:eastAsia="Calibri" w:hAnsi="Calibri" w:cs="Times New Roman"/>
+          <w:bCs/>
+          <w:sz w:val="24"/>
+          <w:szCs w:val="24"/>
+        </w:rPr>
+        <w:t>90</w:t>
+      </w:r>
+    </w:p>
+    <w:p>
+      <w:pPr>
+        <w:spacing w:after="0" w:line="240" w:lineRule="auto"/>
+        <w:rPr>
+          <w:rFonts w:ascii="Calibri" w:eastAsia="Calibri" w:hAnsi="Calibri" w:cs="Times New Roman"/>
+          <w:bCs/>
+          <w:sz w:val="24"/>
+          <w:szCs w:val="24"/>
+        </w:rPr>
+      </w:pPr>
+      <w:r>
+        <w:rPr>
+          <w:rFonts w:ascii="Calibri" w:eastAsia="Calibri" w:hAnsi="Calibri" w:cs="Times New Roman"/>
+          <w:bCs/>
+          <w:sz w:val="24"/>
+          <w:szCs w:val="24"/>
+        </w:rPr>
+        <w:t>gwflow_</w:t>
+      </w:r>
+      <w:proofErr w:type="gramStart"/>
+      <w:r>
+        <w:rPr>
+          <w:rFonts w:ascii="Calibri" w:eastAsia="Calibri" w:hAnsi="Calibri" w:cs="Times New Roman"/>
+          <w:bCs/>
+          <w:sz w:val="24"/>
+          <w:szCs w:val="24"/>
+        </w:rPr>
+        <w:t>chem.f</w:t>
+      </w:r>
+      <w:proofErr w:type="gramEnd"/>
+      <w:r>
+        <w:rPr>
+          <w:rFonts w:ascii="Calibri" w:eastAsia="Calibri" w:hAnsi="Calibri" w:cs="Times New Roman"/>
+          <w:bCs/>
+          <w:sz w:val="24"/>
+          <w:szCs w:val="24"/>
+        </w:rPr>
+        <w:t>90</w:t>
+      </w:r>
+    </w:p>
+    <w:p>
+      <w:pPr>
+        <w:spacing w:after="0" w:line="240" w:lineRule="auto"/>
+        <w:rPr>
+          <w:rFonts w:ascii="Calibri" w:eastAsia="Calibri" w:hAnsi="Calibri" w:cs="Times New Roman"/>
+          <w:bCs/>
+          <w:sz w:val="24"/>
+          <w:szCs w:val="24"/>
+        </w:rPr>
+      </w:pPr>
+      <w:r>
+        <w:rPr>
+          <w:rFonts w:ascii="Calibri" w:eastAsia="Calibri" w:hAnsi="Calibri" w:cs="Times New Roman"/>
+          <w:bCs/>
+          <w:sz w:val="24"/>
+          <w:szCs w:val="24"/>
+        </w:rPr>
+        <w:t>gwflow_</w:t>
+      </w:r>
+      <w:proofErr w:type="gramStart"/>
+      <w:r>
+        <w:rPr>
+          <w:rFonts w:ascii="Calibri" w:eastAsia="Calibri" w:hAnsi="Calibri" w:cs="Times New Roman"/>
+          <w:bCs/>
+          <w:sz w:val="24"/>
+          <w:szCs w:val="24"/>
+        </w:rPr>
+        <w:t>fpln.f</w:t>
+      </w:r>
+      <w:proofErr w:type="gramEnd"/>
+      <w:r>
+        <w:rPr>
+          <w:rFonts w:ascii="Calibri" w:eastAsia="Calibri" w:hAnsi="Calibri" w:cs="Times New Roman"/>
+          <w:bCs/>
+          <w:sz w:val="24"/>
+          <w:szCs w:val="24"/>
+        </w:rPr>
+        <w:t>90</w:t>
+      </w:r>
+    </w:p>
+    <w:p>
+      <w:pPr>
+        <w:spacing w:after="0" w:line="240" w:lineRule="auto"/>
+        <w:rPr>
+          <w:rFonts w:ascii="Calibri" w:eastAsia="Calibri" w:hAnsi="Calibri" w:cs="Times New Roman"/>
+          <w:bCs/>
+          <w:sz w:val="24"/>
+          <w:szCs w:val="24"/>
+        </w:rPr>
+      </w:pPr>
+      <w:r>
+        <w:rPr>
+          <w:rFonts w:ascii="Calibri" w:eastAsia="Calibri" w:hAnsi="Calibri" w:cs="Times New Roman"/>
+          <w:bCs/>
+          <w:sz w:val="24"/>
+          <w:szCs w:val="24"/>
+        </w:rPr>
+        <w:t>gwflow_</w:t>
+      </w:r>
+      <w:proofErr w:type="gramStart"/>
+      <w:r>
+        <w:rPr>
+          <w:rFonts w:ascii="Calibri" w:eastAsia="Calibri" w:hAnsi="Calibri" w:cs="Times New Roman"/>
+          <w:bCs/>
+          <w:sz w:val="24"/>
+          <w:szCs w:val="24"/>
+        </w:rPr>
+        <w:t>gwet.f</w:t>
+      </w:r>
+      <w:proofErr w:type="gramEnd"/>
+      <w:r>
+        <w:rPr>
+          <w:rFonts w:ascii="Calibri" w:eastAsia="Calibri" w:hAnsi="Calibri" w:cs="Times New Roman"/>
+          <w:bCs/>
+          <w:sz w:val="24"/>
+          <w:szCs w:val="24"/>
+        </w:rPr>
+        <w:t>90</w:t>
+      </w:r>
+    </w:p>
+    <w:p>
+      <w:pPr>
+        <w:spacing w:after="0" w:line="240" w:lineRule="auto"/>
+        <w:rPr>
+          <w:rFonts w:ascii="Calibri" w:eastAsia="Calibri" w:hAnsi="Calibri" w:cs="Times New Roman"/>
+          <w:bCs/>
+          <w:sz w:val="24"/>
+          <w:szCs w:val="24"/>
+        </w:rPr>
+      </w:pPr>
+      <w:r>
+        <w:rPr>
+          <w:rFonts w:ascii="Calibri" w:eastAsia="Calibri" w:hAnsi="Calibri" w:cs="Times New Roman"/>
+          <w:bCs/>
+          <w:sz w:val="24"/>
+          <w:szCs w:val="24"/>
+        </w:rPr>
+        <w:t>gwflow_</w:t>
+      </w:r>
+      <w:proofErr w:type="gramStart"/>
+      <w:r>
+        <w:rPr>
+          <w:rFonts w:ascii="Calibri" w:eastAsia="Calibri" w:hAnsi="Calibri" w:cs="Times New Roman"/>
+          <w:bCs/>
+          <w:sz w:val="24"/>
+          <w:szCs w:val="24"/>
+        </w:rPr>
+        <w:t>gwsw.f</w:t>
+      </w:r>
+      <w:proofErr w:type="gramEnd"/>
+      <w:r>
+        <w:rPr>
+          <w:rFonts w:ascii="Calibri" w:eastAsia="Calibri" w:hAnsi="Calibri" w:cs="Times New Roman"/>
+          <w:bCs/>
+          <w:sz w:val="24"/>
+          <w:szCs w:val="24"/>
+        </w:rPr>
+        <w:t>90</w:t>
+      </w:r>
+    </w:p>
+    <w:p>
+      <w:pPr>
+        <w:spacing w:after="0" w:line="240" w:lineRule="auto"/>
+        <w:rPr>
+          <w:rFonts w:ascii="Calibri" w:eastAsia="Calibri" w:hAnsi="Calibri" w:cs="Times New Roman"/>
+          <w:bCs/>
+          <w:sz w:val="24"/>
+          <w:szCs w:val="24"/>
+        </w:rPr>
+      </w:pPr>
+      <w:r>
+        <w:rPr>
+          <w:rFonts w:ascii="Calibri" w:eastAsia="Calibri" w:hAnsi="Calibri" w:cs="Times New Roman"/>
+          <w:bCs/>
+          <w:sz w:val="24"/>
+          <w:szCs w:val="24"/>
+        </w:rPr>
+        <w:t>gwflow_</w:t>
+      </w:r>
+      <w:proofErr w:type="gramStart"/>
+      <w:r>
+        <w:rPr>
+          <w:rFonts w:ascii="Calibri" w:eastAsia="Calibri" w:hAnsi="Calibri" w:cs="Times New Roman"/>
+          <w:bCs/>
+          <w:sz w:val="24"/>
+          <w:szCs w:val="24"/>
+        </w:rPr>
+        <w:t>ppag.f</w:t>
+      </w:r>
+      <w:proofErr w:type="gramEnd"/>
+      <w:r>
+        <w:rPr>
+          <w:rFonts w:ascii="Calibri" w:eastAsia="Calibri" w:hAnsi="Calibri" w:cs="Times New Roman"/>
+          <w:bCs/>
+          <w:sz w:val="24"/>
+          <w:szCs w:val="24"/>
+        </w:rPr>
+        <w:t>90</w:t>
+      </w:r>
+    </w:p>
+    <w:p>
+      <w:pPr>
+        <w:spacing w:after="0" w:line="240" w:lineRule="auto"/>
+        <w:rPr>
+          <w:rFonts w:ascii="Calibri" w:eastAsia="Calibri" w:hAnsi="Calibri" w:cs="Times New Roman"/>
+          <w:bCs/>
+          <w:sz w:val="24"/>
+          <w:szCs w:val="24"/>
+        </w:rPr>
+      </w:pPr>
+      <w:r>
+        <w:rPr>
+          <w:rFonts w:ascii="Calibri" w:eastAsia="Calibri" w:hAnsi="Calibri" w:cs="Times New Roman"/>
+          <w:bCs/>
+          <w:sz w:val="24"/>
+          <w:szCs w:val="24"/>
+        </w:rPr>
+        <w:t>gwflow_</w:t>
+      </w:r>
+      <w:proofErr w:type="gramStart"/>
+      <w:r>
+        <w:rPr>
+          <w:rFonts w:ascii="Calibri" w:eastAsia="Calibri" w:hAnsi="Calibri" w:cs="Times New Roman"/>
+          <w:bCs/>
+          <w:sz w:val="24"/>
+          <w:szCs w:val="24"/>
+        </w:rPr>
+        <w:t>ppex.f</w:t>
+      </w:r>
+      <w:proofErr w:type="gramEnd"/>
+      <w:r>
+        <w:rPr>
+          <w:rFonts w:ascii="Calibri" w:eastAsia="Calibri" w:hAnsi="Calibri" w:cs="Times New Roman"/>
+          <w:bCs/>
+          <w:sz w:val="24"/>
+          <w:szCs w:val="24"/>
+        </w:rPr>
+        <w:t>90</w:t>
+      </w:r>
+    </w:p>
+    <w:p>
+      <w:pPr>
+        <w:spacing w:after="0" w:line="240" w:lineRule="auto"/>
+        <w:rPr>
+          <w:rFonts w:ascii="Calibri" w:eastAsia="Calibri" w:hAnsi="Calibri" w:cs="Times New Roman"/>
+          <w:bCs/>
+          <w:sz w:val="24"/>
+          <w:szCs w:val="24"/>
+        </w:rPr>
+      </w:pPr>
+      <w:r>
+        <w:rPr>
+          <w:rFonts w:ascii="Calibri" w:eastAsia="Calibri" w:hAnsi="Calibri" w:cs="Times New Roman"/>
+          <w:bCs/>
+          <w:sz w:val="24"/>
+          <w:szCs w:val="24"/>
+        </w:rPr>
+        <w:t>gwflow_</w:t>
+      </w:r>
+      <w:proofErr w:type="gramStart"/>
+      <w:r>
+        <w:rPr>
+          <w:rFonts w:ascii="Calibri" w:eastAsia="Calibri" w:hAnsi="Calibri" w:cs="Times New Roman"/>
+          <w:bCs/>
+          <w:sz w:val="24"/>
+          <w:szCs w:val="24"/>
+        </w:rPr>
+        <w:t>rech.f</w:t>
+      </w:r>
+      <w:proofErr w:type="gramEnd"/>
+      <w:r>
+        <w:rPr>
+          <w:rFonts w:ascii="Calibri" w:eastAsia="Calibri" w:hAnsi="Calibri" w:cs="Times New Roman"/>
+          <w:bCs/>
+          <w:sz w:val="24"/>
+          <w:szCs w:val="24"/>
+        </w:rPr>
+        <w:t>90</w:t>
+      </w:r>
+    </w:p>
+    <w:p>
+      <w:pPr>
+        <w:spacing w:after="0" w:line="240" w:lineRule="auto"/>
+        <w:rPr>
+          <w:rFonts w:ascii="Calibri" w:eastAsia="Calibri" w:hAnsi="Calibri" w:cs="Times New Roman"/>
+          <w:bCs/>
+          <w:sz w:val="24"/>
+          <w:szCs w:val="24"/>
+        </w:rPr>
+      </w:pPr>
+      <w:r>
+        <w:rPr>
+          <w:rFonts w:ascii="Calibri" w:eastAsia="Calibri" w:hAnsi="Calibri" w:cs="Times New Roman"/>
+          <w:bCs/>
+          <w:sz w:val="24"/>
+          <w:szCs w:val="24"/>
+        </w:rPr>
+        <w:t>gwflow_</w:t>
+      </w:r>
+      <w:proofErr w:type="gramStart"/>
+      <w:r>
+        <w:rPr>
+          <w:rFonts w:ascii="Calibri" w:eastAsia="Calibri" w:hAnsi="Calibri" w:cs="Times New Roman"/>
+          <w:bCs/>
+          <w:sz w:val="24"/>
+          <w:szCs w:val="24"/>
+        </w:rPr>
+        <w:t>resv.f</w:t>
+      </w:r>
+      <w:proofErr w:type="gramEnd"/>
+      <w:r>
+        <w:rPr>
+          <w:rFonts w:ascii="Calibri" w:eastAsia="Calibri" w:hAnsi="Calibri" w:cs="Times New Roman"/>
+          <w:bCs/>
+          <w:sz w:val="24"/>
+          <w:szCs w:val="24"/>
+        </w:rPr>
+        <w:t>90</w:t>
+      </w:r>
+    </w:p>
+    <w:p>
+      <w:pPr>
+        <w:spacing w:after="0" w:line="240" w:lineRule="auto"/>
+        <w:rPr>
+          <w:rFonts w:ascii="Calibri" w:eastAsia="Calibri" w:hAnsi="Calibri" w:cs="Times New Roman"/>
+          <w:bCs/>
+          <w:sz w:val="24"/>
+          <w:szCs w:val="24"/>
+        </w:rPr>
+      </w:pPr>
+      <w:r>
+        <w:rPr>
+          <w:rFonts w:ascii="Calibri" w:eastAsia="Calibri" w:hAnsi="Calibri" w:cs="Times New Roman"/>
+          <w:bCs/>
+          <w:sz w:val="24"/>
+          <w:szCs w:val="24"/>
+        </w:rPr>
+        <w:t>gwflow_</w:t>
+      </w:r>
+      <w:proofErr w:type="gramStart"/>
+      <w:r>
+        <w:rPr>
+          <w:rFonts w:ascii="Calibri" w:eastAsia="Calibri" w:hAnsi="Calibri" w:cs="Times New Roman"/>
+          <w:bCs/>
+          <w:sz w:val="24"/>
+          <w:szCs w:val="24"/>
+        </w:rPr>
+        <w:t>satx.f</w:t>
+      </w:r>
+      <w:proofErr w:type="gramEnd"/>
+      <w:r>
+        <w:rPr>
+          <w:rFonts w:ascii="Calibri" w:eastAsia="Calibri" w:hAnsi="Calibri" w:cs="Times New Roman"/>
+          <w:bCs/>
+          <w:sz w:val="24"/>
+          <w:szCs w:val="24"/>
+        </w:rPr>
+        <w:t>90</w:t>
+      </w:r>
+    </w:p>
+    <w:p>
+      <w:pPr>
+        <w:spacing w:after="0" w:line="240" w:lineRule="auto"/>
+        <w:rPr>
+          <w:rFonts w:ascii="Calibri" w:eastAsia="Calibri" w:hAnsi="Calibri" w:cs="Times New Roman"/>
+          <w:bCs/>
+          <w:sz w:val="24"/>
+          <w:szCs w:val="24"/>
+        </w:rPr>
+      </w:pPr>
+      <w:r>
+        <w:rPr>
+          <w:rFonts w:ascii="Calibri" w:eastAsia="Calibri" w:hAnsi="Calibri" w:cs="Times New Roman"/>
+          <w:bCs/>
+          <w:sz w:val="24"/>
+          <w:szCs w:val="24"/>
+        </w:rPr>
+        <w:t>gwflow_</w:t>
+      </w:r>
+      <w:proofErr w:type="gramStart"/>
+      <w:r>
+        <w:rPr>
+          <w:rFonts w:ascii="Calibri" w:eastAsia="Calibri" w:hAnsi="Calibri" w:cs="Times New Roman"/>
+          <w:bCs/>
+          <w:sz w:val="24"/>
+          <w:szCs w:val="24"/>
+        </w:rPr>
+        <w:t>soil.f</w:t>
+      </w:r>
+      <w:proofErr w:type="gramEnd"/>
+      <w:r>
+        <w:rPr>
+          <w:rFonts w:ascii="Calibri" w:eastAsia="Calibri" w:hAnsi="Calibri" w:cs="Times New Roman"/>
+          <w:bCs/>
+          <w:sz w:val="24"/>
+          <w:szCs w:val="24"/>
+        </w:rPr>
+        <w:t>90</w:t>
+      </w:r>
+    </w:p>
+    <w:p>
+      <w:pPr>
+        <w:spacing w:after="0" w:line="240" w:lineRule="auto"/>
+        <w:rPr>
+          <w:rFonts w:ascii="Calibri" w:eastAsia="Calibri" w:hAnsi="Calibri" w:cs="Times New Roman"/>
+          <w:bCs/>
+          <w:sz w:val="24"/>
+          <w:szCs w:val="24"/>
+        </w:rPr>
+      </w:pPr>
+      <w:r>
+        <w:rPr>
+          <w:rFonts w:ascii="Calibri" w:eastAsia="Calibri" w:hAnsi="Calibri" w:cs="Times New Roman"/>
+          <w:bCs/>
+          <w:sz w:val="24"/>
+          <w:szCs w:val="24"/>
+        </w:rPr>
+        <w:t>gwflow_</w:t>
+      </w:r>
+      <w:proofErr w:type="gramStart"/>
+      <w:r>
+        <w:rPr>
+          <w:rFonts w:ascii="Calibri" w:eastAsia="Calibri" w:hAnsi="Calibri" w:cs="Times New Roman"/>
+          <w:bCs/>
+          <w:sz w:val="24"/>
+          <w:szCs w:val="24"/>
+        </w:rPr>
+        <w:t>tile.f</w:t>
+      </w:r>
+      <w:proofErr w:type="gramEnd"/>
+      <w:r>
+        <w:rPr>
+          <w:rFonts w:ascii="Calibri" w:eastAsia="Calibri" w:hAnsi="Calibri" w:cs="Times New Roman"/>
+          <w:bCs/>
+          <w:sz w:val="24"/>
+          <w:szCs w:val="24"/>
+        </w:rPr>
+        <w:t>90</w:t>
+      </w:r>
+    </w:p>
+    <w:p>
+      <w:pPr>
+        <w:spacing w:after="0" w:line="240" w:lineRule="auto"/>
+        <w:rPr>
+          <w:rFonts w:ascii="Calibri" w:eastAsia="Calibri" w:hAnsi="Calibri" w:cs="Times New Roman"/>
+          <w:bCs/>
+          <w:sz w:val="24"/>
+          <w:szCs w:val="24"/>
+        </w:rPr>
+      </w:pPr>
+      <w:r>
+        <w:rPr>
+          <w:rFonts w:ascii="Calibri" w:eastAsia="Calibri" w:hAnsi="Calibri" w:cs="Times New Roman"/>
+          <w:bCs/>
+          <w:sz w:val="24"/>
+          <w:szCs w:val="24"/>
+        </w:rPr>
+        <w:t>gwflow_</w:t>
+      </w:r>
+      <w:proofErr w:type="gramStart"/>
+      <w:r>
+        <w:rPr>
+          <w:rFonts w:ascii="Calibri" w:eastAsia="Calibri" w:hAnsi="Calibri" w:cs="Times New Roman"/>
+          <w:bCs/>
+          <w:sz w:val="24"/>
+          <w:szCs w:val="24"/>
+        </w:rPr>
+        <w:t>wetl.f</w:t>
+      </w:r>
+      <w:proofErr w:type="gramEnd"/>
+      <w:r>
+        <w:rPr>
+          <w:rFonts w:ascii="Calibri" w:eastAsia="Calibri" w:hAnsi="Calibri" w:cs="Times New Roman"/>
+          <w:bCs/>
+          <w:sz w:val="24"/>
+          <w:szCs w:val="24"/>
+        </w:rPr>
+        <w:t>90</w:t>
+      </w:r>
+    </w:p>
+    <w:p>
+      <w:pPr>
+        <w:spacing w:after="0" w:line="240" w:lineRule="auto"/>
+        <w:rPr>
+          <w:rFonts w:ascii="Calibri" w:eastAsia="Calibri" w:hAnsi="Calibri" w:cs="Times New Roman"/>
+          <w:bCs/>
+          <w:sz w:val="24"/>
+          <w:szCs w:val="24"/>
+        </w:rPr>
+      </w:pPr>
+      <w:r>
+        <w:rPr>
+          <w:rFonts w:ascii="Calibri" w:eastAsia="Calibri" w:hAnsi="Calibri" w:cs="Times New Roman"/>
+          <w:bCs/>
+          <w:sz w:val="24"/>
+          <w:szCs w:val="24"/>
+        </w:rPr>
+        <w:t>header_</w:t>
+      </w:r>
+      <w:proofErr w:type="gramStart"/>
+      <w:r>
+        <w:rPr>
+          <w:rFonts w:ascii="Calibri" w:eastAsia="Calibri" w:hAnsi="Calibri" w:cs="Times New Roman"/>
+          <w:bCs/>
+          <w:sz w:val="24"/>
+          <w:szCs w:val="24"/>
+        </w:rPr>
+        <w:t>const.f</w:t>
+      </w:r>
+      <w:proofErr w:type="gramEnd"/>
+      <w:r>
+        <w:rPr>
+          <w:rFonts w:ascii="Calibri" w:eastAsia="Calibri" w:hAnsi="Calibri" w:cs="Times New Roman"/>
+          <w:bCs/>
+          <w:sz w:val="24"/>
+          <w:szCs w:val="24"/>
+        </w:rPr>
+        <w:t>90</w:t>
+      </w:r>
+    </w:p>
+    <w:p>
+      <w:pPr>
+        <w:spacing w:after="0" w:line="240" w:lineRule="auto"/>
+        <w:rPr>
+          <w:rFonts w:ascii="Calibri" w:eastAsia="Calibri" w:hAnsi="Calibri" w:cs="Times New Roman"/>
+          <w:bCs/>
+          <w:sz w:val="24"/>
+          <w:szCs w:val="24"/>
+        </w:rPr>
+      </w:pPr>
+      <w:r>
+        <w:rPr>
+          <w:rFonts w:ascii="Calibri" w:eastAsia="Calibri" w:hAnsi="Calibri" w:cs="Times New Roman"/>
+          <w:bCs/>
+          <w:sz w:val="24"/>
+          <w:szCs w:val="24"/>
+        </w:rPr>
+        <w:t>header_</w:t>
+      </w:r>
+      <w:proofErr w:type="gramStart"/>
+      <w:r>
+        <w:rPr>
+          <w:rFonts w:ascii="Calibri" w:eastAsia="Calibri" w:hAnsi="Calibri" w:cs="Times New Roman"/>
+          <w:bCs/>
+          <w:sz w:val="24"/>
+          <w:szCs w:val="24"/>
+        </w:rPr>
+        <w:t>salt.f</w:t>
+      </w:r>
+      <w:proofErr w:type="gramEnd"/>
+      <w:r>
+        <w:rPr>
+          <w:rFonts w:ascii="Calibri" w:eastAsia="Calibri" w:hAnsi="Calibri" w:cs="Times New Roman"/>
+          <w:bCs/>
+          <w:sz w:val="24"/>
+          <w:szCs w:val="24"/>
+        </w:rPr>
+        <w:t>90</w:t>
+      </w:r>
+    </w:p>
+    <w:p>
+      <w:pPr>
+        <w:spacing w:after="0" w:line="240" w:lineRule="auto"/>
+        <w:rPr>
+          <w:rFonts w:ascii="Calibri" w:eastAsia="Calibri" w:hAnsi="Calibri" w:cs="Times New Roman"/>
+          <w:bCs/>
+          <w:sz w:val="24"/>
+          <w:szCs w:val="24"/>
+        </w:rPr>
+      </w:pPr>
+      <w:r>
+        <w:rPr>
+          <w:rFonts w:ascii="Calibri" w:eastAsia="Calibri" w:hAnsi="Calibri" w:cs="Times New Roman"/>
+          <w:bCs/>
+          <w:sz w:val="24"/>
+          <w:szCs w:val="24"/>
+        </w:rPr>
+        <w:t>hru_carbon_</w:t>
+      </w:r>
+      <w:proofErr w:type="gramStart"/>
+      <w:r>
+        <w:rPr>
+          <w:rFonts w:ascii="Calibri" w:eastAsia="Calibri" w:hAnsi="Calibri" w:cs="Times New Roman"/>
+          <w:bCs/>
+          <w:sz w:val="24"/>
+          <w:szCs w:val="24"/>
+        </w:rPr>
+        <w:t>output.f</w:t>
+      </w:r>
+      <w:proofErr w:type="gramEnd"/>
+      <w:r>
+        <w:rPr>
+          <w:rFonts w:ascii="Calibri" w:eastAsia="Calibri" w:hAnsi="Calibri" w:cs="Times New Roman"/>
+          <w:bCs/>
+          <w:sz w:val="24"/>
+          <w:szCs w:val="24"/>
+        </w:rPr>
+        <w:t>90</w:t>
+      </w:r>
+    </w:p>
+    <w:p>
+      <w:pPr>
+        <w:spacing w:after="0" w:line="240" w:lineRule="auto"/>
+        <w:rPr>
+          <w:rFonts w:ascii="Calibri" w:eastAsia="Calibri" w:hAnsi="Calibri" w:cs="Times New Roman"/>
+          <w:bCs/>
+          <w:sz w:val="24"/>
+          <w:szCs w:val="24"/>
+        </w:rPr>
+      </w:pPr>
+      <w:r>
+        <w:rPr>
+          <w:rFonts w:ascii="Calibri" w:eastAsia="Calibri" w:hAnsi="Calibri" w:cs="Times New Roman"/>
+          <w:bCs/>
+          <w:sz w:val="24"/>
+          <w:szCs w:val="24"/>
+        </w:rPr>
+        <w:t>hru_cs_</w:t>
+      </w:r>
+      <w:proofErr w:type="gramStart"/>
+      <w:r>
+        <w:rPr>
+          <w:rFonts w:ascii="Calibri" w:eastAsia="Calibri" w:hAnsi="Calibri" w:cs="Times New Roman"/>
+          <w:bCs/>
+          <w:sz w:val="24"/>
+          <w:szCs w:val="24"/>
+        </w:rPr>
+        <w:t>output.f</w:t>
+      </w:r>
+      <w:proofErr w:type="gramEnd"/>
+      <w:r>
+        <w:rPr>
+          <w:rFonts w:ascii="Calibri" w:eastAsia="Calibri" w:hAnsi="Calibri" w:cs="Times New Roman"/>
+          <w:bCs/>
+          <w:sz w:val="24"/>
+          <w:szCs w:val="24"/>
+        </w:rPr>
+        <w:t>90</w:t>
       </w:r>
     </w:p>
     <w:p>
@@ -11407,7 +13242,67 @@
           <w:szCs w:val="24"/>
         </w:rPr>
         <w:lastRenderedPageBreak/>
-        <w:t>mgt_harvresidue.f90</w:t>
+        <w:t>hru_salt_</w:t>
+      </w:r>
+      <w:proofErr w:type="gramStart"/>
+      <w:r>
+        <w:rPr>
+          <w:rFonts w:ascii="Calibri" w:eastAsia="Calibri" w:hAnsi="Calibri" w:cs="Times New Roman"/>
+          <w:bCs/>
+          <w:sz w:val="24"/>
+          <w:szCs w:val="24"/>
+        </w:rPr>
+        <w:t>output.f</w:t>
+      </w:r>
+      <w:proofErr w:type="gramEnd"/>
+      <w:r>
+        <w:rPr>
+          <w:rFonts w:ascii="Calibri" w:eastAsia="Calibri" w:hAnsi="Calibri" w:cs="Times New Roman"/>
+          <w:bCs/>
+          <w:sz w:val="24"/>
+          <w:szCs w:val="24"/>
+        </w:rPr>
+        <w:t>90</w:t>
+      </w:r>
+    </w:p>
+    <w:p>
+      <w:pPr>
+        <w:spacing w:after="0" w:line="240" w:lineRule="auto"/>
+        <w:rPr>
+          <w:rFonts w:ascii="Calibri" w:eastAsia="Calibri" w:hAnsi="Calibri" w:cs="Times New Roman"/>
+          <w:bCs/>
+          <w:sz w:val="24"/>
+          <w:szCs w:val="24"/>
+        </w:rPr>
+      </w:pPr>
+      <w:r>
+        <w:rPr>
+          <w:rFonts w:ascii="Calibri" w:eastAsia="Calibri" w:hAnsi="Calibri" w:cs="Times New Roman"/>
+          <w:bCs/>
+          <w:sz w:val="24"/>
+          <w:szCs w:val="24"/>
+        </w:rPr>
+        <w:t>mgt_</w:t>
+      </w:r>
+      <w:proofErr w:type="gramStart"/>
+      <w:r>
+        <w:rPr>
+          <w:rFonts w:ascii="Calibri" w:eastAsia="Calibri" w:hAnsi="Calibri" w:cs="Times New Roman"/>
+          <w:bCs/>
+          <w:sz w:val="24"/>
+          <w:szCs w:val="24"/>
+        </w:rPr>
+        <w:t>harvresidue.f</w:t>
+      </w:r>
+      <w:proofErr w:type="gramEnd"/>
+      <w:r>
+        <w:rPr>
+          <w:rFonts w:ascii="Calibri" w:eastAsia="Calibri" w:hAnsi="Calibri" w:cs="Times New Roman"/>
+          <w:bCs/>
+          <w:sz w:val="24"/>
+          <w:szCs w:val="24"/>
+        </w:rPr>
+        <w:t>90</w:t>
       </w:r>
     </w:p>
     <w:p>
@@ -11447,467 +13342,947 @@
           <w:sz w:val="24"/>
           <w:szCs w:val="24"/>
         </w:rPr>
-        <w:t>recall_cs.f90</w:t>
-      </w:r>
-    </w:p>
-    <w:p>
-      <w:pPr>
-        <w:spacing w:after="0" w:line="240" w:lineRule="auto"/>
-        <w:rPr>
-          <w:rFonts w:ascii="Calibri" w:eastAsia="Calibri" w:hAnsi="Calibri" w:cs="Times New Roman"/>
-          <w:bCs/>
-          <w:sz w:val="24"/>
-          <w:szCs w:val="24"/>
-        </w:rPr>
-      </w:pPr>
-      <w:r>
-        <w:rPr>
-          <w:rFonts w:ascii="Calibri" w:eastAsia="Calibri" w:hAnsi="Calibri" w:cs="Times New Roman"/>
-          <w:bCs/>
-          <w:sz w:val="24"/>
-          <w:szCs w:val="24"/>
-        </w:rPr>
-        <w:t>recall_nut.f90</w:t>
-      </w:r>
-    </w:p>
-    <w:p>
-      <w:pPr>
-        <w:spacing w:after="0" w:line="240" w:lineRule="auto"/>
-        <w:rPr>
-          <w:rFonts w:ascii="Calibri" w:eastAsia="Calibri" w:hAnsi="Calibri" w:cs="Times New Roman"/>
-          <w:bCs/>
-          <w:sz w:val="24"/>
-          <w:szCs w:val="24"/>
-        </w:rPr>
-      </w:pPr>
-      <w:r>
-        <w:rPr>
-          <w:rFonts w:ascii="Calibri" w:eastAsia="Calibri" w:hAnsi="Calibri" w:cs="Times New Roman"/>
-          <w:bCs/>
-          <w:sz w:val="24"/>
-          <w:szCs w:val="24"/>
-        </w:rPr>
-        <w:t>recall_read_cs.f90</w:t>
-      </w:r>
-    </w:p>
-    <w:p>
-      <w:pPr>
-        <w:spacing w:after="0" w:line="240" w:lineRule="auto"/>
-        <w:rPr>
-          <w:rFonts w:ascii="Calibri" w:eastAsia="Calibri" w:hAnsi="Calibri" w:cs="Times New Roman"/>
-          <w:bCs/>
-          <w:sz w:val="24"/>
-          <w:szCs w:val="24"/>
-        </w:rPr>
-      </w:pPr>
-      <w:r>
-        <w:rPr>
-          <w:rFonts w:ascii="Calibri" w:eastAsia="Calibri" w:hAnsi="Calibri" w:cs="Times New Roman"/>
-          <w:bCs/>
-          <w:sz w:val="24"/>
-          <w:szCs w:val="24"/>
-        </w:rPr>
-        <w:t>recall_read_salt.f90</w:t>
-      </w:r>
-    </w:p>
-    <w:p>
-      <w:pPr>
-        <w:spacing w:after="0" w:line="240" w:lineRule="auto"/>
-        <w:rPr>
-          <w:rFonts w:ascii="Calibri" w:eastAsia="Calibri" w:hAnsi="Calibri" w:cs="Times New Roman"/>
-          <w:bCs/>
-          <w:sz w:val="24"/>
-          <w:szCs w:val="24"/>
-        </w:rPr>
-      </w:pPr>
-      <w:r>
-        <w:rPr>
-          <w:rFonts w:ascii="Calibri" w:eastAsia="Calibri" w:hAnsi="Calibri" w:cs="Times New Roman"/>
-          <w:bCs/>
-          <w:sz w:val="24"/>
-          <w:szCs w:val="24"/>
-        </w:rPr>
-        <w:t>recall_salt.f90</w:t>
-      </w:r>
-    </w:p>
-    <w:p>
-      <w:pPr>
-        <w:spacing w:after="0" w:line="240" w:lineRule="auto"/>
-        <w:rPr>
-          <w:rFonts w:ascii="Calibri" w:eastAsia="Calibri" w:hAnsi="Calibri" w:cs="Times New Roman"/>
-          <w:bCs/>
-          <w:sz w:val="24"/>
-          <w:szCs w:val="24"/>
-        </w:rPr>
-      </w:pPr>
-      <w:r>
-        <w:rPr>
-          <w:rFonts w:ascii="Calibri" w:eastAsia="Calibri" w:hAnsi="Calibri" w:cs="Times New Roman"/>
-          <w:bCs/>
-          <w:sz w:val="24"/>
-          <w:szCs w:val="24"/>
-        </w:rPr>
-        <w:t>res_cs.f90</w:t>
-      </w:r>
-    </w:p>
-    <w:p>
-      <w:pPr>
-        <w:spacing w:after="0" w:line="240" w:lineRule="auto"/>
-        <w:rPr>
-          <w:rFonts w:ascii="Calibri" w:eastAsia="Calibri" w:hAnsi="Calibri" w:cs="Times New Roman"/>
-          <w:bCs/>
-          <w:sz w:val="24"/>
-          <w:szCs w:val="24"/>
-        </w:rPr>
-      </w:pPr>
-      <w:r>
-        <w:rPr>
-          <w:rFonts w:ascii="Calibri" w:eastAsia="Calibri" w:hAnsi="Calibri" w:cs="Times New Roman"/>
-          <w:bCs/>
-          <w:sz w:val="24"/>
-          <w:szCs w:val="24"/>
-        </w:rPr>
-        <w:t>res_cs_module.f90</w:t>
-      </w:r>
-    </w:p>
-    <w:p>
-      <w:pPr>
-        <w:spacing w:after="0" w:line="240" w:lineRule="auto"/>
-        <w:rPr>
-          <w:rFonts w:ascii="Calibri" w:eastAsia="Calibri" w:hAnsi="Calibri" w:cs="Times New Roman"/>
-          <w:bCs/>
-          <w:sz w:val="24"/>
-          <w:szCs w:val="24"/>
-        </w:rPr>
-      </w:pPr>
-      <w:r>
-        <w:rPr>
-          <w:rFonts w:ascii="Calibri" w:eastAsia="Calibri" w:hAnsi="Calibri" w:cs="Times New Roman"/>
-          <w:bCs/>
-          <w:sz w:val="24"/>
-          <w:szCs w:val="24"/>
-        </w:rPr>
-        <w:t>res_cs_output.f90</w:t>
-      </w:r>
-    </w:p>
-    <w:p>
-      <w:pPr>
-        <w:spacing w:after="0" w:line="240" w:lineRule="auto"/>
-        <w:rPr>
-          <w:rFonts w:ascii="Calibri" w:eastAsia="Calibri" w:hAnsi="Calibri" w:cs="Times New Roman"/>
-          <w:bCs/>
-          <w:sz w:val="24"/>
-          <w:szCs w:val="24"/>
-        </w:rPr>
-      </w:pPr>
-      <w:r>
-        <w:rPr>
-          <w:rFonts w:ascii="Calibri" w:eastAsia="Calibri" w:hAnsi="Calibri" w:cs="Times New Roman"/>
-          <w:bCs/>
-          <w:sz w:val="24"/>
-          <w:szCs w:val="24"/>
-        </w:rPr>
-        <w:t>res_read_cs.f90</w:t>
-      </w:r>
-    </w:p>
-    <w:p>
-      <w:pPr>
-        <w:spacing w:after="0" w:line="240" w:lineRule="auto"/>
-        <w:rPr>
-          <w:rFonts w:ascii="Calibri" w:eastAsia="Calibri" w:hAnsi="Calibri" w:cs="Times New Roman"/>
-          <w:bCs/>
-          <w:sz w:val="24"/>
-          <w:szCs w:val="24"/>
-        </w:rPr>
-      </w:pPr>
-      <w:r>
-        <w:rPr>
-          <w:rFonts w:ascii="Calibri" w:eastAsia="Calibri" w:hAnsi="Calibri" w:cs="Times New Roman"/>
-          <w:bCs/>
-          <w:sz w:val="24"/>
-          <w:szCs w:val="24"/>
-        </w:rPr>
-        <w:t>res_read_csdb.f90</w:t>
-      </w:r>
-    </w:p>
-    <w:p>
-      <w:pPr>
-        <w:spacing w:after="0" w:line="240" w:lineRule="auto"/>
-        <w:rPr>
-          <w:rFonts w:ascii="Calibri" w:eastAsia="Calibri" w:hAnsi="Calibri" w:cs="Times New Roman"/>
-          <w:bCs/>
-          <w:sz w:val="24"/>
-          <w:szCs w:val="24"/>
-        </w:rPr>
-      </w:pPr>
-      <w:r>
-        <w:rPr>
-          <w:rFonts w:ascii="Calibri" w:eastAsia="Calibri" w:hAnsi="Calibri" w:cs="Times New Roman"/>
-          <w:bCs/>
-          <w:sz w:val="24"/>
-          <w:szCs w:val="24"/>
-        </w:rPr>
-        <w:t>res_read_salt.f90</w:t>
-      </w:r>
-    </w:p>
-    <w:p>
-      <w:pPr>
-        <w:spacing w:after="0" w:line="240" w:lineRule="auto"/>
-        <w:rPr>
-          <w:rFonts w:ascii="Calibri" w:eastAsia="Calibri" w:hAnsi="Calibri" w:cs="Times New Roman"/>
-          <w:bCs/>
-          <w:sz w:val="24"/>
-          <w:szCs w:val="24"/>
-        </w:rPr>
-      </w:pPr>
-      <w:r>
-        <w:rPr>
-          <w:rFonts w:ascii="Calibri" w:eastAsia="Calibri" w:hAnsi="Calibri" w:cs="Times New Roman"/>
-          <w:bCs/>
-          <w:sz w:val="24"/>
-          <w:szCs w:val="24"/>
-        </w:rPr>
-        <w:t>res_read_salt_cs.f90</w:t>
-      </w:r>
-    </w:p>
-    <w:p>
-      <w:pPr>
-        <w:spacing w:after="0" w:line="240" w:lineRule="auto"/>
-        <w:rPr>
-          <w:rFonts w:ascii="Calibri" w:eastAsia="Calibri" w:hAnsi="Calibri" w:cs="Times New Roman"/>
-          <w:bCs/>
-          <w:sz w:val="24"/>
-          <w:szCs w:val="24"/>
-        </w:rPr>
-      </w:pPr>
-      <w:r>
-        <w:rPr>
-          <w:rFonts w:ascii="Calibri" w:eastAsia="Calibri" w:hAnsi="Calibri" w:cs="Times New Roman"/>
-          <w:bCs/>
-          <w:sz w:val="24"/>
-          <w:szCs w:val="24"/>
-        </w:rPr>
-        <w:t>res_read_saltdb.f90</w:t>
-      </w:r>
-    </w:p>
-    <w:p>
-      <w:pPr>
-        <w:spacing w:after="0" w:line="240" w:lineRule="auto"/>
-        <w:rPr>
-          <w:rFonts w:ascii="Calibri" w:eastAsia="Calibri" w:hAnsi="Calibri" w:cs="Times New Roman"/>
-          <w:bCs/>
-          <w:sz w:val="24"/>
-          <w:szCs w:val="24"/>
-        </w:rPr>
-      </w:pPr>
-      <w:r>
-        <w:rPr>
-          <w:rFonts w:ascii="Calibri" w:eastAsia="Calibri" w:hAnsi="Calibri" w:cs="Times New Roman"/>
-          <w:bCs/>
-          <w:sz w:val="24"/>
-          <w:szCs w:val="24"/>
-        </w:rPr>
-        <w:t>res_salt.f90</w:t>
-      </w:r>
-    </w:p>
-    <w:p>
-      <w:pPr>
-        <w:spacing w:after="0" w:line="240" w:lineRule="auto"/>
-        <w:rPr>
-          <w:rFonts w:ascii="Calibri" w:eastAsia="Calibri" w:hAnsi="Calibri" w:cs="Times New Roman"/>
-          <w:bCs/>
-          <w:sz w:val="24"/>
-          <w:szCs w:val="24"/>
-        </w:rPr>
-      </w:pPr>
-      <w:r>
-        <w:rPr>
-          <w:rFonts w:ascii="Calibri" w:eastAsia="Calibri" w:hAnsi="Calibri" w:cs="Times New Roman"/>
-          <w:bCs/>
-          <w:sz w:val="24"/>
-          <w:szCs w:val="24"/>
-        </w:rPr>
-        <w:t>res_salt_module.f90</w:t>
-      </w:r>
-    </w:p>
-    <w:p>
-      <w:pPr>
-        <w:spacing w:after="0" w:line="240" w:lineRule="auto"/>
-        <w:rPr>
-          <w:rFonts w:ascii="Calibri" w:eastAsia="Calibri" w:hAnsi="Calibri" w:cs="Times New Roman"/>
-          <w:bCs/>
-          <w:sz w:val="24"/>
-          <w:szCs w:val="24"/>
-        </w:rPr>
-      </w:pPr>
-      <w:r>
-        <w:rPr>
-          <w:rFonts w:ascii="Calibri" w:eastAsia="Calibri" w:hAnsi="Calibri" w:cs="Times New Roman"/>
-          <w:bCs/>
-          <w:sz w:val="24"/>
-          <w:szCs w:val="24"/>
-        </w:rPr>
-        <w:t>res_salt_output.f90</w:t>
-      </w:r>
-    </w:p>
-    <w:p>
-      <w:pPr>
-        <w:spacing w:after="0" w:line="240" w:lineRule="auto"/>
-        <w:rPr>
-          <w:rFonts w:ascii="Calibri" w:eastAsia="Calibri" w:hAnsi="Calibri" w:cs="Times New Roman"/>
-          <w:bCs/>
-          <w:sz w:val="24"/>
-          <w:szCs w:val="24"/>
-        </w:rPr>
-      </w:pPr>
-      <w:r>
-        <w:rPr>
-          <w:rFonts w:ascii="Calibri" w:eastAsia="Calibri" w:hAnsi="Calibri" w:cs="Times New Roman"/>
-          <w:bCs/>
-          <w:sz w:val="24"/>
-          <w:szCs w:val="24"/>
-        </w:rPr>
-        <w:t>ru_cs_output.f90</w:t>
-      </w:r>
-    </w:p>
-    <w:p>
-      <w:pPr>
-        <w:spacing w:after="0" w:line="240" w:lineRule="auto"/>
-        <w:rPr>
-          <w:rFonts w:ascii="Calibri" w:eastAsia="Calibri" w:hAnsi="Calibri" w:cs="Times New Roman"/>
-          <w:bCs/>
-          <w:sz w:val="24"/>
-          <w:szCs w:val="24"/>
-        </w:rPr>
-      </w:pPr>
-      <w:r>
-        <w:rPr>
-          <w:rFonts w:ascii="Calibri" w:eastAsia="Calibri" w:hAnsi="Calibri" w:cs="Times New Roman"/>
-          <w:bCs/>
-          <w:sz w:val="24"/>
-          <w:szCs w:val="24"/>
-        </w:rPr>
-        <w:t>ru_salt_output.f90</w:t>
-      </w:r>
-    </w:p>
-    <w:p>
-      <w:pPr>
-        <w:spacing w:after="0" w:line="240" w:lineRule="auto"/>
-        <w:rPr>
-          <w:rFonts w:ascii="Calibri" w:eastAsia="Calibri" w:hAnsi="Calibri" w:cs="Times New Roman"/>
-          <w:bCs/>
-          <w:sz w:val="24"/>
-          <w:szCs w:val="24"/>
-        </w:rPr>
-      </w:pPr>
-      <w:r>
-        <w:rPr>
-          <w:rFonts w:ascii="Calibri" w:eastAsia="Calibri" w:hAnsi="Calibri" w:cs="Times New Roman"/>
-          <w:bCs/>
-          <w:sz w:val="24"/>
-          <w:szCs w:val="24"/>
-        </w:rPr>
-        <w:t>salt_aqu_read.f90</w:t>
-      </w:r>
-    </w:p>
-    <w:p>
-      <w:pPr>
-        <w:spacing w:after="0" w:line="240" w:lineRule="auto"/>
-        <w:rPr>
-          <w:rFonts w:ascii="Calibri" w:eastAsia="Calibri" w:hAnsi="Calibri" w:cs="Times New Roman"/>
-          <w:bCs/>
-          <w:sz w:val="24"/>
-          <w:szCs w:val="24"/>
-        </w:rPr>
-      </w:pPr>
-      <w:r>
-        <w:rPr>
-          <w:rFonts w:ascii="Calibri" w:eastAsia="Calibri" w:hAnsi="Calibri" w:cs="Times New Roman"/>
-          <w:bCs/>
-          <w:sz w:val="24"/>
-          <w:szCs w:val="24"/>
-        </w:rPr>
-        <w:t>salt_aquifer.f90</w:t>
-      </w:r>
-    </w:p>
-    <w:p>
-      <w:pPr>
-        <w:spacing w:after="0" w:line="240" w:lineRule="auto"/>
-        <w:rPr>
-          <w:rFonts w:ascii="Calibri" w:eastAsia="Calibri" w:hAnsi="Calibri" w:cs="Times New Roman"/>
-          <w:bCs/>
-          <w:sz w:val="24"/>
-          <w:szCs w:val="24"/>
-        </w:rPr>
-      </w:pPr>
-      <w:r>
-        <w:rPr>
-          <w:rFonts w:ascii="Calibri" w:eastAsia="Calibri" w:hAnsi="Calibri" w:cs="Times New Roman"/>
-          <w:bCs/>
-          <w:sz w:val="24"/>
-          <w:szCs w:val="24"/>
-        </w:rPr>
-        <w:t>salt_balance.f90</w:t>
-      </w:r>
-    </w:p>
-    <w:p>
-      <w:pPr>
-        <w:spacing w:after="0" w:line="240" w:lineRule="auto"/>
-        <w:rPr>
-          <w:rFonts w:ascii="Calibri" w:eastAsia="Calibri" w:hAnsi="Calibri" w:cs="Times New Roman"/>
-          <w:bCs/>
-          <w:sz w:val="24"/>
-          <w:szCs w:val="24"/>
-        </w:rPr>
-      </w:pPr>
-      <w:r>
-        <w:rPr>
-          <w:rFonts w:ascii="Calibri" w:eastAsia="Calibri" w:hAnsi="Calibri" w:cs="Times New Roman"/>
-          <w:bCs/>
-          <w:sz w:val="24"/>
-          <w:szCs w:val="24"/>
-        </w:rPr>
-        <w:t>salt_cha_read.f90</w:t>
-      </w:r>
-    </w:p>
-    <w:p>
-      <w:pPr>
-        <w:spacing w:after="0" w:line="240" w:lineRule="auto"/>
-        <w:rPr>
-          <w:rFonts w:ascii="Calibri" w:eastAsia="Calibri" w:hAnsi="Calibri" w:cs="Times New Roman"/>
-          <w:bCs/>
-          <w:sz w:val="24"/>
-          <w:szCs w:val="24"/>
-        </w:rPr>
-      </w:pPr>
-      <w:r>
-        <w:rPr>
-          <w:rFonts w:ascii="Calibri" w:eastAsia="Calibri" w:hAnsi="Calibri" w:cs="Times New Roman"/>
-          <w:bCs/>
-          <w:sz w:val="24"/>
-          <w:szCs w:val="24"/>
-        </w:rPr>
-        <w:t>salt_chem_aqu.f90</w:t>
-      </w:r>
-    </w:p>
-    <w:p>
-      <w:pPr>
-        <w:spacing w:after="0" w:line="240" w:lineRule="auto"/>
-        <w:rPr>
-          <w:rFonts w:ascii="Calibri" w:eastAsia="Calibri" w:hAnsi="Calibri" w:cs="Times New Roman"/>
-          <w:bCs/>
-          <w:sz w:val="24"/>
-          <w:szCs w:val="24"/>
-        </w:rPr>
-      </w:pPr>
-      <w:r>
-        <w:rPr>
-          <w:rFonts w:ascii="Calibri" w:eastAsia="Calibri" w:hAnsi="Calibri" w:cs="Times New Roman"/>
-          <w:bCs/>
-          <w:sz w:val="24"/>
-          <w:szCs w:val="24"/>
-        </w:rPr>
-        <w:t>salt_chem_hru.f90</w:t>
+        <w:t>recall_</w:t>
+      </w:r>
+      <w:proofErr w:type="gramStart"/>
+      <w:r>
+        <w:rPr>
+          <w:rFonts w:ascii="Calibri" w:eastAsia="Calibri" w:hAnsi="Calibri" w:cs="Times New Roman"/>
+          <w:bCs/>
+          <w:sz w:val="24"/>
+          <w:szCs w:val="24"/>
+        </w:rPr>
+        <w:t>cs.f</w:t>
+      </w:r>
+      <w:proofErr w:type="gramEnd"/>
+      <w:r>
+        <w:rPr>
+          <w:rFonts w:ascii="Calibri" w:eastAsia="Calibri" w:hAnsi="Calibri" w:cs="Times New Roman"/>
+          <w:bCs/>
+          <w:sz w:val="24"/>
+          <w:szCs w:val="24"/>
+        </w:rPr>
+        <w:t>90</w:t>
+      </w:r>
+    </w:p>
+    <w:p>
+      <w:pPr>
+        <w:spacing w:after="0" w:line="240" w:lineRule="auto"/>
+        <w:rPr>
+          <w:rFonts w:ascii="Calibri" w:eastAsia="Calibri" w:hAnsi="Calibri" w:cs="Times New Roman"/>
+          <w:bCs/>
+          <w:sz w:val="24"/>
+          <w:szCs w:val="24"/>
+        </w:rPr>
+      </w:pPr>
+      <w:r>
+        <w:rPr>
+          <w:rFonts w:ascii="Calibri" w:eastAsia="Calibri" w:hAnsi="Calibri" w:cs="Times New Roman"/>
+          <w:bCs/>
+          <w:sz w:val="24"/>
+          <w:szCs w:val="24"/>
+        </w:rPr>
+        <w:t>recall_</w:t>
+      </w:r>
+      <w:proofErr w:type="gramStart"/>
+      <w:r>
+        <w:rPr>
+          <w:rFonts w:ascii="Calibri" w:eastAsia="Calibri" w:hAnsi="Calibri" w:cs="Times New Roman"/>
+          <w:bCs/>
+          <w:sz w:val="24"/>
+          <w:szCs w:val="24"/>
+        </w:rPr>
+        <w:t>nut.f</w:t>
+      </w:r>
+      <w:proofErr w:type="gramEnd"/>
+      <w:r>
+        <w:rPr>
+          <w:rFonts w:ascii="Calibri" w:eastAsia="Calibri" w:hAnsi="Calibri" w:cs="Times New Roman"/>
+          <w:bCs/>
+          <w:sz w:val="24"/>
+          <w:szCs w:val="24"/>
+        </w:rPr>
+        <w:t>90</w:t>
+      </w:r>
+    </w:p>
+    <w:p>
+      <w:pPr>
+        <w:spacing w:after="0" w:line="240" w:lineRule="auto"/>
+        <w:rPr>
+          <w:rFonts w:ascii="Calibri" w:eastAsia="Calibri" w:hAnsi="Calibri" w:cs="Times New Roman"/>
+          <w:bCs/>
+          <w:sz w:val="24"/>
+          <w:szCs w:val="24"/>
+        </w:rPr>
+      </w:pPr>
+      <w:r>
+        <w:rPr>
+          <w:rFonts w:ascii="Calibri" w:eastAsia="Calibri" w:hAnsi="Calibri" w:cs="Times New Roman"/>
+          <w:bCs/>
+          <w:sz w:val="24"/>
+          <w:szCs w:val="24"/>
+        </w:rPr>
+        <w:t>recall_read_</w:t>
+      </w:r>
+      <w:proofErr w:type="gramStart"/>
+      <w:r>
+        <w:rPr>
+          <w:rFonts w:ascii="Calibri" w:eastAsia="Calibri" w:hAnsi="Calibri" w:cs="Times New Roman"/>
+          <w:bCs/>
+          <w:sz w:val="24"/>
+          <w:szCs w:val="24"/>
+        </w:rPr>
+        <w:t>cs.f</w:t>
+      </w:r>
+      <w:proofErr w:type="gramEnd"/>
+      <w:r>
+        <w:rPr>
+          <w:rFonts w:ascii="Calibri" w:eastAsia="Calibri" w:hAnsi="Calibri" w:cs="Times New Roman"/>
+          <w:bCs/>
+          <w:sz w:val="24"/>
+          <w:szCs w:val="24"/>
+        </w:rPr>
+        <w:t>90</w:t>
+      </w:r>
+    </w:p>
+    <w:p>
+      <w:pPr>
+        <w:spacing w:after="0" w:line="240" w:lineRule="auto"/>
+        <w:rPr>
+          <w:rFonts w:ascii="Calibri" w:eastAsia="Calibri" w:hAnsi="Calibri" w:cs="Times New Roman"/>
+          <w:bCs/>
+          <w:sz w:val="24"/>
+          <w:szCs w:val="24"/>
+        </w:rPr>
+      </w:pPr>
+      <w:r>
+        <w:rPr>
+          <w:rFonts w:ascii="Calibri" w:eastAsia="Calibri" w:hAnsi="Calibri" w:cs="Times New Roman"/>
+          <w:bCs/>
+          <w:sz w:val="24"/>
+          <w:szCs w:val="24"/>
+        </w:rPr>
+        <w:t>recall_read_</w:t>
+      </w:r>
+      <w:proofErr w:type="gramStart"/>
+      <w:r>
+        <w:rPr>
+          <w:rFonts w:ascii="Calibri" w:eastAsia="Calibri" w:hAnsi="Calibri" w:cs="Times New Roman"/>
+          <w:bCs/>
+          <w:sz w:val="24"/>
+          <w:szCs w:val="24"/>
+        </w:rPr>
+        <w:t>salt.f</w:t>
+      </w:r>
+      <w:proofErr w:type="gramEnd"/>
+      <w:r>
+        <w:rPr>
+          <w:rFonts w:ascii="Calibri" w:eastAsia="Calibri" w:hAnsi="Calibri" w:cs="Times New Roman"/>
+          <w:bCs/>
+          <w:sz w:val="24"/>
+          <w:szCs w:val="24"/>
+        </w:rPr>
+        <w:t>90</w:t>
+      </w:r>
+    </w:p>
+    <w:p>
+      <w:pPr>
+        <w:spacing w:after="0" w:line="240" w:lineRule="auto"/>
+        <w:rPr>
+          <w:rFonts w:ascii="Calibri" w:eastAsia="Calibri" w:hAnsi="Calibri" w:cs="Times New Roman"/>
+          <w:bCs/>
+          <w:sz w:val="24"/>
+          <w:szCs w:val="24"/>
+        </w:rPr>
+      </w:pPr>
+      <w:r>
+        <w:rPr>
+          <w:rFonts w:ascii="Calibri" w:eastAsia="Calibri" w:hAnsi="Calibri" w:cs="Times New Roman"/>
+          <w:bCs/>
+          <w:sz w:val="24"/>
+          <w:szCs w:val="24"/>
+        </w:rPr>
+        <w:t>recall_</w:t>
+      </w:r>
+      <w:proofErr w:type="gramStart"/>
+      <w:r>
+        <w:rPr>
+          <w:rFonts w:ascii="Calibri" w:eastAsia="Calibri" w:hAnsi="Calibri" w:cs="Times New Roman"/>
+          <w:bCs/>
+          <w:sz w:val="24"/>
+          <w:szCs w:val="24"/>
+        </w:rPr>
+        <w:t>salt.f</w:t>
+      </w:r>
+      <w:proofErr w:type="gramEnd"/>
+      <w:r>
+        <w:rPr>
+          <w:rFonts w:ascii="Calibri" w:eastAsia="Calibri" w:hAnsi="Calibri" w:cs="Times New Roman"/>
+          <w:bCs/>
+          <w:sz w:val="24"/>
+          <w:szCs w:val="24"/>
+        </w:rPr>
+        <w:t>90</w:t>
+      </w:r>
+    </w:p>
+    <w:p>
+      <w:pPr>
+        <w:spacing w:after="0" w:line="240" w:lineRule="auto"/>
+        <w:rPr>
+          <w:rFonts w:ascii="Calibri" w:eastAsia="Calibri" w:hAnsi="Calibri" w:cs="Times New Roman"/>
+          <w:bCs/>
+          <w:sz w:val="24"/>
+          <w:szCs w:val="24"/>
+        </w:rPr>
+      </w:pPr>
+      <w:r>
+        <w:rPr>
+          <w:rFonts w:ascii="Calibri" w:eastAsia="Calibri" w:hAnsi="Calibri" w:cs="Times New Roman"/>
+          <w:bCs/>
+          <w:sz w:val="24"/>
+          <w:szCs w:val="24"/>
+        </w:rPr>
+        <w:t>res_</w:t>
+      </w:r>
+      <w:proofErr w:type="gramStart"/>
+      <w:r>
+        <w:rPr>
+          <w:rFonts w:ascii="Calibri" w:eastAsia="Calibri" w:hAnsi="Calibri" w:cs="Times New Roman"/>
+          <w:bCs/>
+          <w:sz w:val="24"/>
+          <w:szCs w:val="24"/>
+        </w:rPr>
+        <w:t>cs.f</w:t>
+      </w:r>
+      <w:proofErr w:type="gramEnd"/>
+      <w:r>
+        <w:rPr>
+          <w:rFonts w:ascii="Calibri" w:eastAsia="Calibri" w:hAnsi="Calibri" w:cs="Times New Roman"/>
+          <w:bCs/>
+          <w:sz w:val="24"/>
+          <w:szCs w:val="24"/>
+        </w:rPr>
+        <w:t>90</w:t>
+      </w:r>
+    </w:p>
+    <w:p>
+      <w:pPr>
+        <w:spacing w:after="0" w:line="240" w:lineRule="auto"/>
+        <w:rPr>
+          <w:rFonts w:ascii="Calibri" w:eastAsia="Calibri" w:hAnsi="Calibri" w:cs="Times New Roman"/>
+          <w:bCs/>
+          <w:sz w:val="24"/>
+          <w:szCs w:val="24"/>
+        </w:rPr>
+      </w:pPr>
+      <w:r>
+        <w:rPr>
+          <w:rFonts w:ascii="Calibri" w:eastAsia="Calibri" w:hAnsi="Calibri" w:cs="Times New Roman"/>
+          <w:bCs/>
+          <w:sz w:val="24"/>
+          <w:szCs w:val="24"/>
+        </w:rPr>
+        <w:t>res_cs_</w:t>
+      </w:r>
+      <w:proofErr w:type="gramStart"/>
+      <w:r>
+        <w:rPr>
+          <w:rFonts w:ascii="Calibri" w:eastAsia="Calibri" w:hAnsi="Calibri" w:cs="Times New Roman"/>
+          <w:bCs/>
+          <w:sz w:val="24"/>
+          <w:szCs w:val="24"/>
+        </w:rPr>
+        <w:t>module.f</w:t>
+      </w:r>
+      <w:proofErr w:type="gramEnd"/>
+      <w:r>
+        <w:rPr>
+          <w:rFonts w:ascii="Calibri" w:eastAsia="Calibri" w:hAnsi="Calibri" w:cs="Times New Roman"/>
+          <w:bCs/>
+          <w:sz w:val="24"/>
+          <w:szCs w:val="24"/>
+        </w:rPr>
+        <w:t>90</w:t>
+      </w:r>
+    </w:p>
+    <w:p>
+      <w:pPr>
+        <w:spacing w:after="0" w:line="240" w:lineRule="auto"/>
+        <w:rPr>
+          <w:rFonts w:ascii="Calibri" w:eastAsia="Calibri" w:hAnsi="Calibri" w:cs="Times New Roman"/>
+          <w:bCs/>
+          <w:sz w:val="24"/>
+          <w:szCs w:val="24"/>
+        </w:rPr>
+      </w:pPr>
+      <w:r>
+        <w:rPr>
+          <w:rFonts w:ascii="Calibri" w:eastAsia="Calibri" w:hAnsi="Calibri" w:cs="Times New Roman"/>
+          <w:bCs/>
+          <w:sz w:val="24"/>
+          <w:szCs w:val="24"/>
+        </w:rPr>
+        <w:t>res_cs_</w:t>
+      </w:r>
+      <w:proofErr w:type="gramStart"/>
+      <w:r>
+        <w:rPr>
+          <w:rFonts w:ascii="Calibri" w:eastAsia="Calibri" w:hAnsi="Calibri" w:cs="Times New Roman"/>
+          <w:bCs/>
+          <w:sz w:val="24"/>
+          <w:szCs w:val="24"/>
+        </w:rPr>
+        <w:t>output.f</w:t>
+      </w:r>
+      <w:proofErr w:type="gramEnd"/>
+      <w:r>
+        <w:rPr>
+          <w:rFonts w:ascii="Calibri" w:eastAsia="Calibri" w:hAnsi="Calibri" w:cs="Times New Roman"/>
+          <w:bCs/>
+          <w:sz w:val="24"/>
+          <w:szCs w:val="24"/>
+        </w:rPr>
+        <w:t>90</w:t>
+      </w:r>
+    </w:p>
+    <w:p>
+      <w:pPr>
+        <w:spacing w:after="0" w:line="240" w:lineRule="auto"/>
+        <w:rPr>
+          <w:rFonts w:ascii="Calibri" w:eastAsia="Calibri" w:hAnsi="Calibri" w:cs="Times New Roman"/>
+          <w:bCs/>
+          <w:sz w:val="24"/>
+          <w:szCs w:val="24"/>
+        </w:rPr>
+      </w:pPr>
+      <w:r>
+        <w:rPr>
+          <w:rFonts w:ascii="Calibri" w:eastAsia="Calibri" w:hAnsi="Calibri" w:cs="Times New Roman"/>
+          <w:bCs/>
+          <w:sz w:val="24"/>
+          <w:szCs w:val="24"/>
+        </w:rPr>
+        <w:t>res_read_</w:t>
+      </w:r>
+      <w:proofErr w:type="gramStart"/>
+      <w:r>
+        <w:rPr>
+          <w:rFonts w:ascii="Calibri" w:eastAsia="Calibri" w:hAnsi="Calibri" w:cs="Times New Roman"/>
+          <w:bCs/>
+          <w:sz w:val="24"/>
+          <w:szCs w:val="24"/>
+        </w:rPr>
+        <w:t>cs.f</w:t>
+      </w:r>
+      <w:proofErr w:type="gramEnd"/>
+      <w:r>
+        <w:rPr>
+          <w:rFonts w:ascii="Calibri" w:eastAsia="Calibri" w:hAnsi="Calibri" w:cs="Times New Roman"/>
+          <w:bCs/>
+          <w:sz w:val="24"/>
+          <w:szCs w:val="24"/>
+        </w:rPr>
+        <w:t>90</w:t>
+      </w:r>
+    </w:p>
+    <w:p>
+      <w:pPr>
+        <w:spacing w:after="0" w:line="240" w:lineRule="auto"/>
+        <w:rPr>
+          <w:rFonts w:ascii="Calibri" w:eastAsia="Calibri" w:hAnsi="Calibri" w:cs="Times New Roman"/>
+          <w:bCs/>
+          <w:sz w:val="24"/>
+          <w:szCs w:val="24"/>
+        </w:rPr>
+      </w:pPr>
+      <w:r>
+        <w:rPr>
+          <w:rFonts w:ascii="Calibri" w:eastAsia="Calibri" w:hAnsi="Calibri" w:cs="Times New Roman"/>
+          <w:bCs/>
+          <w:sz w:val="24"/>
+          <w:szCs w:val="24"/>
+        </w:rPr>
+        <w:t>res_read_</w:t>
+      </w:r>
+      <w:proofErr w:type="gramStart"/>
+      <w:r>
+        <w:rPr>
+          <w:rFonts w:ascii="Calibri" w:eastAsia="Calibri" w:hAnsi="Calibri" w:cs="Times New Roman"/>
+          <w:bCs/>
+          <w:sz w:val="24"/>
+          <w:szCs w:val="24"/>
+        </w:rPr>
+        <w:t>csdb.f</w:t>
+      </w:r>
+      <w:proofErr w:type="gramEnd"/>
+      <w:r>
+        <w:rPr>
+          <w:rFonts w:ascii="Calibri" w:eastAsia="Calibri" w:hAnsi="Calibri" w:cs="Times New Roman"/>
+          <w:bCs/>
+          <w:sz w:val="24"/>
+          <w:szCs w:val="24"/>
+        </w:rPr>
+        <w:t>90</w:t>
+      </w:r>
+    </w:p>
+    <w:p>
+      <w:pPr>
+        <w:spacing w:after="0" w:line="240" w:lineRule="auto"/>
+        <w:rPr>
+          <w:rFonts w:ascii="Calibri" w:eastAsia="Calibri" w:hAnsi="Calibri" w:cs="Times New Roman"/>
+          <w:bCs/>
+          <w:sz w:val="24"/>
+          <w:szCs w:val="24"/>
+        </w:rPr>
+      </w:pPr>
+      <w:r>
+        <w:rPr>
+          <w:rFonts w:ascii="Calibri" w:eastAsia="Calibri" w:hAnsi="Calibri" w:cs="Times New Roman"/>
+          <w:bCs/>
+          <w:sz w:val="24"/>
+          <w:szCs w:val="24"/>
+        </w:rPr>
+        <w:t>res_read_</w:t>
+      </w:r>
+      <w:proofErr w:type="gramStart"/>
+      <w:r>
+        <w:rPr>
+          <w:rFonts w:ascii="Calibri" w:eastAsia="Calibri" w:hAnsi="Calibri" w:cs="Times New Roman"/>
+          <w:bCs/>
+          <w:sz w:val="24"/>
+          <w:szCs w:val="24"/>
+        </w:rPr>
+        <w:t>salt.f</w:t>
+      </w:r>
+      <w:proofErr w:type="gramEnd"/>
+      <w:r>
+        <w:rPr>
+          <w:rFonts w:ascii="Calibri" w:eastAsia="Calibri" w:hAnsi="Calibri" w:cs="Times New Roman"/>
+          <w:bCs/>
+          <w:sz w:val="24"/>
+          <w:szCs w:val="24"/>
+        </w:rPr>
+        <w:t>90</w:t>
+      </w:r>
+    </w:p>
+    <w:p>
+      <w:pPr>
+        <w:spacing w:after="0" w:line="240" w:lineRule="auto"/>
+        <w:rPr>
+          <w:rFonts w:ascii="Calibri" w:eastAsia="Calibri" w:hAnsi="Calibri" w:cs="Times New Roman"/>
+          <w:bCs/>
+          <w:sz w:val="24"/>
+          <w:szCs w:val="24"/>
+        </w:rPr>
+      </w:pPr>
+      <w:r>
+        <w:rPr>
+          <w:rFonts w:ascii="Calibri" w:eastAsia="Calibri" w:hAnsi="Calibri" w:cs="Times New Roman"/>
+          <w:bCs/>
+          <w:sz w:val="24"/>
+          <w:szCs w:val="24"/>
+        </w:rPr>
+        <w:t>res_read_salt_</w:t>
+      </w:r>
+      <w:proofErr w:type="gramStart"/>
+      <w:r>
+        <w:rPr>
+          <w:rFonts w:ascii="Calibri" w:eastAsia="Calibri" w:hAnsi="Calibri" w:cs="Times New Roman"/>
+          <w:bCs/>
+          <w:sz w:val="24"/>
+          <w:szCs w:val="24"/>
+        </w:rPr>
+        <w:t>cs.f</w:t>
+      </w:r>
+      <w:proofErr w:type="gramEnd"/>
+      <w:r>
+        <w:rPr>
+          <w:rFonts w:ascii="Calibri" w:eastAsia="Calibri" w:hAnsi="Calibri" w:cs="Times New Roman"/>
+          <w:bCs/>
+          <w:sz w:val="24"/>
+          <w:szCs w:val="24"/>
+        </w:rPr>
+        <w:t>90</w:t>
+      </w:r>
+    </w:p>
+    <w:p>
+      <w:pPr>
+        <w:spacing w:after="0" w:line="240" w:lineRule="auto"/>
+        <w:rPr>
+          <w:rFonts w:ascii="Calibri" w:eastAsia="Calibri" w:hAnsi="Calibri" w:cs="Times New Roman"/>
+          <w:bCs/>
+          <w:sz w:val="24"/>
+          <w:szCs w:val="24"/>
+        </w:rPr>
+      </w:pPr>
+      <w:r>
+        <w:rPr>
+          <w:rFonts w:ascii="Calibri" w:eastAsia="Calibri" w:hAnsi="Calibri" w:cs="Times New Roman"/>
+          <w:bCs/>
+          <w:sz w:val="24"/>
+          <w:szCs w:val="24"/>
+        </w:rPr>
+        <w:t>res_read_</w:t>
+      </w:r>
+      <w:proofErr w:type="gramStart"/>
+      <w:r>
+        <w:rPr>
+          <w:rFonts w:ascii="Calibri" w:eastAsia="Calibri" w:hAnsi="Calibri" w:cs="Times New Roman"/>
+          <w:bCs/>
+          <w:sz w:val="24"/>
+          <w:szCs w:val="24"/>
+        </w:rPr>
+        <w:t>saltdb.f</w:t>
+      </w:r>
+      <w:proofErr w:type="gramEnd"/>
+      <w:r>
+        <w:rPr>
+          <w:rFonts w:ascii="Calibri" w:eastAsia="Calibri" w:hAnsi="Calibri" w:cs="Times New Roman"/>
+          <w:bCs/>
+          <w:sz w:val="24"/>
+          <w:szCs w:val="24"/>
+        </w:rPr>
+        <w:t>90</w:t>
+      </w:r>
+    </w:p>
+    <w:p>
+      <w:pPr>
+        <w:spacing w:after="0" w:line="240" w:lineRule="auto"/>
+        <w:rPr>
+          <w:rFonts w:ascii="Calibri" w:eastAsia="Calibri" w:hAnsi="Calibri" w:cs="Times New Roman"/>
+          <w:bCs/>
+          <w:sz w:val="24"/>
+          <w:szCs w:val="24"/>
+        </w:rPr>
+      </w:pPr>
+      <w:r>
+        <w:rPr>
+          <w:rFonts w:ascii="Calibri" w:eastAsia="Calibri" w:hAnsi="Calibri" w:cs="Times New Roman"/>
+          <w:bCs/>
+          <w:sz w:val="24"/>
+          <w:szCs w:val="24"/>
+        </w:rPr>
+        <w:t>res_</w:t>
+      </w:r>
+      <w:proofErr w:type="gramStart"/>
+      <w:r>
+        <w:rPr>
+          <w:rFonts w:ascii="Calibri" w:eastAsia="Calibri" w:hAnsi="Calibri" w:cs="Times New Roman"/>
+          <w:bCs/>
+          <w:sz w:val="24"/>
+          <w:szCs w:val="24"/>
+        </w:rPr>
+        <w:t>salt.f</w:t>
+      </w:r>
+      <w:proofErr w:type="gramEnd"/>
+      <w:r>
+        <w:rPr>
+          <w:rFonts w:ascii="Calibri" w:eastAsia="Calibri" w:hAnsi="Calibri" w:cs="Times New Roman"/>
+          <w:bCs/>
+          <w:sz w:val="24"/>
+          <w:szCs w:val="24"/>
+        </w:rPr>
+        <w:t>90</w:t>
+      </w:r>
+    </w:p>
+    <w:p>
+      <w:pPr>
+        <w:spacing w:after="0" w:line="240" w:lineRule="auto"/>
+        <w:rPr>
+          <w:rFonts w:ascii="Calibri" w:eastAsia="Calibri" w:hAnsi="Calibri" w:cs="Times New Roman"/>
+          <w:bCs/>
+          <w:sz w:val="24"/>
+          <w:szCs w:val="24"/>
+        </w:rPr>
+      </w:pPr>
+      <w:r>
+        <w:rPr>
+          <w:rFonts w:ascii="Calibri" w:eastAsia="Calibri" w:hAnsi="Calibri" w:cs="Times New Roman"/>
+          <w:bCs/>
+          <w:sz w:val="24"/>
+          <w:szCs w:val="24"/>
+        </w:rPr>
+        <w:t>res_salt_</w:t>
+      </w:r>
+      <w:proofErr w:type="gramStart"/>
+      <w:r>
+        <w:rPr>
+          <w:rFonts w:ascii="Calibri" w:eastAsia="Calibri" w:hAnsi="Calibri" w:cs="Times New Roman"/>
+          <w:bCs/>
+          <w:sz w:val="24"/>
+          <w:szCs w:val="24"/>
+        </w:rPr>
+        <w:t>module.f</w:t>
+      </w:r>
+      <w:proofErr w:type="gramEnd"/>
+      <w:r>
+        <w:rPr>
+          <w:rFonts w:ascii="Calibri" w:eastAsia="Calibri" w:hAnsi="Calibri" w:cs="Times New Roman"/>
+          <w:bCs/>
+          <w:sz w:val="24"/>
+          <w:szCs w:val="24"/>
+        </w:rPr>
+        <w:t>90</w:t>
+      </w:r>
+    </w:p>
+    <w:p>
+      <w:pPr>
+        <w:spacing w:after="0" w:line="240" w:lineRule="auto"/>
+        <w:rPr>
+          <w:rFonts w:ascii="Calibri" w:eastAsia="Calibri" w:hAnsi="Calibri" w:cs="Times New Roman"/>
+          <w:bCs/>
+          <w:sz w:val="24"/>
+          <w:szCs w:val="24"/>
+        </w:rPr>
+      </w:pPr>
+      <w:r>
+        <w:rPr>
+          <w:rFonts w:ascii="Calibri" w:eastAsia="Calibri" w:hAnsi="Calibri" w:cs="Times New Roman"/>
+          <w:bCs/>
+          <w:sz w:val="24"/>
+          <w:szCs w:val="24"/>
+        </w:rPr>
+        <w:t>res_salt_</w:t>
+      </w:r>
+      <w:proofErr w:type="gramStart"/>
+      <w:r>
+        <w:rPr>
+          <w:rFonts w:ascii="Calibri" w:eastAsia="Calibri" w:hAnsi="Calibri" w:cs="Times New Roman"/>
+          <w:bCs/>
+          <w:sz w:val="24"/>
+          <w:szCs w:val="24"/>
+        </w:rPr>
+        <w:t>output.f</w:t>
+      </w:r>
+      <w:proofErr w:type="gramEnd"/>
+      <w:r>
+        <w:rPr>
+          <w:rFonts w:ascii="Calibri" w:eastAsia="Calibri" w:hAnsi="Calibri" w:cs="Times New Roman"/>
+          <w:bCs/>
+          <w:sz w:val="24"/>
+          <w:szCs w:val="24"/>
+        </w:rPr>
+        <w:t>90</w:t>
+      </w:r>
+    </w:p>
+    <w:p>
+      <w:pPr>
+        <w:spacing w:after="0" w:line="240" w:lineRule="auto"/>
+        <w:rPr>
+          <w:rFonts w:ascii="Calibri" w:eastAsia="Calibri" w:hAnsi="Calibri" w:cs="Times New Roman"/>
+          <w:bCs/>
+          <w:sz w:val="24"/>
+          <w:szCs w:val="24"/>
+        </w:rPr>
+      </w:pPr>
+      <w:r>
+        <w:rPr>
+          <w:rFonts w:ascii="Calibri" w:eastAsia="Calibri" w:hAnsi="Calibri" w:cs="Times New Roman"/>
+          <w:bCs/>
+          <w:sz w:val="24"/>
+          <w:szCs w:val="24"/>
+        </w:rPr>
+        <w:t>ru_cs_</w:t>
+      </w:r>
+      <w:proofErr w:type="gramStart"/>
+      <w:r>
+        <w:rPr>
+          <w:rFonts w:ascii="Calibri" w:eastAsia="Calibri" w:hAnsi="Calibri" w:cs="Times New Roman"/>
+          <w:bCs/>
+          <w:sz w:val="24"/>
+          <w:szCs w:val="24"/>
+        </w:rPr>
+        <w:t>output.f</w:t>
+      </w:r>
+      <w:proofErr w:type="gramEnd"/>
+      <w:r>
+        <w:rPr>
+          <w:rFonts w:ascii="Calibri" w:eastAsia="Calibri" w:hAnsi="Calibri" w:cs="Times New Roman"/>
+          <w:bCs/>
+          <w:sz w:val="24"/>
+          <w:szCs w:val="24"/>
+        </w:rPr>
+        <w:t>90</w:t>
+      </w:r>
+    </w:p>
+    <w:p>
+      <w:pPr>
+        <w:spacing w:after="0" w:line="240" w:lineRule="auto"/>
+        <w:rPr>
+          <w:rFonts w:ascii="Calibri" w:eastAsia="Calibri" w:hAnsi="Calibri" w:cs="Times New Roman"/>
+          <w:bCs/>
+          <w:sz w:val="24"/>
+          <w:szCs w:val="24"/>
+        </w:rPr>
+      </w:pPr>
+      <w:r>
+        <w:rPr>
+          <w:rFonts w:ascii="Calibri" w:eastAsia="Calibri" w:hAnsi="Calibri" w:cs="Times New Roman"/>
+          <w:bCs/>
+          <w:sz w:val="24"/>
+          <w:szCs w:val="24"/>
+        </w:rPr>
+        <w:t>ru_salt_</w:t>
+      </w:r>
+      <w:proofErr w:type="gramStart"/>
+      <w:r>
+        <w:rPr>
+          <w:rFonts w:ascii="Calibri" w:eastAsia="Calibri" w:hAnsi="Calibri" w:cs="Times New Roman"/>
+          <w:bCs/>
+          <w:sz w:val="24"/>
+          <w:szCs w:val="24"/>
+        </w:rPr>
+        <w:t>output.f</w:t>
+      </w:r>
+      <w:proofErr w:type="gramEnd"/>
+      <w:r>
+        <w:rPr>
+          <w:rFonts w:ascii="Calibri" w:eastAsia="Calibri" w:hAnsi="Calibri" w:cs="Times New Roman"/>
+          <w:bCs/>
+          <w:sz w:val="24"/>
+          <w:szCs w:val="24"/>
+        </w:rPr>
+        <w:t>90</w:t>
+      </w:r>
+    </w:p>
+    <w:p>
+      <w:pPr>
+        <w:spacing w:after="0" w:line="240" w:lineRule="auto"/>
+        <w:rPr>
+          <w:rFonts w:ascii="Calibri" w:eastAsia="Calibri" w:hAnsi="Calibri" w:cs="Times New Roman"/>
+          <w:bCs/>
+          <w:sz w:val="24"/>
+          <w:szCs w:val="24"/>
+        </w:rPr>
+      </w:pPr>
+      <w:r>
+        <w:rPr>
+          <w:rFonts w:ascii="Calibri" w:eastAsia="Calibri" w:hAnsi="Calibri" w:cs="Times New Roman"/>
+          <w:bCs/>
+          <w:sz w:val="24"/>
+          <w:szCs w:val="24"/>
+        </w:rPr>
+        <w:t>salt_aqu_</w:t>
+      </w:r>
+      <w:proofErr w:type="gramStart"/>
+      <w:r>
+        <w:rPr>
+          <w:rFonts w:ascii="Calibri" w:eastAsia="Calibri" w:hAnsi="Calibri" w:cs="Times New Roman"/>
+          <w:bCs/>
+          <w:sz w:val="24"/>
+          <w:szCs w:val="24"/>
+        </w:rPr>
+        <w:t>read.f</w:t>
+      </w:r>
+      <w:proofErr w:type="gramEnd"/>
+      <w:r>
+        <w:rPr>
+          <w:rFonts w:ascii="Calibri" w:eastAsia="Calibri" w:hAnsi="Calibri" w:cs="Times New Roman"/>
+          <w:bCs/>
+          <w:sz w:val="24"/>
+          <w:szCs w:val="24"/>
+        </w:rPr>
+        <w:t>90</w:t>
+      </w:r>
+    </w:p>
+    <w:p>
+      <w:pPr>
+        <w:spacing w:after="0" w:line="240" w:lineRule="auto"/>
+        <w:rPr>
+          <w:rFonts w:ascii="Calibri" w:eastAsia="Calibri" w:hAnsi="Calibri" w:cs="Times New Roman"/>
+          <w:bCs/>
+          <w:sz w:val="24"/>
+          <w:szCs w:val="24"/>
+        </w:rPr>
+      </w:pPr>
+      <w:r>
+        <w:rPr>
+          <w:rFonts w:ascii="Calibri" w:eastAsia="Calibri" w:hAnsi="Calibri" w:cs="Times New Roman"/>
+          <w:bCs/>
+          <w:sz w:val="24"/>
+          <w:szCs w:val="24"/>
+        </w:rPr>
+        <w:t>salt_</w:t>
+      </w:r>
+      <w:proofErr w:type="gramStart"/>
+      <w:r>
+        <w:rPr>
+          <w:rFonts w:ascii="Calibri" w:eastAsia="Calibri" w:hAnsi="Calibri" w:cs="Times New Roman"/>
+          <w:bCs/>
+          <w:sz w:val="24"/>
+          <w:szCs w:val="24"/>
+        </w:rPr>
+        <w:t>aquifer.f</w:t>
+      </w:r>
+      <w:proofErr w:type="gramEnd"/>
+      <w:r>
+        <w:rPr>
+          <w:rFonts w:ascii="Calibri" w:eastAsia="Calibri" w:hAnsi="Calibri" w:cs="Times New Roman"/>
+          <w:bCs/>
+          <w:sz w:val="24"/>
+          <w:szCs w:val="24"/>
+        </w:rPr>
+        <w:t>90</w:t>
+      </w:r>
+    </w:p>
+    <w:p>
+      <w:pPr>
+        <w:spacing w:after="0" w:line="240" w:lineRule="auto"/>
+        <w:rPr>
+          <w:rFonts w:ascii="Calibri" w:eastAsia="Calibri" w:hAnsi="Calibri" w:cs="Times New Roman"/>
+          <w:bCs/>
+          <w:sz w:val="24"/>
+          <w:szCs w:val="24"/>
+        </w:rPr>
+      </w:pPr>
+      <w:r>
+        <w:rPr>
+          <w:rFonts w:ascii="Calibri" w:eastAsia="Calibri" w:hAnsi="Calibri" w:cs="Times New Roman"/>
+          <w:bCs/>
+          <w:sz w:val="24"/>
+          <w:szCs w:val="24"/>
+        </w:rPr>
+        <w:t>salt_</w:t>
+      </w:r>
+      <w:proofErr w:type="gramStart"/>
+      <w:r>
+        <w:rPr>
+          <w:rFonts w:ascii="Calibri" w:eastAsia="Calibri" w:hAnsi="Calibri" w:cs="Times New Roman"/>
+          <w:bCs/>
+          <w:sz w:val="24"/>
+          <w:szCs w:val="24"/>
+        </w:rPr>
+        <w:t>balance.f</w:t>
+      </w:r>
+      <w:proofErr w:type="gramEnd"/>
+      <w:r>
+        <w:rPr>
+          <w:rFonts w:ascii="Calibri" w:eastAsia="Calibri" w:hAnsi="Calibri" w:cs="Times New Roman"/>
+          <w:bCs/>
+          <w:sz w:val="24"/>
+          <w:szCs w:val="24"/>
+        </w:rPr>
+        <w:t>90</w:t>
+      </w:r>
+    </w:p>
+    <w:p>
+      <w:pPr>
+        <w:spacing w:after="0" w:line="240" w:lineRule="auto"/>
+        <w:rPr>
+          <w:rFonts w:ascii="Calibri" w:eastAsia="Calibri" w:hAnsi="Calibri" w:cs="Times New Roman"/>
+          <w:bCs/>
+          <w:sz w:val="24"/>
+          <w:szCs w:val="24"/>
+        </w:rPr>
+      </w:pPr>
+      <w:r>
+        <w:rPr>
+          <w:rFonts w:ascii="Calibri" w:eastAsia="Calibri" w:hAnsi="Calibri" w:cs="Times New Roman"/>
+          <w:bCs/>
+          <w:sz w:val="24"/>
+          <w:szCs w:val="24"/>
+        </w:rPr>
+        <w:t>salt_cha_</w:t>
+      </w:r>
+      <w:proofErr w:type="gramStart"/>
+      <w:r>
+        <w:rPr>
+          <w:rFonts w:ascii="Calibri" w:eastAsia="Calibri" w:hAnsi="Calibri" w:cs="Times New Roman"/>
+          <w:bCs/>
+          <w:sz w:val="24"/>
+          <w:szCs w:val="24"/>
+        </w:rPr>
+        <w:t>read.f</w:t>
+      </w:r>
+      <w:proofErr w:type="gramEnd"/>
+      <w:r>
+        <w:rPr>
+          <w:rFonts w:ascii="Calibri" w:eastAsia="Calibri" w:hAnsi="Calibri" w:cs="Times New Roman"/>
+          <w:bCs/>
+          <w:sz w:val="24"/>
+          <w:szCs w:val="24"/>
+        </w:rPr>
+        <w:t>90</w:t>
+      </w:r>
+    </w:p>
+    <w:p>
+      <w:pPr>
+        <w:spacing w:after="0" w:line="240" w:lineRule="auto"/>
+        <w:rPr>
+          <w:rFonts w:ascii="Calibri" w:eastAsia="Calibri" w:hAnsi="Calibri" w:cs="Times New Roman"/>
+          <w:bCs/>
+          <w:sz w:val="24"/>
+          <w:szCs w:val="24"/>
+        </w:rPr>
+      </w:pPr>
+      <w:r>
+        <w:rPr>
+          <w:rFonts w:ascii="Calibri" w:eastAsia="Calibri" w:hAnsi="Calibri" w:cs="Times New Roman"/>
+          <w:bCs/>
+          <w:sz w:val="24"/>
+          <w:szCs w:val="24"/>
+        </w:rPr>
+        <w:t>salt_chem_</w:t>
+      </w:r>
+      <w:proofErr w:type="gramStart"/>
+      <w:r>
+        <w:rPr>
+          <w:rFonts w:ascii="Calibri" w:eastAsia="Calibri" w:hAnsi="Calibri" w:cs="Times New Roman"/>
+          <w:bCs/>
+          <w:sz w:val="24"/>
+          <w:szCs w:val="24"/>
+        </w:rPr>
+        <w:t>aqu.f</w:t>
+      </w:r>
+      <w:proofErr w:type="gramEnd"/>
+      <w:r>
+        <w:rPr>
+          <w:rFonts w:ascii="Calibri" w:eastAsia="Calibri" w:hAnsi="Calibri" w:cs="Times New Roman"/>
+          <w:bCs/>
+          <w:sz w:val="24"/>
+          <w:szCs w:val="24"/>
+        </w:rPr>
+        <w:t>90</w:t>
+      </w:r>
+    </w:p>
+    <w:p>
+      <w:pPr>
+        <w:spacing w:after="0" w:line="240" w:lineRule="auto"/>
+        <w:rPr>
+          <w:rFonts w:ascii="Calibri" w:eastAsia="Calibri" w:hAnsi="Calibri" w:cs="Times New Roman"/>
+          <w:bCs/>
+          <w:sz w:val="24"/>
+          <w:szCs w:val="24"/>
+        </w:rPr>
+      </w:pPr>
+      <w:r>
+        <w:rPr>
+          <w:rFonts w:ascii="Calibri" w:eastAsia="Calibri" w:hAnsi="Calibri" w:cs="Times New Roman"/>
+          <w:bCs/>
+          <w:sz w:val="24"/>
+          <w:szCs w:val="24"/>
+        </w:rPr>
+        <w:t>salt_chem_</w:t>
+      </w:r>
+      <w:proofErr w:type="gramStart"/>
+      <w:r>
+        <w:rPr>
+          <w:rFonts w:ascii="Calibri" w:eastAsia="Calibri" w:hAnsi="Calibri" w:cs="Times New Roman"/>
+          <w:bCs/>
+          <w:sz w:val="24"/>
+          <w:szCs w:val="24"/>
+        </w:rPr>
+        <w:t>hru.f</w:t>
+      </w:r>
+      <w:proofErr w:type="gramEnd"/>
+      <w:r>
+        <w:rPr>
+          <w:rFonts w:ascii="Calibri" w:eastAsia="Calibri" w:hAnsi="Calibri" w:cs="Times New Roman"/>
+          <w:bCs/>
+          <w:sz w:val="24"/>
+          <w:szCs w:val="24"/>
+        </w:rPr>
+        <w:t>90</w:t>
       </w:r>
     </w:p>
     <w:p>
@@ -11936,347 +14311,667 @@
           <w:sz w:val="24"/>
           <w:szCs w:val="24"/>
         </w:rPr>
-        <w:t>alt_chem_soil_single.f90</w:t>
-      </w:r>
-    </w:p>
-    <w:p>
-      <w:pPr>
-        <w:spacing w:after="0" w:line="240" w:lineRule="auto"/>
-        <w:rPr>
-          <w:rFonts w:ascii="Calibri" w:eastAsia="Calibri" w:hAnsi="Calibri" w:cs="Times New Roman"/>
-          <w:bCs/>
-          <w:sz w:val="24"/>
-          <w:szCs w:val="24"/>
-        </w:rPr>
-      </w:pPr>
-      <w:r>
-        <w:rPr>
-          <w:rFonts w:ascii="Calibri" w:eastAsia="Calibri" w:hAnsi="Calibri" w:cs="Times New Roman"/>
-          <w:bCs/>
-          <w:sz w:val="24"/>
-          <w:szCs w:val="24"/>
-        </w:rPr>
-        <w:t>salt_fert.f90</w:t>
-      </w:r>
-    </w:p>
-    <w:p>
-      <w:pPr>
-        <w:spacing w:after="0" w:line="240" w:lineRule="auto"/>
-        <w:rPr>
-          <w:rFonts w:ascii="Calibri" w:eastAsia="Calibri" w:hAnsi="Calibri" w:cs="Times New Roman"/>
-          <w:bCs/>
-          <w:sz w:val="24"/>
-          <w:szCs w:val="24"/>
-        </w:rPr>
-      </w:pPr>
-      <w:r>
-        <w:rPr>
-          <w:rFonts w:ascii="Calibri" w:eastAsia="Calibri" w:hAnsi="Calibri" w:cs="Times New Roman"/>
-          <w:bCs/>
-          <w:sz w:val="24"/>
-          <w:szCs w:val="24"/>
-        </w:rPr>
-        <w:t>salt_fert_read.f90</w:t>
-      </w:r>
-    </w:p>
-    <w:p>
-      <w:pPr>
-        <w:spacing w:after="0" w:line="240" w:lineRule="auto"/>
-        <w:rPr>
-          <w:rFonts w:ascii="Calibri" w:eastAsia="Calibri" w:hAnsi="Calibri" w:cs="Times New Roman"/>
-          <w:bCs/>
-          <w:sz w:val="24"/>
-          <w:szCs w:val="24"/>
-        </w:rPr>
-      </w:pPr>
-      <w:r>
-        <w:rPr>
-          <w:rFonts w:ascii="Calibri" w:eastAsia="Calibri" w:hAnsi="Calibri" w:cs="Times New Roman"/>
-          <w:bCs/>
-          <w:sz w:val="24"/>
-          <w:szCs w:val="24"/>
-        </w:rPr>
-        <w:t>salt_fert_wet.f90</w:t>
-      </w:r>
-    </w:p>
-    <w:p>
-      <w:pPr>
-        <w:spacing w:after="0" w:line="240" w:lineRule="auto"/>
-        <w:rPr>
-          <w:rFonts w:ascii="Calibri" w:eastAsia="Calibri" w:hAnsi="Calibri" w:cs="Times New Roman"/>
-          <w:bCs/>
-          <w:sz w:val="24"/>
-          <w:szCs w:val="24"/>
-        </w:rPr>
-      </w:pPr>
-      <w:r>
-        <w:rPr>
-          <w:rFonts w:ascii="Calibri" w:eastAsia="Calibri" w:hAnsi="Calibri" w:cs="Times New Roman"/>
-          <w:bCs/>
-          <w:sz w:val="24"/>
-          <w:szCs w:val="24"/>
-        </w:rPr>
-        <w:t>salt_hru_read.f90</w:t>
-      </w:r>
-    </w:p>
-    <w:p>
-      <w:pPr>
-        <w:spacing w:after="0" w:line="240" w:lineRule="auto"/>
-        <w:rPr>
-          <w:rFonts w:ascii="Calibri" w:eastAsia="Calibri" w:hAnsi="Calibri" w:cs="Times New Roman"/>
-          <w:bCs/>
-          <w:sz w:val="24"/>
-          <w:szCs w:val="24"/>
-        </w:rPr>
-      </w:pPr>
-      <w:r>
-        <w:rPr>
-          <w:rFonts w:ascii="Calibri" w:eastAsia="Calibri" w:hAnsi="Calibri" w:cs="Times New Roman"/>
-          <w:bCs/>
-          <w:sz w:val="24"/>
-          <w:szCs w:val="24"/>
-        </w:rPr>
-        <w:t>salt_irr_read.f90</w:t>
-      </w:r>
-    </w:p>
-    <w:p>
-      <w:pPr>
-        <w:spacing w:after="0" w:line="240" w:lineRule="auto"/>
-        <w:rPr>
-          <w:rFonts w:ascii="Calibri" w:eastAsia="Calibri" w:hAnsi="Calibri" w:cs="Times New Roman"/>
-          <w:bCs/>
-          <w:sz w:val="24"/>
-          <w:szCs w:val="24"/>
-        </w:rPr>
-      </w:pPr>
-      <w:r>
-        <w:rPr>
-          <w:rFonts w:ascii="Calibri" w:eastAsia="Calibri" w:hAnsi="Calibri" w:cs="Times New Roman"/>
-          <w:bCs/>
-          <w:sz w:val="24"/>
-          <w:szCs w:val="24"/>
-        </w:rPr>
-        <w:t>salt_irrig.f90</w:t>
-      </w:r>
-    </w:p>
-    <w:p>
-      <w:pPr>
-        <w:spacing w:after="0" w:line="240" w:lineRule="auto"/>
-        <w:rPr>
-          <w:rFonts w:ascii="Calibri" w:eastAsia="Calibri" w:hAnsi="Calibri" w:cs="Times New Roman"/>
-          <w:bCs/>
-          <w:sz w:val="24"/>
-          <w:szCs w:val="24"/>
-        </w:rPr>
-      </w:pPr>
-      <w:r>
-        <w:rPr>
-          <w:rFonts w:ascii="Calibri" w:eastAsia="Calibri" w:hAnsi="Calibri" w:cs="Times New Roman"/>
-          <w:bCs/>
-          <w:sz w:val="24"/>
-          <w:szCs w:val="24"/>
-        </w:rPr>
-        <w:t>salt_lch.f90</w:t>
-      </w:r>
-    </w:p>
-    <w:p>
-      <w:pPr>
-        <w:spacing w:after="0" w:line="240" w:lineRule="auto"/>
-        <w:rPr>
-          <w:rFonts w:ascii="Calibri" w:eastAsia="Calibri" w:hAnsi="Calibri" w:cs="Times New Roman"/>
-          <w:bCs/>
-          <w:sz w:val="24"/>
-          <w:szCs w:val="24"/>
-        </w:rPr>
-      </w:pPr>
-      <w:r>
-        <w:rPr>
-          <w:rFonts w:ascii="Calibri" w:eastAsia="Calibri" w:hAnsi="Calibri" w:cs="Times New Roman"/>
-          <w:bCs/>
-          <w:sz w:val="24"/>
-          <w:szCs w:val="24"/>
-        </w:rPr>
-        <w:t>salt_module.f90</w:t>
-      </w:r>
-    </w:p>
-    <w:p>
-      <w:pPr>
-        <w:spacing w:after="0" w:line="240" w:lineRule="auto"/>
-        <w:rPr>
-          <w:rFonts w:ascii="Calibri" w:eastAsia="Calibri" w:hAnsi="Calibri" w:cs="Times New Roman"/>
-          <w:bCs/>
-          <w:sz w:val="24"/>
-          <w:szCs w:val="24"/>
-        </w:rPr>
-      </w:pPr>
-      <w:r>
-        <w:rPr>
-          <w:rFonts w:ascii="Calibri" w:eastAsia="Calibri" w:hAnsi="Calibri" w:cs="Times New Roman"/>
-          <w:bCs/>
-          <w:sz w:val="24"/>
-          <w:szCs w:val="24"/>
-        </w:rPr>
-        <w:t>salt_plant_read.f90</w:t>
-      </w:r>
-    </w:p>
-    <w:p>
-      <w:pPr>
-        <w:spacing w:after="0" w:line="240" w:lineRule="auto"/>
-        <w:rPr>
-          <w:rFonts w:ascii="Calibri" w:eastAsia="Calibri" w:hAnsi="Calibri" w:cs="Times New Roman"/>
-          <w:bCs/>
-          <w:sz w:val="24"/>
-          <w:szCs w:val="24"/>
-        </w:rPr>
-      </w:pPr>
-      <w:r>
-        <w:rPr>
-          <w:rFonts w:ascii="Calibri" w:eastAsia="Calibri" w:hAnsi="Calibri" w:cs="Times New Roman"/>
-          <w:bCs/>
-          <w:sz w:val="24"/>
-          <w:szCs w:val="24"/>
-        </w:rPr>
-        <w:t>salt_rain.f90</w:t>
-      </w:r>
-    </w:p>
-    <w:p>
-      <w:pPr>
-        <w:spacing w:after="0" w:line="240" w:lineRule="auto"/>
-        <w:rPr>
-          <w:rFonts w:ascii="Calibri" w:eastAsia="Calibri" w:hAnsi="Calibri" w:cs="Times New Roman"/>
-          <w:bCs/>
-          <w:sz w:val="24"/>
-          <w:szCs w:val="24"/>
-        </w:rPr>
-      </w:pPr>
-      <w:r>
-        <w:rPr>
-          <w:rFonts w:ascii="Calibri" w:eastAsia="Calibri" w:hAnsi="Calibri" w:cs="Times New Roman"/>
-          <w:bCs/>
-          <w:sz w:val="24"/>
-          <w:szCs w:val="24"/>
-        </w:rPr>
-        <w:t>salt_roadsalt.f90</w:t>
-      </w:r>
-    </w:p>
-    <w:p>
-      <w:pPr>
-        <w:spacing w:after="0" w:line="240" w:lineRule="auto"/>
-        <w:rPr>
-          <w:rFonts w:ascii="Calibri" w:eastAsia="Calibri" w:hAnsi="Calibri" w:cs="Times New Roman"/>
-          <w:bCs/>
-          <w:sz w:val="24"/>
-          <w:szCs w:val="24"/>
-        </w:rPr>
-      </w:pPr>
-      <w:r>
-        <w:rPr>
-          <w:rFonts w:ascii="Calibri" w:eastAsia="Calibri" w:hAnsi="Calibri" w:cs="Times New Roman"/>
-          <w:bCs/>
-          <w:sz w:val="24"/>
-          <w:szCs w:val="24"/>
-        </w:rPr>
-        <w:t>salt_roadsalt_read.f90</w:t>
-      </w:r>
-    </w:p>
-    <w:p>
-      <w:pPr>
-        <w:spacing w:after="0" w:line="240" w:lineRule="auto"/>
-        <w:rPr>
-          <w:rFonts w:ascii="Calibri" w:eastAsia="Calibri" w:hAnsi="Calibri" w:cs="Times New Roman"/>
-          <w:bCs/>
-          <w:sz w:val="24"/>
-          <w:szCs w:val="24"/>
-        </w:rPr>
-      </w:pPr>
-      <w:r>
-        <w:rPr>
-          <w:rFonts w:ascii="Calibri" w:eastAsia="Calibri" w:hAnsi="Calibri" w:cs="Times New Roman"/>
-          <w:bCs/>
-          <w:sz w:val="24"/>
-          <w:szCs w:val="24"/>
-        </w:rPr>
-        <w:t>salt_uptake.f90</w:t>
-      </w:r>
-    </w:p>
-    <w:p>
-      <w:pPr>
-        <w:spacing w:after="0" w:line="240" w:lineRule="auto"/>
-        <w:rPr>
-          <w:rFonts w:ascii="Calibri" w:eastAsia="Calibri" w:hAnsi="Calibri" w:cs="Times New Roman"/>
-          <w:bCs/>
-          <w:sz w:val="24"/>
-          <w:szCs w:val="24"/>
-        </w:rPr>
-      </w:pPr>
-      <w:r>
-        <w:rPr>
-          <w:rFonts w:ascii="Calibri" w:eastAsia="Calibri" w:hAnsi="Calibri" w:cs="Times New Roman"/>
-          <w:bCs/>
-          <w:sz w:val="24"/>
-          <w:szCs w:val="24"/>
-        </w:rPr>
-        <w:t>salt_uptake_read.f90</w:t>
-      </w:r>
-    </w:p>
-    <w:p>
-      <w:pPr>
-        <w:spacing w:after="0" w:line="240" w:lineRule="auto"/>
-        <w:rPr>
-          <w:rFonts w:ascii="Calibri" w:eastAsia="Calibri" w:hAnsi="Calibri" w:cs="Times New Roman"/>
-          <w:bCs/>
-          <w:sz w:val="24"/>
-          <w:szCs w:val="24"/>
-        </w:rPr>
-      </w:pPr>
-      <w:r>
-        <w:rPr>
-          <w:rFonts w:ascii="Calibri" w:eastAsia="Calibri" w:hAnsi="Calibri" w:cs="Times New Roman"/>
-          <w:bCs/>
-          <w:sz w:val="24"/>
-          <w:szCs w:val="24"/>
-        </w:rPr>
-        <w:t>salt_urban_read.f90</w:t>
-      </w:r>
-    </w:p>
-    <w:p>
-      <w:pPr>
-        <w:spacing w:after="0" w:line="240" w:lineRule="auto"/>
-        <w:rPr>
-          <w:rFonts w:ascii="Calibri" w:eastAsia="Calibri" w:hAnsi="Calibri" w:cs="Times New Roman"/>
-          <w:bCs/>
-          <w:sz w:val="24"/>
-          <w:szCs w:val="24"/>
-        </w:rPr>
-      </w:pPr>
-      <w:r>
-        <w:rPr>
-          <w:rFonts w:ascii="Calibri" w:eastAsia="Calibri" w:hAnsi="Calibri" w:cs="Times New Roman"/>
-          <w:bCs/>
-          <w:sz w:val="24"/>
-          <w:szCs w:val="24"/>
-        </w:rPr>
-        <w:t>soil_nutcarb_module.f90</w:t>
-      </w:r>
-    </w:p>
-    <w:p>
-      <w:pPr>
-        <w:spacing w:after="0" w:line="240" w:lineRule="auto"/>
-        <w:rPr>
-          <w:rFonts w:ascii="Calibri" w:eastAsia="Calibri" w:hAnsi="Calibri" w:cs="Times New Roman"/>
-          <w:bCs/>
-          <w:sz w:val="24"/>
-          <w:szCs w:val="24"/>
-        </w:rPr>
-      </w:pPr>
-      <w:r>
-        <w:rPr>
-          <w:rFonts w:ascii="Calibri" w:eastAsia="Calibri" w:hAnsi="Calibri" w:cs="Times New Roman"/>
-          <w:bCs/>
-          <w:sz w:val="24"/>
-          <w:szCs w:val="24"/>
-        </w:rPr>
-        <w:t>soil_plant_init_cs.f90</w:t>
+        <w:t>alt_chem_soil_</w:t>
+      </w:r>
+      <w:proofErr w:type="gramStart"/>
+      <w:r>
+        <w:rPr>
+          <w:rFonts w:ascii="Calibri" w:eastAsia="Calibri" w:hAnsi="Calibri" w:cs="Times New Roman"/>
+          <w:bCs/>
+          <w:sz w:val="24"/>
+          <w:szCs w:val="24"/>
+        </w:rPr>
+        <w:t>single.f</w:t>
+      </w:r>
+      <w:proofErr w:type="gramEnd"/>
+      <w:r>
+        <w:rPr>
+          <w:rFonts w:ascii="Calibri" w:eastAsia="Calibri" w:hAnsi="Calibri" w:cs="Times New Roman"/>
+          <w:bCs/>
+          <w:sz w:val="24"/>
+          <w:szCs w:val="24"/>
+        </w:rPr>
+        <w:t>90</w:t>
+      </w:r>
+    </w:p>
+    <w:p>
+      <w:pPr>
+        <w:spacing w:after="0" w:line="240" w:lineRule="auto"/>
+        <w:rPr>
+          <w:rFonts w:ascii="Calibri" w:eastAsia="Calibri" w:hAnsi="Calibri" w:cs="Times New Roman"/>
+          <w:bCs/>
+          <w:sz w:val="24"/>
+          <w:szCs w:val="24"/>
+        </w:rPr>
+      </w:pPr>
+      <w:r>
+        <w:rPr>
+          <w:rFonts w:ascii="Calibri" w:eastAsia="Calibri" w:hAnsi="Calibri" w:cs="Times New Roman"/>
+          <w:bCs/>
+          <w:sz w:val="24"/>
+          <w:szCs w:val="24"/>
+        </w:rPr>
+        <w:t>salt_</w:t>
+      </w:r>
+      <w:proofErr w:type="gramStart"/>
+      <w:r>
+        <w:rPr>
+          <w:rFonts w:ascii="Calibri" w:eastAsia="Calibri" w:hAnsi="Calibri" w:cs="Times New Roman"/>
+          <w:bCs/>
+          <w:sz w:val="24"/>
+          <w:szCs w:val="24"/>
+        </w:rPr>
+        <w:t>fert.f</w:t>
+      </w:r>
+      <w:proofErr w:type="gramEnd"/>
+      <w:r>
+        <w:rPr>
+          <w:rFonts w:ascii="Calibri" w:eastAsia="Calibri" w:hAnsi="Calibri" w:cs="Times New Roman"/>
+          <w:bCs/>
+          <w:sz w:val="24"/>
+          <w:szCs w:val="24"/>
+        </w:rPr>
+        <w:t>90</w:t>
+      </w:r>
+    </w:p>
+    <w:p>
+      <w:pPr>
+        <w:spacing w:after="0" w:line="240" w:lineRule="auto"/>
+        <w:rPr>
+          <w:rFonts w:ascii="Calibri" w:eastAsia="Calibri" w:hAnsi="Calibri" w:cs="Times New Roman"/>
+          <w:bCs/>
+          <w:sz w:val="24"/>
+          <w:szCs w:val="24"/>
+        </w:rPr>
+      </w:pPr>
+      <w:r>
+        <w:rPr>
+          <w:rFonts w:ascii="Calibri" w:eastAsia="Calibri" w:hAnsi="Calibri" w:cs="Times New Roman"/>
+          <w:bCs/>
+          <w:sz w:val="24"/>
+          <w:szCs w:val="24"/>
+        </w:rPr>
+        <w:t>salt_fert_</w:t>
+      </w:r>
+      <w:proofErr w:type="gramStart"/>
+      <w:r>
+        <w:rPr>
+          <w:rFonts w:ascii="Calibri" w:eastAsia="Calibri" w:hAnsi="Calibri" w:cs="Times New Roman"/>
+          <w:bCs/>
+          <w:sz w:val="24"/>
+          <w:szCs w:val="24"/>
+        </w:rPr>
+        <w:t>read.f</w:t>
+      </w:r>
+      <w:proofErr w:type="gramEnd"/>
+      <w:r>
+        <w:rPr>
+          <w:rFonts w:ascii="Calibri" w:eastAsia="Calibri" w:hAnsi="Calibri" w:cs="Times New Roman"/>
+          <w:bCs/>
+          <w:sz w:val="24"/>
+          <w:szCs w:val="24"/>
+        </w:rPr>
+        <w:t>90</w:t>
+      </w:r>
+    </w:p>
+    <w:p>
+      <w:pPr>
+        <w:spacing w:after="0" w:line="240" w:lineRule="auto"/>
+        <w:rPr>
+          <w:rFonts w:ascii="Calibri" w:eastAsia="Calibri" w:hAnsi="Calibri" w:cs="Times New Roman"/>
+          <w:bCs/>
+          <w:sz w:val="24"/>
+          <w:szCs w:val="24"/>
+        </w:rPr>
+      </w:pPr>
+      <w:r>
+        <w:rPr>
+          <w:rFonts w:ascii="Calibri" w:eastAsia="Calibri" w:hAnsi="Calibri" w:cs="Times New Roman"/>
+          <w:bCs/>
+          <w:sz w:val="24"/>
+          <w:szCs w:val="24"/>
+        </w:rPr>
+        <w:t>salt_fert_</w:t>
+      </w:r>
+      <w:proofErr w:type="gramStart"/>
+      <w:r>
+        <w:rPr>
+          <w:rFonts w:ascii="Calibri" w:eastAsia="Calibri" w:hAnsi="Calibri" w:cs="Times New Roman"/>
+          <w:bCs/>
+          <w:sz w:val="24"/>
+          <w:szCs w:val="24"/>
+        </w:rPr>
+        <w:t>wet.f</w:t>
+      </w:r>
+      <w:proofErr w:type="gramEnd"/>
+      <w:r>
+        <w:rPr>
+          <w:rFonts w:ascii="Calibri" w:eastAsia="Calibri" w:hAnsi="Calibri" w:cs="Times New Roman"/>
+          <w:bCs/>
+          <w:sz w:val="24"/>
+          <w:szCs w:val="24"/>
+        </w:rPr>
+        <w:t>90</w:t>
+      </w:r>
+    </w:p>
+    <w:p>
+      <w:pPr>
+        <w:spacing w:after="0" w:line="240" w:lineRule="auto"/>
+        <w:rPr>
+          <w:rFonts w:ascii="Calibri" w:eastAsia="Calibri" w:hAnsi="Calibri" w:cs="Times New Roman"/>
+          <w:bCs/>
+          <w:sz w:val="24"/>
+          <w:szCs w:val="24"/>
+        </w:rPr>
+      </w:pPr>
+      <w:r>
+        <w:rPr>
+          <w:rFonts w:ascii="Calibri" w:eastAsia="Calibri" w:hAnsi="Calibri" w:cs="Times New Roman"/>
+          <w:bCs/>
+          <w:sz w:val="24"/>
+          <w:szCs w:val="24"/>
+        </w:rPr>
+        <w:t>salt_hru_</w:t>
+      </w:r>
+      <w:proofErr w:type="gramStart"/>
+      <w:r>
+        <w:rPr>
+          <w:rFonts w:ascii="Calibri" w:eastAsia="Calibri" w:hAnsi="Calibri" w:cs="Times New Roman"/>
+          <w:bCs/>
+          <w:sz w:val="24"/>
+          <w:szCs w:val="24"/>
+        </w:rPr>
+        <w:t>read.f</w:t>
+      </w:r>
+      <w:proofErr w:type="gramEnd"/>
+      <w:r>
+        <w:rPr>
+          <w:rFonts w:ascii="Calibri" w:eastAsia="Calibri" w:hAnsi="Calibri" w:cs="Times New Roman"/>
+          <w:bCs/>
+          <w:sz w:val="24"/>
+          <w:szCs w:val="24"/>
+        </w:rPr>
+        <w:t>90</w:t>
+      </w:r>
+    </w:p>
+    <w:p>
+      <w:pPr>
+        <w:spacing w:after="0" w:line="240" w:lineRule="auto"/>
+        <w:rPr>
+          <w:rFonts w:ascii="Calibri" w:eastAsia="Calibri" w:hAnsi="Calibri" w:cs="Times New Roman"/>
+          <w:bCs/>
+          <w:sz w:val="24"/>
+          <w:szCs w:val="24"/>
+        </w:rPr>
+      </w:pPr>
+      <w:r>
+        <w:rPr>
+          <w:rFonts w:ascii="Calibri" w:eastAsia="Calibri" w:hAnsi="Calibri" w:cs="Times New Roman"/>
+          <w:bCs/>
+          <w:sz w:val="24"/>
+          <w:szCs w:val="24"/>
+        </w:rPr>
+        <w:t>salt_irr_</w:t>
+      </w:r>
+      <w:proofErr w:type="gramStart"/>
+      <w:r>
+        <w:rPr>
+          <w:rFonts w:ascii="Calibri" w:eastAsia="Calibri" w:hAnsi="Calibri" w:cs="Times New Roman"/>
+          <w:bCs/>
+          <w:sz w:val="24"/>
+          <w:szCs w:val="24"/>
+        </w:rPr>
+        <w:t>read.f</w:t>
+      </w:r>
+      <w:proofErr w:type="gramEnd"/>
+      <w:r>
+        <w:rPr>
+          <w:rFonts w:ascii="Calibri" w:eastAsia="Calibri" w:hAnsi="Calibri" w:cs="Times New Roman"/>
+          <w:bCs/>
+          <w:sz w:val="24"/>
+          <w:szCs w:val="24"/>
+        </w:rPr>
+        <w:t>90</w:t>
+      </w:r>
+    </w:p>
+    <w:p>
+      <w:pPr>
+        <w:spacing w:after="0" w:line="240" w:lineRule="auto"/>
+        <w:rPr>
+          <w:rFonts w:ascii="Calibri" w:eastAsia="Calibri" w:hAnsi="Calibri" w:cs="Times New Roman"/>
+          <w:bCs/>
+          <w:sz w:val="24"/>
+          <w:szCs w:val="24"/>
+        </w:rPr>
+      </w:pPr>
+      <w:r>
+        <w:rPr>
+          <w:rFonts w:ascii="Calibri" w:eastAsia="Calibri" w:hAnsi="Calibri" w:cs="Times New Roman"/>
+          <w:bCs/>
+          <w:sz w:val="24"/>
+          <w:szCs w:val="24"/>
+        </w:rPr>
+        <w:t>salt_</w:t>
+      </w:r>
+      <w:proofErr w:type="gramStart"/>
+      <w:r>
+        <w:rPr>
+          <w:rFonts w:ascii="Calibri" w:eastAsia="Calibri" w:hAnsi="Calibri" w:cs="Times New Roman"/>
+          <w:bCs/>
+          <w:sz w:val="24"/>
+          <w:szCs w:val="24"/>
+        </w:rPr>
+        <w:t>irrig.f</w:t>
+      </w:r>
+      <w:proofErr w:type="gramEnd"/>
+      <w:r>
+        <w:rPr>
+          <w:rFonts w:ascii="Calibri" w:eastAsia="Calibri" w:hAnsi="Calibri" w:cs="Times New Roman"/>
+          <w:bCs/>
+          <w:sz w:val="24"/>
+          <w:szCs w:val="24"/>
+        </w:rPr>
+        <w:t>90</w:t>
+      </w:r>
+    </w:p>
+    <w:p>
+      <w:pPr>
+        <w:spacing w:after="0" w:line="240" w:lineRule="auto"/>
+        <w:rPr>
+          <w:rFonts w:ascii="Calibri" w:eastAsia="Calibri" w:hAnsi="Calibri" w:cs="Times New Roman"/>
+          <w:bCs/>
+          <w:sz w:val="24"/>
+          <w:szCs w:val="24"/>
+        </w:rPr>
+      </w:pPr>
+      <w:r>
+        <w:rPr>
+          <w:rFonts w:ascii="Calibri" w:eastAsia="Calibri" w:hAnsi="Calibri" w:cs="Times New Roman"/>
+          <w:bCs/>
+          <w:sz w:val="24"/>
+          <w:szCs w:val="24"/>
+        </w:rPr>
+        <w:t>salt_</w:t>
+      </w:r>
+      <w:proofErr w:type="gramStart"/>
+      <w:r>
+        <w:rPr>
+          <w:rFonts w:ascii="Calibri" w:eastAsia="Calibri" w:hAnsi="Calibri" w:cs="Times New Roman"/>
+          <w:bCs/>
+          <w:sz w:val="24"/>
+          <w:szCs w:val="24"/>
+        </w:rPr>
+        <w:t>lch.f</w:t>
+      </w:r>
+      <w:proofErr w:type="gramEnd"/>
+      <w:r>
+        <w:rPr>
+          <w:rFonts w:ascii="Calibri" w:eastAsia="Calibri" w:hAnsi="Calibri" w:cs="Times New Roman"/>
+          <w:bCs/>
+          <w:sz w:val="24"/>
+          <w:szCs w:val="24"/>
+        </w:rPr>
+        <w:t>90</w:t>
+      </w:r>
+    </w:p>
+    <w:p>
+      <w:pPr>
+        <w:spacing w:after="0" w:line="240" w:lineRule="auto"/>
+        <w:rPr>
+          <w:rFonts w:ascii="Calibri" w:eastAsia="Calibri" w:hAnsi="Calibri" w:cs="Times New Roman"/>
+          <w:bCs/>
+          <w:sz w:val="24"/>
+          <w:szCs w:val="24"/>
+        </w:rPr>
+      </w:pPr>
+      <w:r>
+        <w:rPr>
+          <w:rFonts w:ascii="Calibri" w:eastAsia="Calibri" w:hAnsi="Calibri" w:cs="Times New Roman"/>
+          <w:bCs/>
+          <w:sz w:val="24"/>
+          <w:szCs w:val="24"/>
+        </w:rPr>
+        <w:t>salt_</w:t>
+      </w:r>
+      <w:proofErr w:type="gramStart"/>
+      <w:r>
+        <w:rPr>
+          <w:rFonts w:ascii="Calibri" w:eastAsia="Calibri" w:hAnsi="Calibri" w:cs="Times New Roman"/>
+          <w:bCs/>
+          <w:sz w:val="24"/>
+          <w:szCs w:val="24"/>
+        </w:rPr>
+        <w:t>module.f</w:t>
+      </w:r>
+      <w:proofErr w:type="gramEnd"/>
+      <w:r>
+        <w:rPr>
+          <w:rFonts w:ascii="Calibri" w:eastAsia="Calibri" w:hAnsi="Calibri" w:cs="Times New Roman"/>
+          <w:bCs/>
+          <w:sz w:val="24"/>
+          <w:szCs w:val="24"/>
+        </w:rPr>
+        <w:t>90</w:t>
+      </w:r>
+    </w:p>
+    <w:p>
+      <w:pPr>
+        <w:spacing w:after="0" w:line="240" w:lineRule="auto"/>
+        <w:rPr>
+          <w:rFonts w:ascii="Calibri" w:eastAsia="Calibri" w:hAnsi="Calibri" w:cs="Times New Roman"/>
+          <w:bCs/>
+          <w:sz w:val="24"/>
+          <w:szCs w:val="24"/>
+        </w:rPr>
+      </w:pPr>
+      <w:r>
+        <w:rPr>
+          <w:rFonts w:ascii="Calibri" w:eastAsia="Calibri" w:hAnsi="Calibri" w:cs="Times New Roman"/>
+          <w:bCs/>
+          <w:sz w:val="24"/>
+          <w:szCs w:val="24"/>
+        </w:rPr>
+        <w:t>salt_plant_</w:t>
+      </w:r>
+      <w:proofErr w:type="gramStart"/>
+      <w:r>
+        <w:rPr>
+          <w:rFonts w:ascii="Calibri" w:eastAsia="Calibri" w:hAnsi="Calibri" w:cs="Times New Roman"/>
+          <w:bCs/>
+          <w:sz w:val="24"/>
+          <w:szCs w:val="24"/>
+        </w:rPr>
+        <w:t>read.f</w:t>
+      </w:r>
+      <w:proofErr w:type="gramEnd"/>
+      <w:r>
+        <w:rPr>
+          <w:rFonts w:ascii="Calibri" w:eastAsia="Calibri" w:hAnsi="Calibri" w:cs="Times New Roman"/>
+          <w:bCs/>
+          <w:sz w:val="24"/>
+          <w:szCs w:val="24"/>
+        </w:rPr>
+        <w:t>90</w:t>
+      </w:r>
+    </w:p>
+    <w:p>
+      <w:pPr>
+        <w:spacing w:after="0" w:line="240" w:lineRule="auto"/>
+        <w:rPr>
+          <w:rFonts w:ascii="Calibri" w:eastAsia="Calibri" w:hAnsi="Calibri" w:cs="Times New Roman"/>
+          <w:bCs/>
+          <w:sz w:val="24"/>
+          <w:szCs w:val="24"/>
+        </w:rPr>
+      </w:pPr>
+      <w:r>
+        <w:rPr>
+          <w:rFonts w:ascii="Calibri" w:eastAsia="Calibri" w:hAnsi="Calibri" w:cs="Times New Roman"/>
+          <w:bCs/>
+          <w:sz w:val="24"/>
+          <w:szCs w:val="24"/>
+        </w:rPr>
+        <w:t>salt_</w:t>
+      </w:r>
+      <w:proofErr w:type="gramStart"/>
+      <w:r>
+        <w:rPr>
+          <w:rFonts w:ascii="Calibri" w:eastAsia="Calibri" w:hAnsi="Calibri" w:cs="Times New Roman"/>
+          <w:bCs/>
+          <w:sz w:val="24"/>
+          <w:szCs w:val="24"/>
+        </w:rPr>
+        <w:t>rain.f</w:t>
+      </w:r>
+      <w:proofErr w:type="gramEnd"/>
+      <w:r>
+        <w:rPr>
+          <w:rFonts w:ascii="Calibri" w:eastAsia="Calibri" w:hAnsi="Calibri" w:cs="Times New Roman"/>
+          <w:bCs/>
+          <w:sz w:val="24"/>
+          <w:szCs w:val="24"/>
+        </w:rPr>
+        <w:t>90</w:t>
+      </w:r>
+    </w:p>
+    <w:p>
+      <w:pPr>
+        <w:spacing w:after="0" w:line="240" w:lineRule="auto"/>
+        <w:rPr>
+          <w:rFonts w:ascii="Calibri" w:eastAsia="Calibri" w:hAnsi="Calibri" w:cs="Times New Roman"/>
+          <w:bCs/>
+          <w:sz w:val="24"/>
+          <w:szCs w:val="24"/>
+        </w:rPr>
+      </w:pPr>
+      <w:r>
+        <w:rPr>
+          <w:rFonts w:ascii="Calibri" w:eastAsia="Calibri" w:hAnsi="Calibri" w:cs="Times New Roman"/>
+          <w:bCs/>
+          <w:sz w:val="24"/>
+          <w:szCs w:val="24"/>
+        </w:rPr>
+        <w:t>salt_</w:t>
+      </w:r>
+      <w:proofErr w:type="gramStart"/>
+      <w:r>
+        <w:rPr>
+          <w:rFonts w:ascii="Calibri" w:eastAsia="Calibri" w:hAnsi="Calibri" w:cs="Times New Roman"/>
+          <w:bCs/>
+          <w:sz w:val="24"/>
+          <w:szCs w:val="24"/>
+        </w:rPr>
+        <w:t>roadsalt.f</w:t>
+      </w:r>
+      <w:proofErr w:type="gramEnd"/>
+      <w:r>
+        <w:rPr>
+          <w:rFonts w:ascii="Calibri" w:eastAsia="Calibri" w:hAnsi="Calibri" w:cs="Times New Roman"/>
+          <w:bCs/>
+          <w:sz w:val="24"/>
+          <w:szCs w:val="24"/>
+        </w:rPr>
+        <w:t>90</w:t>
+      </w:r>
+    </w:p>
+    <w:p>
+      <w:pPr>
+        <w:spacing w:after="0" w:line="240" w:lineRule="auto"/>
+        <w:rPr>
+          <w:rFonts w:ascii="Calibri" w:eastAsia="Calibri" w:hAnsi="Calibri" w:cs="Times New Roman"/>
+          <w:bCs/>
+          <w:sz w:val="24"/>
+          <w:szCs w:val="24"/>
+        </w:rPr>
+      </w:pPr>
+      <w:r>
+        <w:rPr>
+          <w:rFonts w:ascii="Calibri" w:eastAsia="Calibri" w:hAnsi="Calibri" w:cs="Times New Roman"/>
+          <w:bCs/>
+          <w:sz w:val="24"/>
+          <w:szCs w:val="24"/>
+        </w:rPr>
+        <w:t>salt_roadsalt_</w:t>
+      </w:r>
+      <w:proofErr w:type="gramStart"/>
+      <w:r>
+        <w:rPr>
+          <w:rFonts w:ascii="Calibri" w:eastAsia="Calibri" w:hAnsi="Calibri" w:cs="Times New Roman"/>
+          <w:bCs/>
+          <w:sz w:val="24"/>
+          <w:szCs w:val="24"/>
+        </w:rPr>
+        <w:t>read.f</w:t>
+      </w:r>
+      <w:proofErr w:type="gramEnd"/>
+      <w:r>
+        <w:rPr>
+          <w:rFonts w:ascii="Calibri" w:eastAsia="Calibri" w:hAnsi="Calibri" w:cs="Times New Roman"/>
+          <w:bCs/>
+          <w:sz w:val="24"/>
+          <w:szCs w:val="24"/>
+        </w:rPr>
+        <w:t>90</w:t>
+      </w:r>
+    </w:p>
+    <w:p>
+      <w:pPr>
+        <w:spacing w:after="0" w:line="240" w:lineRule="auto"/>
+        <w:rPr>
+          <w:rFonts w:ascii="Calibri" w:eastAsia="Calibri" w:hAnsi="Calibri" w:cs="Times New Roman"/>
+          <w:bCs/>
+          <w:sz w:val="24"/>
+          <w:szCs w:val="24"/>
+        </w:rPr>
+      </w:pPr>
+      <w:r>
+        <w:rPr>
+          <w:rFonts w:ascii="Calibri" w:eastAsia="Calibri" w:hAnsi="Calibri" w:cs="Times New Roman"/>
+          <w:bCs/>
+          <w:sz w:val="24"/>
+          <w:szCs w:val="24"/>
+        </w:rPr>
+        <w:t>salt_</w:t>
+      </w:r>
+      <w:proofErr w:type="gramStart"/>
+      <w:r>
+        <w:rPr>
+          <w:rFonts w:ascii="Calibri" w:eastAsia="Calibri" w:hAnsi="Calibri" w:cs="Times New Roman"/>
+          <w:bCs/>
+          <w:sz w:val="24"/>
+          <w:szCs w:val="24"/>
+        </w:rPr>
+        <w:t>uptake.f</w:t>
+      </w:r>
+      <w:proofErr w:type="gramEnd"/>
+      <w:r>
+        <w:rPr>
+          <w:rFonts w:ascii="Calibri" w:eastAsia="Calibri" w:hAnsi="Calibri" w:cs="Times New Roman"/>
+          <w:bCs/>
+          <w:sz w:val="24"/>
+          <w:szCs w:val="24"/>
+        </w:rPr>
+        <w:t>90</w:t>
+      </w:r>
+    </w:p>
+    <w:p>
+      <w:pPr>
+        <w:spacing w:after="0" w:line="240" w:lineRule="auto"/>
+        <w:rPr>
+          <w:rFonts w:ascii="Calibri" w:eastAsia="Calibri" w:hAnsi="Calibri" w:cs="Times New Roman"/>
+          <w:bCs/>
+          <w:sz w:val="24"/>
+          <w:szCs w:val="24"/>
+        </w:rPr>
+      </w:pPr>
+      <w:r>
+        <w:rPr>
+          <w:rFonts w:ascii="Calibri" w:eastAsia="Calibri" w:hAnsi="Calibri" w:cs="Times New Roman"/>
+          <w:bCs/>
+          <w:sz w:val="24"/>
+          <w:szCs w:val="24"/>
+        </w:rPr>
+        <w:t>salt_uptake_</w:t>
+      </w:r>
+      <w:proofErr w:type="gramStart"/>
+      <w:r>
+        <w:rPr>
+          <w:rFonts w:ascii="Calibri" w:eastAsia="Calibri" w:hAnsi="Calibri" w:cs="Times New Roman"/>
+          <w:bCs/>
+          <w:sz w:val="24"/>
+          <w:szCs w:val="24"/>
+        </w:rPr>
+        <w:t>read.f</w:t>
+      </w:r>
+      <w:proofErr w:type="gramEnd"/>
+      <w:r>
+        <w:rPr>
+          <w:rFonts w:ascii="Calibri" w:eastAsia="Calibri" w:hAnsi="Calibri" w:cs="Times New Roman"/>
+          <w:bCs/>
+          <w:sz w:val="24"/>
+          <w:szCs w:val="24"/>
+        </w:rPr>
+        <w:t>90</w:t>
+      </w:r>
+    </w:p>
+    <w:p>
+      <w:pPr>
+        <w:spacing w:after="0" w:line="240" w:lineRule="auto"/>
+        <w:rPr>
+          <w:rFonts w:ascii="Calibri" w:eastAsia="Calibri" w:hAnsi="Calibri" w:cs="Times New Roman"/>
+          <w:bCs/>
+          <w:sz w:val="24"/>
+          <w:szCs w:val="24"/>
+        </w:rPr>
+      </w:pPr>
+      <w:r>
+        <w:rPr>
+          <w:rFonts w:ascii="Calibri" w:eastAsia="Calibri" w:hAnsi="Calibri" w:cs="Times New Roman"/>
+          <w:bCs/>
+          <w:sz w:val="24"/>
+          <w:szCs w:val="24"/>
+        </w:rPr>
+        <w:t>salt_urban_</w:t>
+      </w:r>
+      <w:proofErr w:type="gramStart"/>
+      <w:r>
+        <w:rPr>
+          <w:rFonts w:ascii="Calibri" w:eastAsia="Calibri" w:hAnsi="Calibri" w:cs="Times New Roman"/>
+          <w:bCs/>
+          <w:sz w:val="24"/>
+          <w:szCs w:val="24"/>
+        </w:rPr>
+        <w:t>read.f</w:t>
+      </w:r>
+      <w:proofErr w:type="gramEnd"/>
+      <w:r>
+        <w:rPr>
+          <w:rFonts w:ascii="Calibri" w:eastAsia="Calibri" w:hAnsi="Calibri" w:cs="Times New Roman"/>
+          <w:bCs/>
+          <w:sz w:val="24"/>
+          <w:szCs w:val="24"/>
+        </w:rPr>
+        <w:t>90</w:t>
+      </w:r>
+    </w:p>
+    <w:p>
+      <w:pPr>
+        <w:spacing w:after="0" w:line="240" w:lineRule="auto"/>
+        <w:rPr>
+          <w:rFonts w:ascii="Calibri" w:eastAsia="Calibri" w:hAnsi="Calibri" w:cs="Times New Roman"/>
+          <w:bCs/>
+          <w:sz w:val="24"/>
+          <w:szCs w:val="24"/>
+        </w:rPr>
+      </w:pPr>
+      <w:r>
+        <w:rPr>
+          <w:rFonts w:ascii="Calibri" w:eastAsia="Calibri" w:hAnsi="Calibri" w:cs="Times New Roman"/>
+          <w:bCs/>
+          <w:sz w:val="24"/>
+          <w:szCs w:val="24"/>
+        </w:rPr>
+        <w:t>soil_nutcarb_</w:t>
+      </w:r>
+      <w:proofErr w:type="gramStart"/>
+      <w:r>
+        <w:rPr>
+          <w:rFonts w:ascii="Calibri" w:eastAsia="Calibri" w:hAnsi="Calibri" w:cs="Times New Roman"/>
+          <w:bCs/>
+          <w:sz w:val="24"/>
+          <w:szCs w:val="24"/>
+        </w:rPr>
+        <w:t>module.f</w:t>
+      </w:r>
+      <w:proofErr w:type="gramEnd"/>
+      <w:r>
+        <w:rPr>
+          <w:rFonts w:ascii="Calibri" w:eastAsia="Calibri" w:hAnsi="Calibri" w:cs="Times New Roman"/>
+          <w:bCs/>
+          <w:sz w:val="24"/>
+          <w:szCs w:val="24"/>
+        </w:rPr>
+        <w:t>90</w:t>
       </w:r>
     </w:p>
     <w:p>
@@ -12297,87 +14992,227 @@
           <w:szCs w:val="24"/>
         </w:rPr>
         <w:lastRenderedPageBreak/>
-        <w:t>wet_cs.f90</w:t>
-      </w:r>
-    </w:p>
-    <w:p>
-      <w:pPr>
-        <w:spacing w:after="0" w:line="240" w:lineRule="auto"/>
-        <w:rPr>
-          <w:rFonts w:ascii="Calibri" w:eastAsia="Calibri" w:hAnsi="Calibri" w:cs="Times New Roman"/>
-          <w:bCs/>
-          <w:sz w:val="24"/>
-          <w:szCs w:val="24"/>
-        </w:rPr>
-      </w:pPr>
-      <w:r>
-        <w:rPr>
-          <w:rFonts w:ascii="Calibri" w:eastAsia="Calibri" w:hAnsi="Calibri" w:cs="Times New Roman"/>
-          <w:bCs/>
-          <w:sz w:val="24"/>
-          <w:szCs w:val="24"/>
-        </w:rPr>
-        <w:t>wet_cs_output.f90</w:t>
-      </w:r>
-    </w:p>
-    <w:p>
-      <w:pPr>
-        <w:spacing w:after="0" w:line="240" w:lineRule="auto"/>
-        <w:rPr>
-          <w:rFonts w:ascii="Calibri" w:eastAsia="Calibri" w:hAnsi="Calibri" w:cs="Times New Roman"/>
-          <w:bCs/>
-          <w:sz w:val="24"/>
-          <w:szCs w:val="24"/>
-        </w:rPr>
-      </w:pPr>
-      <w:r>
-        <w:rPr>
-          <w:rFonts w:ascii="Calibri" w:eastAsia="Calibri" w:hAnsi="Calibri" w:cs="Times New Roman"/>
-          <w:bCs/>
-          <w:sz w:val="24"/>
-          <w:szCs w:val="24"/>
-        </w:rPr>
-        <w:t>wet_read_salt_cs.f90</w:t>
-      </w:r>
-    </w:p>
-    <w:p>
-      <w:pPr>
-        <w:spacing w:after="0" w:line="240" w:lineRule="auto"/>
-        <w:rPr>
-          <w:rFonts w:ascii="Calibri" w:eastAsia="Calibri" w:hAnsi="Calibri" w:cs="Times New Roman"/>
-          <w:bCs/>
-          <w:sz w:val="24"/>
-          <w:szCs w:val="24"/>
-        </w:rPr>
-      </w:pPr>
-      <w:r>
-        <w:rPr>
-          <w:rFonts w:ascii="Calibri" w:eastAsia="Calibri" w:hAnsi="Calibri" w:cs="Times New Roman"/>
-          <w:bCs/>
-          <w:sz w:val="24"/>
-          <w:szCs w:val="24"/>
-        </w:rPr>
-        <w:t>wet_salt.f90</w:t>
-      </w:r>
-    </w:p>
-    <w:p>
-      <w:pPr>
-        <w:spacing w:after="0" w:line="240" w:lineRule="auto"/>
-        <w:rPr>
-          <w:rFonts w:ascii="Calibri" w:eastAsia="Calibri" w:hAnsi="Calibri" w:cs="Times New Roman"/>
-          <w:bCs/>
-          <w:sz w:val="24"/>
-          <w:szCs w:val="24"/>
-        </w:rPr>
-      </w:pPr>
-      <w:r>
-        <w:rPr>
-          <w:rFonts w:ascii="Calibri" w:eastAsia="Calibri" w:hAnsi="Calibri" w:cs="Times New Roman"/>
-          <w:bCs/>
-          <w:sz w:val="24"/>
-          <w:szCs w:val="24"/>
-        </w:rPr>
-        <w:t>wet_salt_output.f90</w:t>
+        <w:t>soil_plant_init_</w:t>
+      </w:r>
+      <w:proofErr w:type="gramStart"/>
+      <w:r>
+        <w:rPr>
+          <w:rFonts w:ascii="Calibri" w:eastAsia="Calibri" w:hAnsi="Calibri" w:cs="Times New Roman"/>
+          <w:bCs/>
+          <w:sz w:val="24"/>
+          <w:szCs w:val="24"/>
+        </w:rPr>
+        <w:t>cs.f</w:t>
+      </w:r>
+      <w:proofErr w:type="gramEnd"/>
+      <w:r>
+        <w:rPr>
+          <w:rFonts w:ascii="Calibri" w:eastAsia="Calibri" w:hAnsi="Calibri" w:cs="Times New Roman"/>
+          <w:bCs/>
+          <w:sz w:val="24"/>
+          <w:szCs w:val="24"/>
+        </w:rPr>
+        <w:t>90</w:t>
+      </w:r>
+    </w:p>
+    <w:p>
+      <w:pPr>
+        <w:spacing w:after="0" w:line="240" w:lineRule="auto"/>
+        <w:rPr>
+          <w:rFonts w:ascii="Calibri" w:eastAsia="Calibri" w:hAnsi="Calibri" w:cs="Times New Roman"/>
+          <w:bCs/>
+          <w:sz w:val="24"/>
+          <w:szCs w:val="24"/>
+        </w:rPr>
+      </w:pPr>
+      <w:r>
+        <w:rPr>
+          <w:rFonts w:ascii="Calibri" w:eastAsia="Calibri" w:hAnsi="Calibri" w:cs="Times New Roman"/>
+          <w:bCs/>
+          <w:sz w:val="24"/>
+          <w:szCs w:val="24"/>
+        </w:rPr>
+        <w:t>wet_</w:t>
+      </w:r>
+      <w:proofErr w:type="gramStart"/>
+      <w:r>
+        <w:rPr>
+          <w:rFonts w:ascii="Calibri" w:eastAsia="Calibri" w:hAnsi="Calibri" w:cs="Times New Roman"/>
+          <w:bCs/>
+          <w:sz w:val="24"/>
+          <w:szCs w:val="24"/>
+        </w:rPr>
+        <w:t>cs.f</w:t>
+      </w:r>
+      <w:proofErr w:type="gramEnd"/>
+      <w:r>
+        <w:rPr>
+          <w:rFonts w:ascii="Calibri" w:eastAsia="Calibri" w:hAnsi="Calibri" w:cs="Times New Roman"/>
+          <w:bCs/>
+          <w:sz w:val="24"/>
+          <w:szCs w:val="24"/>
+        </w:rPr>
+        <w:t>90</w:t>
+      </w:r>
+    </w:p>
+    <w:p>
+      <w:pPr>
+        <w:spacing w:after="0" w:line="240" w:lineRule="auto"/>
+        <w:rPr>
+          <w:rFonts w:ascii="Calibri" w:eastAsia="Calibri" w:hAnsi="Calibri" w:cs="Times New Roman"/>
+          <w:bCs/>
+          <w:sz w:val="24"/>
+          <w:szCs w:val="24"/>
+        </w:rPr>
+      </w:pPr>
+      <w:r>
+        <w:rPr>
+          <w:rFonts w:ascii="Calibri" w:eastAsia="Calibri" w:hAnsi="Calibri" w:cs="Times New Roman"/>
+          <w:bCs/>
+          <w:sz w:val="24"/>
+          <w:szCs w:val="24"/>
+        </w:rPr>
+        <w:t>wet_cs_</w:t>
+      </w:r>
+      <w:proofErr w:type="gramStart"/>
+      <w:r>
+        <w:rPr>
+          <w:rFonts w:ascii="Calibri" w:eastAsia="Calibri" w:hAnsi="Calibri" w:cs="Times New Roman"/>
+          <w:bCs/>
+          <w:sz w:val="24"/>
+          <w:szCs w:val="24"/>
+        </w:rPr>
+        <w:t>output.f</w:t>
+      </w:r>
+      <w:proofErr w:type="gramEnd"/>
+      <w:r>
+        <w:rPr>
+          <w:rFonts w:ascii="Calibri" w:eastAsia="Calibri" w:hAnsi="Calibri" w:cs="Times New Roman"/>
+          <w:bCs/>
+          <w:sz w:val="24"/>
+          <w:szCs w:val="24"/>
+        </w:rPr>
+        <w:t>90</w:t>
+      </w:r>
+    </w:p>
+    <w:p>
+      <w:pPr>
+        <w:spacing w:after="0" w:line="240" w:lineRule="auto"/>
+        <w:rPr>
+          <w:rFonts w:ascii="Calibri" w:eastAsia="Calibri" w:hAnsi="Calibri" w:cs="Times New Roman"/>
+          <w:bCs/>
+          <w:sz w:val="24"/>
+          <w:szCs w:val="24"/>
+        </w:rPr>
+      </w:pPr>
+      <w:r>
+        <w:rPr>
+          <w:rFonts w:ascii="Calibri" w:eastAsia="Calibri" w:hAnsi="Calibri" w:cs="Times New Roman"/>
+          <w:bCs/>
+          <w:sz w:val="24"/>
+          <w:szCs w:val="24"/>
+        </w:rPr>
+        <w:t>wet_read_salt_</w:t>
+      </w:r>
+      <w:proofErr w:type="gramStart"/>
+      <w:r>
+        <w:rPr>
+          <w:rFonts w:ascii="Calibri" w:eastAsia="Calibri" w:hAnsi="Calibri" w:cs="Times New Roman"/>
+          <w:bCs/>
+          <w:sz w:val="24"/>
+          <w:szCs w:val="24"/>
+        </w:rPr>
+        <w:t>cs.f</w:t>
+      </w:r>
+      <w:proofErr w:type="gramEnd"/>
+      <w:r>
+        <w:rPr>
+          <w:rFonts w:ascii="Calibri" w:eastAsia="Calibri" w:hAnsi="Calibri" w:cs="Times New Roman"/>
+          <w:bCs/>
+          <w:sz w:val="24"/>
+          <w:szCs w:val="24"/>
+        </w:rPr>
+        <w:t>90</w:t>
+      </w:r>
+    </w:p>
+    <w:p>
+      <w:pPr>
+        <w:spacing w:after="0" w:line="240" w:lineRule="auto"/>
+        <w:rPr>
+          <w:rFonts w:ascii="Calibri" w:eastAsia="Calibri" w:hAnsi="Calibri" w:cs="Times New Roman"/>
+          <w:bCs/>
+          <w:sz w:val="24"/>
+          <w:szCs w:val="24"/>
+        </w:rPr>
+      </w:pPr>
+      <w:r>
+        <w:rPr>
+          <w:rFonts w:ascii="Calibri" w:eastAsia="Calibri" w:hAnsi="Calibri" w:cs="Times New Roman"/>
+          <w:bCs/>
+          <w:sz w:val="24"/>
+          <w:szCs w:val="24"/>
+        </w:rPr>
+        <w:t>wet_</w:t>
+      </w:r>
+      <w:proofErr w:type="gramStart"/>
+      <w:r>
+        <w:rPr>
+          <w:rFonts w:ascii="Calibri" w:eastAsia="Calibri" w:hAnsi="Calibri" w:cs="Times New Roman"/>
+          <w:bCs/>
+          <w:sz w:val="24"/>
+          <w:szCs w:val="24"/>
+        </w:rPr>
+        <w:t>salt.f</w:t>
+      </w:r>
+      <w:proofErr w:type="gramEnd"/>
+      <w:r>
+        <w:rPr>
+          <w:rFonts w:ascii="Calibri" w:eastAsia="Calibri" w:hAnsi="Calibri" w:cs="Times New Roman"/>
+          <w:bCs/>
+          <w:sz w:val="24"/>
+          <w:szCs w:val="24"/>
+        </w:rPr>
+        <w:t>90</w:t>
+      </w:r>
+    </w:p>
+    <w:p>
+      <w:pPr>
+        <w:spacing w:after="0" w:line="240" w:lineRule="auto"/>
+        <w:rPr>
+          <w:rFonts w:ascii="Calibri" w:eastAsia="Calibri" w:hAnsi="Calibri" w:cs="Times New Roman"/>
+          <w:bCs/>
+          <w:sz w:val="24"/>
+          <w:szCs w:val="24"/>
+        </w:rPr>
+      </w:pPr>
+      <w:r>
+        <w:rPr>
+          <w:rFonts w:ascii="Calibri" w:eastAsia="Calibri" w:hAnsi="Calibri" w:cs="Times New Roman"/>
+          <w:bCs/>
+          <w:sz w:val="24"/>
+          <w:szCs w:val="24"/>
+        </w:rPr>
+        <w:t>wet_salt_</w:t>
+      </w:r>
+      <w:proofErr w:type="gramStart"/>
+      <w:r>
+        <w:rPr>
+          <w:rFonts w:ascii="Calibri" w:eastAsia="Calibri" w:hAnsi="Calibri" w:cs="Times New Roman"/>
+          <w:bCs/>
+          <w:sz w:val="24"/>
+          <w:szCs w:val="24"/>
+        </w:rPr>
+        <w:t>output.f</w:t>
+      </w:r>
+      <w:proofErr w:type="gramEnd"/>
+      <w:r>
+        <w:rPr>
+          <w:rFonts w:ascii="Calibri" w:eastAsia="Calibri" w:hAnsi="Calibri" w:cs="Times New Roman"/>
+          <w:bCs/>
+          <w:sz w:val="24"/>
+          <w:szCs w:val="24"/>
+        </w:rPr>
+        <w:t>90</w:t>
       </w:r>
     </w:p>
     <w:sectPr>
